--- a/Documentation/Reports and Papers/Isometric_Force_Test/Review_round_1/Response_to_reviewers.docx
+++ b/Documentation/Reports and Papers/Isometric_Force_Test/Review_round_1/Response_to_reviewers.docx
@@ -5,165 +5,74 @@
     <w:p>
       <w:pPr>
         <w:rPr>
-          <w:ins w:id="0" w:author="Ben Bolen" w:date="2026-04-09T10:33:00Z" w16du:dateUtc="2026-04-09T17:33:00Z"/>
           <w:b/>
           <w:bCs/>
           <w:u w:val="single"/>
         </w:rPr>
       </w:pPr>
-      <w:ins w:id="1" w:author="Ben Bolen" w:date="2026-04-09T10:33:00Z" w16du:dateUtc="2026-04-09T17:33:00Z">
-        <w:r>
-          <w:rPr>
-            <w:b/>
-            <w:bCs/>
-            <w:u w:val="single"/>
-          </w:rPr>
-          <w:t>Introduction</w:t>
-        </w:r>
-      </w:ins>
-    </w:p>
-    <w:p>
-      <w:pPr>
-        <w:rPr>
-          <w:ins w:id="2" w:author="Ben Bolen" w:date="2026-04-09T10:33:00Z" w16du:dateUtc="2026-04-09T17:33:00Z"/>
-        </w:rPr>
-      </w:pPr>
-      <w:ins w:id="3" w:author="Ben Bolen" w:date="2026-04-09T10:33:00Z" w16du:dateUtc="2026-04-09T17:33:00Z">
-        <w:r>
-          <w:tab/>
-          <w:t>Dear reviewers,</w:t>
-        </w:r>
-      </w:ins>
-    </w:p>
-    <w:p>
-      <w:pPr>
-        <w:rPr>
-          <w:ins w:id="4" w:author="Ben Bolen" w:date="2026-04-09T10:32:00Z" w16du:dateUtc="2026-04-09T17:32:00Z"/>
-          <w:rPrChange w:id="5" w:author="Ben Bolen" w:date="2026-04-09T10:33:00Z" w16du:dateUtc="2026-04-09T17:33:00Z">
-            <w:rPr>
-              <w:ins w:id="6" w:author="Ben Bolen" w:date="2026-04-09T10:32:00Z" w16du:dateUtc="2026-04-09T17:32:00Z"/>
-              <w:b/>
-              <w:bCs/>
-              <w:u w:val="single"/>
-            </w:rPr>
-          </w:rPrChange>
-        </w:rPr>
-      </w:pPr>
-      <w:ins w:id="7" w:author="Ben Bolen" w:date="2026-04-09T10:33:00Z" w16du:dateUtc="2026-04-09T17:33:00Z">
-        <w:r>
-          <w:t xml:space="preserve">Thank you both for taking the time to review our manuscript and </w:t>
-        </w:r>
-      </w:ins>
-      <w:ins w:id="8" w:author="Ben Bolen" w:date="2026-04-09T10:35:00Z" w16du:dateUtc="2026-04-09T17:35:00Z">
-        <w:r>
-          <w:t xml:space="preserve">to give </w:t>
-        </w:r>
-      </w:ins>
-      <w:ins w:id="9" w:author="Ben Bolen" w:date="2026-04-09T10:36:00Z" w16du:dateUtc="2026-04-09T17:36:00Z">
-        <w:r>
-          <w:t>valuable</w:t>
-        </w:r>
-      </w:ins>
-      <w:ins w:id="10" w:author="Ben Bolen" w:date="2026-04-09T10:35:00Z" w16du:dateUtc="2026-04-09T17:35:00Z">
-        <w:r>
-          <w:t xml:space="preserve"> feedback on how we could improve </w:t>
-        </w:r>
-      </w:ins>
-      <w:ins w:id="11" w:author="Ben Bolen" w:date="2026-04-09T10:36:00Z" w16du:dateUtc="2026-04-09T17:36:00Z">
-        <w:r>
-          <w:t xml:space="preserve">it. Please see the corresponding sections below for a </w:t>
-        </w:r>
-      </w:ins>
-      <w:ins w:id="12" w:author="Ben Bolen" w:date="2026-04-09T10:37:00Z" w16du:dateUtc="2026-04-09T17:37:00Z">
-        <w:r>
-          <w:t xml:space="preserve">detailed response </w:t>
-        </w:r>
-      </w:ins>
-      <w:ins w:id="13" w:author="Ben Bolen" w:date="2026-04-09T10:38:00Z" w16du:dateUtc="2026-04-09T17:38:00Z">
-        <w:r>
-          <w:t>to</w:t>
-        </w:r>
-      </w:ins>
-      <w:ins w:id="14" w:author="Ben Bolen" w:date="2026-04-09T10:37:00Z" w16du:dateUtc="2026-04-09T17:37:00Z">
-        <w:r>
-          <w:t xml:space="preserve"> each of your points</w:t>
-        </w:r>
-      </w:ins>
-      <w:ins w:id="15" w:author="Ben Bolen" w:date="2026-04-09T10:38:00Z" w16du:dateUtc="2026-04-09T17:38:00Z">
-        <w:r>
-          <w:t>. Overall, we have improved Figures 2 through 4 for readability</w:t>
-        </w:r>
-      </w:ins>
-      <w:ins w:id="16" w:author="Ben Bolen" w:date="2026-04-09T10:39:00Z" w16du:dateUtc="2026-04-09T17:39:00Z">
-        <w:r>
-          <w:t xml:space="preserve">. Additionally, the Discussion section has been enlarged </w:t>
-        </w:r>
-      </w:ins>
-      <w:ins w:id="17" w:author="Ben Bolen" w:date="2026-04-09T10:43:00Z" w16du:dateUtc="2026-04-09T17:43:00Z">
-        <w:r>
-          <w:t xml:space="preserve">and </w:t>
-        </w:r>
-      </w:ins>
-      <w:ins w:id="18" w:author="Ben Bolen" w:date="2026-04-09T10:44:00Z" w16du:dateUtc="2026-04-09T17:44:00Z">
-        <w:r>
-          <w:t xml:space="preserve">divided into subsections  focused on: effects of resting length, nondimensionalization, </w:t>
-        </w:r>
-      </w:ins>
-      <w:ins w:id="19" w:author="Ben Bolen" w:date="2026-04-09T10:45:00Z" w16du:dateUtc="2026-04-09T17:45:00Z">
-        <w:r>
-          <w:t xml:space="preserve">comparison with other published BPA models, implications for real-time control and simulation, and </w:t>
-        </w:r>
-      </w:ins>
-      <w:ins w:id="20" w:author="Ben Bolen" w:date="2026-04-09T10:46:00Z" w16du:dateUtc="2026-04-09T17:46:00Z">
-        <w:r>
-          <w:t xml:space="preserve">a discussion about </w:t>
-        </w:r>
-      </w:ins>
-      <w:ins w:id="21" w:author="Ben Bolen" w:date="2026-04-09T10:47:00Z" w16du:dateUtc="2026-04-09T17:47:00Z">
-        <w:r>
-          <w:t xml:space="preserve">the analogy of </w:t>
-        </w:r>
-      </w:ins>
-      <w:ins w:id="22" w:author="Ben Bolen" w:date="2026-04-09T10:46:00Z" w16du:dateUtc="2026-04-09T17:46:00Z">
-        <w:r>
-          <w:t xml:space="preserve">BPA artificial muscle </w:t>
-        </w:r>
-      </w:ins>
-      <w:ins w:id="23" w:author="Ben Bolen" w:date="2026-04-09T10:45:00Z" w16du:dateUtc="2026-04-09T17:45:00Z">
-        <w:r>
-          <w:t xml:space="preserve"> </w:t>
-        </w:r>
-      </w:ins>
-      <w:ins w:id="24" w:author="Ben Bolen" w:date="2026-04-09T10:47:00Z" w16du:dateUtc="2026-04-09T17:47:00Z">
-        <w:r>
-          <w:t>compared to actual biological muscle.</w:t>
-        </w:r>
-      </w:ins>
-    </w:p>
-    <w:p>
-      <w:pPr>
-        <w:rPr>
-          <w:ins w:id="25" w:author="Ben Bolen" w:date="2026-04-09T10:32:00Z" w16du:dateUtc="2026-04-09T17:32:00Z"/>
+      <w:r>
+        <w:rPr>
           <w:b/>
           <w:bCs/>
           <w:u w:val="single"/>
         </w:rPr>
-      </w:pPr>
-    </w:p>
-    <w:p>
-      <w:pPr>
-        <w:rPr>
-          <w:ins w:id="26" w:author="Ben Bolen" w:date="2026-04-09T10:32:00Z" w16du:dateUtc="2026-04-09T17:32:00Z"/>
+        <w:t>Introduction</w:t>
+      </w:r>
+    </w:p>
+    <w:p>
+      <w:r>
+        <w:tab/>
+        <w:t>Dear reviewers,</w:t>
+      </w:r>
+    </w:p>
+    <w:p>
+      <w:pPr>
+        <w:rPr>
           <w:b/>
           <w:bCs/>
           <w:u w:val="single"/>
         </w:rPr>
       </w:pPr>
-    </w:p>
-    <w:p>
-      <w:pPr>
-        <w:rPr>
-          <w:ins w:id="27" w:author="Ben Bolen" w:date="2026-04-09T10:32:00Z" w16du:dateUtc="2026-04-09T17:32:00Z"/>
+      <w:r>
+        <w:t>Thank you both for taking the time to review our manuscript and to give valuable feedback on how we c</w:t>
+      </w:r>
+      <w:r>
+        <w:t>an</w:t>
+      </w:r>
+      <w:r>
+        <w:t xml:space="preserve"> improve it. Please see the corresponding sections below for a detailed response to each of your points. Overall, we have improved Figures 2 through 4 for readability. Additionally, the Discussion section has been enlarged </w:t>
+      </w:r>
+      <w:r>
+        <w:t>and divided into subsections  focused on: effects of resting length, nondimensionalization, comparison with other published BPA models, implications for real-time control and simulation, and a discussion about the analogy of BPA artificial muscle  compared to actual biological muscle.</w:t>
+      </w:r>
+      <w:r>
+        <w:t xml:space="preserve"> </w:t>
+      </w:r>
+      <w:r>
+        <w:t>R</w:t>
+      </w:r>
+      <w:r>
+        <w:t>eviewer comments are listed item-by-item</w:t>
+      </w:r>
+      <w:r>
+        <w:t xml:space="preserve">, below, </w:t>
+      </w:r>
+      <w:r>
+        <w:t>and our responses are on</w:t>
+      </w:r>
+      <w:r>
+        <w:t xml:space="preserve"> the proceeding</w:t>
+      </w:r>
+      <w:r>
+        <w:t xml:space="preserve"> indented lines</w:t>
+      </w:r>
+      <w:r>
+        <w:t>.</w:t>
+      </w:r>
+    </w:p>
+    <w:p>
+      <w:pPr>
+        <w:rPr>
           <w:b/>
           <w:bCs/>
           <w:u w:val="single"/>
@@ -251,24 +160,15 @@
       <w:r>
         <w:t xml:space="preserve">The </w:t>
       </w:r>
-      <w:ins w:id="28" w:author="Alexander Hunt" w:date="2026-04-07T08:44:00Z" w16du:dateUtc="2026-04-07T15:44:00Z">
-        <w:r>
-          <w:t xml:space="preserve">text </w:t>
-        </w:r>
-      </w:ins>
+      <w:r>
+        <w:t xml:space="preserve">text </w:t>
+      </w:r>
       <w:r>
         <w:t xml:space="preserve">size of Figures 2 through 4 </w:t>
       </w:r>
-      <w:del w:id="29" w:author="Alexander Hunt" w:date="2026-04-07T08:44:00Z" w16du:dateUtc="2026-04-07T15:44:00Z">
-        <w:r>
-          <w:delText>have</w:delText>
-        </w:r>
-      </w:del>
-      <w:ins w:id="30" w:author="Alexander Hunt" w:date="2026-04-07T08:44:00Z" w16du:dateUtc="2026-04-07T15:44:00Z">
-        <w:r>
-          <w:t>has</w:t>
-        </w:r>
-      </w:ins>
+      <w:r>
+        <w:t>has</w:t>
+      </w:r>
       <w:r>
         <w:t xml:space="preserve"> been increased.</w:t>
       </w:r>
@@ -303,21 +203,25 @@
         <w:ind w:left="1440"/>
       </w:pPr>
       <w:r>
-        <w:t xml:space="preserve">We’ve used package siunitx with the standard </w:t>
-      </w:r>
-      <w:ins w:id="31" w:author="Ben Bolen" w:date="2026-04-09T10:47:00Z" w16du:dateUtc="2026-04-09T17:47:00Z">
-        <w:r>
-          <w:t>“</w:t>
-        </w:r>
-      </w:ins>
+        <w:t xml:space="preserve">We’ve used package </w:t>
+      </w:r>
+      <w:proofErr w:type="spellStart"/>
+      <w:r>
+        <w:t>siunitx</w:t>
+      </w:r>
+      <w:proofErr w:type="spellEnd"/>
+      <w:r>
+        <w:t xml:space="preserve"> with the standard </w:t>
+      </w:r>
+      <w:r>
+        <w:t>“</w:t>
+      </w:r>
       <w:r>
         <w:t>/,</w:t>
       </w:r>
-      <w:ins w:id="32" w:author="Ben Bolen" w:date="2026-04-09T10:48:00Z" w16du:dateUtc="2026-04-09T17:48:00Z">
-        <w:r>
-          <w:t>”</w:t>
-        </w:r>
-      </w:ins>
+      <w:r>
+        <w:t>”</w:t>
+      </w:r>
       <w:r>
         <w:t xml:space="preserve"> space. We checked </w:t>
       </w:r>
@@ -330,11 +234,6 @@
       <w:r>
         <w:t xml:space="preserve">can change the default options to a larger space, </w:t>
       </w:r>
-      <w:del w:id="33" w:author="Alexander Hunt" w:date="2026-04-07T08:45:00Z" w16du:dateUtc="2026-04-07T15:45:00Z">
-        <w:r>
-          <w:delText xml:space="preserve">it </w:delText>
-        </w:r>
-      </w:del>
       <w:r>
         <w:t>if needed</w:t>
       </w:r>
@@ -378,56 +277,20 @@
         <w:t xml:space="preserve">The </w:t>
       </w:r>
       <w:r>
-        <w:t xml:space="preserve">last </w:t>
-      </w:r>
-      <w:del w:id="34" w:author="Ben Bolen" w:date="2026-04-09T10:48:00Z" w16du:dateUtc="2026-04-09T17:48:00Z">
-        <w:r>
-          <w:delText xml:space="preserve">two </w:delText>
-        </w:r>
-      </w:del>
-      <w:r>
-        <w:t>paragraph</w:t>
-      </w:r>
-      <w:del w:id="35" w:author="Ben Bolen" w:date="2026-04-09T10:48:00Z" w16du:dateUtc="2026-04-09T17:48:00Z">
-        <w:r>
-          <w:delText>s</w:delText>
-        </w:r>
-      </w:del>
-      <w:r>
-        <w:t xml:space="preserve"> </w:t>
-      </w:r>
-      <w:del w:id="36" w:author="Ben Bolen" w:date="2026-04-09T10:48:00Z" w16du:dateUtc="2026-04-09T17:48:00Z">
-        <w:r>
-          <w:delText xml:space="preserve">have </w:delText>
-        </w:r>
-      </w:del>
-      <w:ins w:id="37" w:author="Ben Bolen" w:date="2026-04-09T10:48:00Z" w16du:dateUtc="2026-04-09T17:48:00Z">
-        <w:r>
-          <w:t>h</w:t>
-        </w:r>
-        <w:r>
-          <w:t xml:space="preserve">as </w:t>
-        </w:r>
-      </w:ins>
+        <w:t xml:space="preserve">last paragraph </w:t>
+      </w:r>
+      <w:r>
+        <w:t xml:space="preserve">has </w:t>
+      </w:r>
       <w:r>
         <w:t xml:space="preserve">now </w:t>
       </w:r>
       <w:r>
         <w:t xml:space="preserve">been organized </w:t>
       </w:r>
-      <w:del w:id="38" w:author="Ben Bolen" w:date="2026-04-09T10:48:00Z" w16du:dateUtc="2026-04-09T17:48:00Z">
-        <w:r>
-          <w:delText xml:space="preserve">under </w:delText>
-        </w:r>
-      </w:del>
-      <w:ins w:id="39" w:author="Ben Bolen" w:date="2026-04-09T10:48:00Z" w16du:dateUtc="2026-04-09T17:48:00Z">
-        <w:r>
-          <w:t>as</w:t>
-        </w:r>
-        <w:r>
-          <w:t xml:space="preserve"> </w:t>
-        </w:r>
-      </w:ins>
+      <w:r>
+        <w:t xml:space="preserve">as </w:t>
+      </w:r>
       <w:r>
         <w:t>a Conclusion section.</w:t>
       </w:r>
@@ -461,73 +324,30 @@
         <w:pStyle w:val="ListParagraph"/>
         <w:ind w:left="1440"/>
       </w:pPr>
-      <w:commentRangeStart w:id="40"/>
-      <w:commentRangeStart w:id="41"/>
-      <w:r>
-        <w:t>T</w:t>
-      </w:r>
-      <w:r>
-        <w:t>his work applies to the 10 and 20 mm</w:t>
-      </w:r>
-      <w:r>
-        <w:t xml:space="preserve"> diameter muscles</w:t>
-      </w:r>
-      <w:r>
-        <w:t xml:space="preserve">, which are the most common. </w:t>
-      </w:r>
-      <w:r>
-        <w:t>We a</w:t>
-      </w:r>
-      <w:r>
-        <w:t>nticipate that these equations can b</w:t>
-      </w:r>
-      <w:r>
-        <w:t>e</w:t>
-      </w:r>
-      <w:r>
-        <w:t xml:space="preserve"> used</w:t>
-      </w:r>
-      <w:r>
-        <w:t xml:space="preserve"> with different coefficients</w:t>
-      </w:r>
-      <w:r>
-        <w:t xml:space="preserve"> for the other sizes (5mm and 40 mm), but data would need to be collected</w:t>
-      </w:r>
-      <w:r>
-        <w:t>, and we are not set up to collect that data</w:t>
-      </w:r>
-      <w:r>
-        <w:t xml:space="preserve">. </w:t>
-      </w:r>
-      <w:r>
-        <w:t>We believe that because this provides detailed information on the most common diameter muscles used in the field of robotics, this paper contributes meaningfully to scientific knowledge without the inclusion of data and a fit for the 5 mm and 40 mm muscles and that such findings could be left to future research and publications</w:t>
-      </w:r>
-      <w:del w:id="42" w:author="Alexander Hunt" w:date="2026-04-07T08:46:00Z" w16du:dateUtc="2026-04-07T15:46:00Z">
-        <w:r>
-          <w:delText xml:space="preserve"> if someone else were to find that information valuable</w:delText>
-        </w:r>
-      </w:del>
-      <w:r>
-        <w:t>.</w:t>
-      </w:r>
-      <w:commentRangeEnd w:id="40"/>
-      <w:r>
-        <w:rPr>
-          <w:rStyle w:val="CommentReference"/>
-          <w:sz w:val="24"/>
-          <w:szCs w:val="24"/>
-        </w:rPr>
-        <w:commentReference w:id="40"/>
-      </w:r>
-      <w:commentRangeEnd w:id="41"/>
-      <w:r>
-        <w:rPr>
-          <w:rStyle w:val="CommentReference"/>
-          <w:sz w:val="24"/>
-          <w:szCs w:val="24"/>
-        </w:rPr>
-        <w:commentReference w:id="41"/>
-      </w:r>
+      <w:r>
+        <w:t xml:space="preserve">We have added a Future Work subsection to Discussion to address the concerns raised by your points 5, 6, and 8. </w:t>
+      </w:r>
+      <w:r>
+        <w:t xml:space="preserve"> The </w:t>
+      </w:r>
+      <w:r>
+        <w:t>first paragraph of the future work sections reads:</w:t>
+      </w:r>
+    </w:p>
+    <w:p>
+      <w:pPr>
+        <w:pStyle w:val="ListParagraph"/>
+        <w:ind w:left="1440"/>
+      </w:pPr>
+      <w:r>
+        <w:t xml:space="preserve">This work applies to the 10 and 20 mm diameter muscles, which are the most common. We anticipate that these equations can be used with different coefficients for the other sizes (5mm and 40 mm), but data would need to be collected, and we are not set up to collect that data. We believe that because this provides detailed information on the most common diameter muscles used in the field of robotics, this paper contributes meaningfully to scientific knowledge without the inclusion of data and a fit for the 5 mm and 40 mm muscles and that such findings could be left to future research and publications. </w:t>
+      </w:r>
+    </w:p>
+    <w:p>
+      <w:pPr>
+        <w:pStyle w:val="ListParagraph"/>
+        <w:ind w:left="1440"/>
+      </w:pPr>
     </w:p>
     <w:p>
       <w:pPr>
@@ -607,21 +427,31 @@
         <w:t xml:space="preserve"> have </w:t>
       </w:r>
       <w:r>
-        <w:t>equipment to perform this test, as it would require a unique tensile test system. The work that we have presented provides detailed information for active control of the artificial muscles, while the stiffness at zero pressure could only be found if the actuator is acted on by an outside force.</w:t>
-      </w:r>
-      <w:r>
-        <w:t xml:space="preserve"> </w:t>
-      </w:r>
-      <w:r>
-        <w:t xml:space="preserve">We believe that since our work focuses on active control situations, </w:t>
-      </w:r>
-      <w:del w:id="43" w:author="Alexander Hunt" w:date="2026-04-07T08:48:00Z" w16du:dateUtc="2026-04-07T15:48:00Z">
-        <w:r>
-          <w:delText xml:space="preserve">which are much more common, </w:delText>
-        </w:r>
-      </w:del>
-      <w:r>
-        <w:t>it contributes meaningfully to scientific knowledge without the inclusion of passive stretch data at zero pressure.</w:t>
+        <w:t>equipment to perform this test, as it would require a unique tensile test system.</w:t>
+      </w:r>
+      <w:r>
+        <w:t xml:space="preserve"> The following has been added to the Future Work subsection:</w:t>
+      </w:r>
+    </w:p>
+    <w:p>
+      <w:pPr>
+        <w:pStyle w:val="ListParagraph"/>
+        <w:ind w:left="1440"/>
+      </w:pPr>
+    </w:p>
+    <w:p>
+      <w:pPr>
+        <w:pStyle w:val="ListParagraph"/>
+        <w:ind w:left="1440"/>
+      </w:pPr>
+      <w:r>
+        <w:t xml:space="preserve"> The work that we have presented provides detailed information for active control of the artificial muscles, while the stiffness at zero pressure could only be found if the actuator is acted on by an outside force.</w:t>
+      </w:r>
+      <w:r>
+        <w:t xml:space="preserve"> </w:t>
+      </w:r>
+      <w:r>
+        <w:t>We believe that since our work focuses on active control situations, it contributes meaningfully to scientific knowledge without the inclusion of passive stretch data at zero pressure.</w:t>
       </w:r>
     </w:p>
     <w:p>
@@ -652,373 +482,106 @@
       <w:pPr>
         <w:pStyle w:val="ListParagraph"/>
         <w:ind w:left="1440"/>
-        <w:rPr>
-          <w:ins w:id="44" w:author="Alexander Hunt" w:date="2026-04-07T08:52:00Z" w16du:dateUtc="2026-04-07T15:52:00Z"/>
-        </w:rPr>
-      </w:pPr>
-      <w:ins w:id="45" w:author="Alexander Hunt" w:date="2026-04-07T08:51:00Z" w16du:dateUtc="2026-04-07T15:51:00Z">
-        <w:r>
-          <w:t>We have indeed seen some variation in data that we attribute to manufac</w:t>
-        </w:r>
-      </w:ins>
-      <w:ins w:id="46" w:author="Alexander Hunt" w:date="2026-04-07T08:52:00Z" w16du:dateUtc="2026-04-07T15:52:00Z">
-        <w:r>
-          <w:t>turing variations</w:t>
-        </w:r>
-      </w:ins>
-      <w:ins w:id="47" w:author="Alexander Hunt" w:date="2026-04-07T09:02:00Z" w16du:dateUtc="2026-04-07T16:02:00Z">
-        <w:r>
-          <w:t xml:space="preserve">, this is mentioned some in the </w:t>
-        </w:r>
-      </w:ins>
-      <w:ins w:id="48" w:author="Alexander Hunt" w:date="2026-04-07T09:03:00Z" w16du:dateUtc="2026-04-07T16:03:00Z">
-        <w:r>
-          <w:t>discussion but</w:t>
-        </w:r>
-      </w:ins>
-      <w:ins w:id="49" w:author="Alexander Hunt" w:date="2026-04-07T09:02:00Z" w16du:dateUtc="2026-04-07T16:02:00Z">
-        <w:r>
-          <w:t xml:space="preserve"> </w:t>
-        </w:r>
-      </w:ins>
-      <w:ins w:id="50" w:author="Alexander Hunt" w:date="2026-04-07T09:03:00Z" w16du:dateUtc="2026-04-07T16:03:00Z">
-        <w:r>
-          <w:t xml:space="preserve">was </w:t>
-        </w:r>
-      </w:ins>
-      <w:ins w:id="51" w:author="Alexander Hunt" w:date="2026-04-07T09:02:00Z" w16du:dateUtc="2026-04-07T16:02:00Z">
-        <w:r>
-          <w:t>not expanded upon</w:t>
-        </w:r>
-      </w:ins>
-      <w:ins w:id="52" w:author="Alexander Hunt" w:date="2026-04-07T08:52:00Z" w16du:dateUtc="2026-04-07T15:52:00Z">
-        <w:r>
-          <w:t xml:space="preserve">. We have added </w:t>
-        </w:r>
-      </w:ins>
-      <w:ins w:id="53" w:author="Alexander Hunt" w:date="2026-04-07T08:59:00Z" w16du:dateUtc="2026-04-07T15:59:00Z">
-        <w:r>
-          <w:t xml:space="preserve">to the </w:t>
-        </w:r>
-      </w:ins>
-      <w:ins w:id="54" w:author="Alexander Hunt" w:date="2026-04-07T08:52:00Z" w16du:dateUtc="2026-04-07T15:52:00Z">
-        <w:r>
-          <w:t>discussion paragraph about this subject</w:t>
-        </w:r>
-      </w:ins>
-      <w:ins w:id="55" w:author="Alexander Hunt" w:date="2026-04-07T09:03:00Z" w16du:dateUtc="2026-04-07T16:03:00Z">
-        <w:r>
-          <w:t xml:space="preserve"> and it now</w:t>
-        </w:r>
-      </w:ins>
-      <w:ins w:id="56" w:author="Alexander Hunt" w:date="2026-04-07T08:52:00Z" w16du:dateUtc="2026-04-07T15:52:00Z">
-        <w:r>
-          <w:t xml:space="preserve"> reads as follows:</w:t>
-        </w:r>
-      </w:ins>
-    </w:p>
-    <w:p>
-      <w:pPr>
-        <w:pStyle w:val="ListParagraph"/>
-        <w:ind w:left="1440"/>
-        <w:rPr>
-          <w:ins w:id="57" w:author="Alexander Hunt" w:date="2026-04-07T09:03:00Z" w16du:dateUtc="2026-04-07T16:03:00Z"/>
-        </w:rPr>
+      </w:pPr>
+      <w:r>
+        <w:t>We have indeed seen some variation in data that we attribute to manufacturing variations</w:t>
+      </w:r>
+      <w:r>
+        <w:t>, this is mentioned some in the discussion but was not expanded upon</w:t>
+      </w:r>
+      <w:r>
+        <w:t xml:space="preserve">. We have added </w:t>
+      </w:r>
+      <w:r>
+        <w:t xml:space="preserve">to the </w:t>
+      </w:r>
+      <w:r>
+        <w:t>discussion paragraph about this subject</w:t>
+      </w:r>
+      <w:r>
+        <w:t xml:space="preserve"> and it now</w:t>
+      </w:r>
+      <w:r>
+        <w:t xml:space="preserve"> reads as follows:</w:t>
+      </w:r>
+    </w:p>
+    <w:p>
+      <w:pPr>
+        <w:pStyle w:val="ListParagraph"/>
+        <w:ind w:left="1440"/>
       </w:pPr>
     </w:p>
     <w:p>
       <w:pPr>
         <w:pStyle w:val="ListParagraph"/>
         <w:ind w:left="1440" w:firstLine="720"/>
-        <w:rPr>
-          <w:ins w:id="58" w:author="Ben Bolen" w:date="2026-04-09T11:10:00Z" w16du:dateUtc="2026-04-09T18:10:00Z"/>
-        </w:rPr>
-        <w:pPrChange w:id="59" w:author="Ben Bolen" w:date="2026-04-09T11:32:00Z" w16du:dateUtc="2026-04-09T18:32:00Z">
-          <w:pPr>
-            <w:pStyle w:val="ListParagraph"/>
-            <w:ind w:left="1440"/>
-          </w:pPr>
-        </w:pPrChange>
-      </w:pPr>
-      <w:ins w:id="60" w:author="Ben Bolen" w:date="2026-04-09T11:10:00Z" w16du:dateUtc="2026-04-09T18:10:00Z">
-        <w:r>
-          <w:t>Additionally, manufacturing variations seem to play an important factor in the behavior of these actuators. It remains to be seen how ϵ</w:t>
-        </w:r>
-        <w:r>
-          <w:rPr>
-            <w:vertAlign w:val="subscript"/>
-            <w:rPrChange w:id="61" w:author="Ben Bolen" w:date="2026-04-09T15:53:00Z" w16du:dateUtc="2026-04-09T22:53:00Z">
-              <w:rPr/>
-            </w:rPrChange>
-          </w:rPr>
-          <w:t>620</w:t>
-        </w:r>
-        <w:r>
-          <w:t xml:space="preserve"> can be known a priori. We still suspect</w:t>
-        </w:r>
-        <w:r>
-          <w:t xml:space="preserve"> </w:t>
-        </w:r>
-        <w:r>
-          <w:t>that it is a function of lrest, but it might also be a function of other factors such as product</w:t>
-        </w:r>
-      </w:ins>
-      <w:ins w:id="62" w:author="Ben Bolen" w:date="2026-04-09T11:11:00Z" w16du:dateUtc="2026-04-09T18:11:00Z">
-        <w:r>
-          <w:t xml:space="preserve"> </w:t>
-        </w:r>
-      </w:ins>
-      <w:ins w:id="63" w:author="Ben Bolen" w:date="2026-04-09T11:10:00Z" w16du:dateUtc="2026-04-09T18:10:00Z">
-        <w:r>
-          <w:t>batch number or UV light exposure</w:t>
-        </w:r>
-      </w:ins>
-      <w:ins w:id="64" w:author="Ben Bolen" w:date="2026-04-09T12:06:00Z" w16du:dateUtc="2026-04-09T19:06:00Z">
-        <w:r>
-          <w:t xml:space="preserve"> </w:t>
-        </w:r>
-        <w:r>
-          <w:t>[ 19 ](p. 15); [21 ](p. 6); [22, p. 13](p. 13)</w:t>
-        </w:r>
-      </w:ins>
-      <w:ins w:id="65" w:author="Ben Bolen" w:date="2026-04-09T11:10:00Z" w16du:dateUtc="2026-04-09T18:10:00Z">
-        <w:r>
-          <w:t>. We found there to be larger variations in the 10 mm</w:t>
-        </w:r>
-      </w:ins>
-      <w:ins w:id="66" w:author="Ben Bolen" w:date="2026-04-09T11:11:00Z" w16du:dateUtc="2026-04-09T18:11:00Z">
-        <w:r>
-          <w:t xml:space="preserve"> </w:t>
-        </w:r>
-      </w:ins>
-      <w:ins w:id="67" w:author="Ben Bolen" w:date="2026-04-09T11:10:00Z" w16du:dateUtc="2026-04-09T18:10:00Z">
-        <w:r>
-          <w:lastRenderedPageBreak/>
-          <w:t>BPAs than in the 20 mm BPAs. Modeling work of ideal McKibben actuators describe how</w:t>
-        </w:r>
-      </w:ins>
-      <w:ins w:id="68" w:author="Ben Bolen" w:date="2026-04-09T11:11:00Z" w16du:dateUtc="2026-04-09T18:11:00Z">
-        <w:r>
-          <w:t xml:space="preserve"> </w:t>
-        </w:r>
-      </w:ins>
-      <w:ins w:id="69" w:author="Ben Bolen" w:date="2026-04-09T11:10:00Z" w16du:dateUtc="2026-04-09T18:10:00Z">
-        <w:r>
-          <w:t>the relationship between contraction and initial length is a function of the total number</w:t>
-        </w:r>
-      </w:ins>
-      <w:ins w:id="70" w:author="Ben Bolen" w:date="2026-04-09T11:11:00Z" w16du:dateUtc="2026-04-09T18:11:00Z">
-        <w:r>
-          <w:t xml:space="preserve"> </w:t>
-        </w:r>
-      </w:ins>
-      <w:ins w:id="71" w:author="Ben Bolen" w:date="2026-04-09T11:10:00Z" w16du:dateUtc="2026-04-09T18:10:00Z">
-        <w:r>
-          <w:t>of twists and the angle of twist in the usable muscle area [21 ]. It is unclear if there are</w:t>
-        </w:r>
-      </w:ins>
-    </w:p>
-    <w:p>
-      <w:pPr>
-        <w:pStyle w:val="ListParagraph"/>
-        <w:ind w:left="1440"/>
-        <w:rPr>
-          <w:ins w:id="72" w:author="Alexander Hunt" w:date="2026-04-07T09:03:00Z" w16du:dateUtc="2026-04-07T16:03:00Z"/>
-          <w:del w:id="73" w:author="Ben Bolen" w:date="2026-04-09T11:10:00Z" w16du:dateUtc="2026-04-09T18:10:00Z"/>
-        </w:rPr>
-        <w:pPrChange w:id="74" w:author="Ben Bolen" w:date="2026-04-09T12:05:00Z" w16du:dateUtc="2026-04-09T19:05:00Z">
-          <w:pPr>
-            <w:pStyle w:val="ListParagraph"/>
-            <w:ind w:left="1440"/>
-          </w:pPr>
-        </w:pPrChange>
-      </w:pPr>
-      <w:ins w:id="75" w:author="Ben Bolen" w:date="2026-04-09T11:10:00Z" w16du:dateUtc="2026-04-09T18:10:00Z">
-        <w:r>
-          <w:t xml:space="preserve">variations in the angle and number of twists in the Festo BPAs due to </w:t>
-        </w:r>
-      </w:ins>
-      <w:ins w:id="76" w:author="Ben Bolen" w:date="2026-04-09T11:11:00Z" w16du:dateUtc="2026-04-09T18:11:00Z">
-        <w:r>
-          <w:t>m</w:t>
-        </w:r>
-      </w:ins>
-      <w:ins w:id="77" w:author="Ben Bolen" w:date="2026-04-09T11:10:00Z" w16du:dateUtc="2026-04-09T18:10:00Z">
-        <w:r>
-          <w:t>anufacturing. Uncovering the relationship between ϵ620 and lrest for the Festo DMSP/MAS artificial muscles,</w:t>
-        </w:r>
-      </w:ins>
-      <w:ins w:id="78" w:author="Ben Bolen" w:date="2026-04-09T11:11:00Z" w16du:dateUtc="2026-04-09T18:11:00Z">
-        <w:r>
-          <w:t xml:space="preserve"> </w:t>
-        </w:r>
-      </w:ins>
-      <w:ins w:id="79" w:author="Ben Bolen" w:date="2026-04-09T11:10:00Z" w16du:dateUtc="2026-04-09T18:10:00Z">
-        <w:r>
-          <w:t xml:space="preserve">if it exists in a meaningful way, will require additional controlled tests. </w:t>
-        </w:r>
-      </w:ins>
-      <w:ins w:id="80" w:author="Ben Bolen" w:date="2026-04-09T11:29:00Z" w16du:dateUtc="2026-04-09T18:29:00Z">
-        <w:r>
-          <w:t>Similarly</w:t>
-        </w:r>
-      </w:ins>
-      <w:ins w:id="81" w:author="Ben Bolen" w:date="2026-04-09T11:10:00Z" w16du:dateUtc="2026-04-09T18:10:00Z">
-        <w:r>
-          <w:t>, it</w:t>
-        </w:r>
-      </w:ins>
-      <w:ins w:id="82" w:author="Ben Bolen" w:date="2026-04-09T11:12:00Z" w16du:dateUtc="2026-04-09T18:12:00Z">
-        <w:r>
-          <w:t xml:space="preserve"> </w:t>
-        </w:r>
-      </w:ins>
-      <w:ins w:id="83" w:author="Ben Bolen" w:date="2026-04-09T11:10:00Z" w16du:dateUtc="2026-04-09T18:10:00Z">
-        <w:r>
-          <w:t>is not clear how the maximum force might change with manufacturing variations. This</w:t>
-        </w:r>
-      </w:ins>
-      <w:ins w:id="84" w:author="Ben Bolen" w:date="2026-04-09T11:12:00Z" w16du:dateUtc="2026-04-09T18:12:00Z">
-        <w:r>
-          <w:t xml:space="preserve"> </w:t>
-        </w:r>
-      </w:ins>
-      <w:ins w:id="85" w:author="Ben Bolen" w:date="2026-04-09T11:10:00Z" w16du:dateUtc="2026-04-09T18:10:00Z">
-        <w:r>
-          <w:t>was reasonably corrected for by normalizing the equations to each individual’s maximum</w:t>
-        </w:r>
-      </w:ins>
-      <w:ins w:id="86" w:author="Ben Bolen" w:date="2026-04-09T11:12:00Z" w16du:dateUtc="2026-04-09T18:12:00Z">
-        <w:r>
-          <w:t xml:space="preserve"> </w:t>
-        </w:r>
-      </w:ins>
-      <w:ins w:id="87" w:author="Ben Bolen" w:date="2026-04-09T11:10:00Z" w16du:dateUtc="2026-04-09T18:10:00Z">
-        <w:r>
-          <w:t xml:space="preserve">contraction, but more nuanced details might emerge with more data collection. Not knowing these relationships a priori means there is still a need for robots and other </w:t>
-        </w:r>
-      </w:ins>
-      <w:ins w:id="88" w:author="Ben Bolen" w:date="2026-04-09T11:13:00Z" w16du:dateUtc="2026-04-09T18:13:00Z">
-        <w:r>
-          <w:t>s</w:t>
-        </w:r>
-      </w:ins>
-      <w:ins w:id="89" w:author="Ben Bolen" w:date="2026-04-09T11:10:00Z" w16du:dateUtc="2026-04-09T18:10:00Z">
-        <w:r>
-          <w:t>ystems to</w:t>
-        </w:r>
-      </w:ins>
-      <w:ins w:id="90" w:author="Ben Bolen" w:date="2026-04-09T11:13:00Z" w16du:dateUtc="2026-04-09T18:13:00Z">
-        <w:r>
-          <w:t xml:space="preserve"> </w:t>
-        </w:r>
-      </w:ins>
-      <w:ins w:id="91" w:author="Ben Bolen" w:date="2026-04-09T11:10:00Z" w16du:dateUtc="2026-04-09T18:10:00Z">
-        <w:r>
-          <w:t>go through an iterative design stage if it is discovered that the system does not produce</w:t>
-        </w:r>
-      </w:ins>
-      <w:ins w:id="92" w:author="Ben Bolen" w:date="2026-04-09T11:13:00Z" w16du:dateUtc="2026-04-09T18:13:00Z">
-        <w:r>
-          <w:t xml:space="preserve"> </w:t>
-        </w:r>
-      </w:ins>
-      <w:ins w:id="93" w:author="Ben Bolen" w:date="2026-04-09T11:10:00Z" w16du:dateUtc="2026-04-09T18:10:00Z">
-        <w:r>
-          <w:t>the torque or have the RoM that the design team expects. However, the data and models</w:t>
-        </w:r>
-      </w:ins>
-      <w:ins w:id="94" w:author="Ben Bolen" w:date="2026-04-09T11:13:00Z" w16du:dateUtc="2026-04-09T18:13:00Z">
-        <w:r>
-          <w:t xml:space="preserve"> </w:t>
-        </w:r>
-      </w:ins>
-      <w:ins w:id="95" w:author="Ben Bolen" w:date="2026-04-09T11:10:00Z" w16du:dateUtc="2026-04-09T18:10:00Z">
-        <w:r>
-          <w:t>provided here should enable for faster redesigns with fewer additional measurements.</w:t>
-        </w:r>
-      </w:ins>
-      <w:commentRangeStart w:id="96"/>
-      <w:ins w:id="97" w:author="Alexander Hunt" w:date="2026-04-07T09:07:00Z" w16du:dateUtc="2026-04-07T16:07:00Z">
-        <w:del w:id="98" w:author="Ben Bolen" w:date="2026-04-09T11:10:00Z" w16du:dateUtc="2026-04-09T18:10:00Z">
-          <w:r>
-            <w:delText>Additionally, manufacturing variations seem to play an important factor in the behavior of these actuators. It remains to be seen how $\epsilon_{620}$ can be known a priori. We still suspect that it is a function of $l_{rest}$, but it might also be a function of other factors such as product batch number or UV light exposure. We found there to be larger variations in the \qtylist{10}{\mm} BPAs than in the \qtylist{20}{\mm} BPAs. Modeling work of ideal McKibben actuators describe how the relationship between contraction and initial length is a function of the total number of twists and the angle of twist in the usable muscle area \citep{chou_measurement_1996}. It is unclear if there are variations in the angle and number of twists in the Festo BPAs due to manufacturing. Uncovering the relationship between $\epsilon_{620}$ and $l_{rest}$ for the Festo DMSP/MAS artificial muscles, if it exists in a meaningful way, will require additional controlled tests. Additionally, it is not clear how the maximum force might change with manufacturing variations. This was reasonably corrected for by normalizing the equations to each individual's maximum contraction, but more nuanced details might emerge with more data collection. Not knowing these relationships a priori means there is still a need for robots and other systems to go through an iterative design stage if it is discovered that the system does not produce the torque or have the RoM that the design team expects. However, the data and models provided here should enable for faster redesigns with fewer additional measurements.</w:delText>
-          </w:r>
-        </w:del>
-      </w:ins>
-      <w:commentRangeEnd w:id="96"/>
-      <w:del w:id="99" w:author="Ben Bolen" w:date="2026-04-09T11:10:00Z" w16du:dateUtc="2026-04-09T18:10:00Z">
-        <w:r>
-          <w:rPr>
-            <w:rStyle w:val="CommentReference"/>
-            <w:sz w:val="24"/>
-            <w:szCs w:val="24"/>
-          </w:rPr>
-          <w:commentReference w:id="96"/>
-        </w:r>
-      </w:del>
-    </w:p>
-    <w:p>
-      <w:pPr>
-        <w:pStyle w:val="ListParagraph"/>
-        <w:ind w:left="1440"/>
-        <w:rPr>
-          <w:ins w:id="100" w:author="Alexander Hunt" w:date="2026-04-07T08:52:00Z" w16du:dateUtc="2026-04-07T15:52:00Z"/>
-        </w:rPr>
-      </w:pPr>
-    </w:p>
-    <w:p>
-      <w:pPr>
-        <w:pStyle w:val="ListParagraph"/>
-        <w:ind w:left="1440"/>
-        <w:rPr>
-          <w:del w:id="101" w:author="Alexander Hunt" w:date="2026-04-07T09:02:00Z" w16du:dateUtc="2026-04-07T16:02:00Z"/>
-        </w:rPr>
-      </w:pPr>
-      <w:del w:id="102" w:author="Alexander Hunt" w:date="2026-04-07T09:02:00Z" w16du:dateUtc="2026-04-07T16:02:00Z">
-        <w:r>
-          <w:delText xml:space="preserve">Noted on our analysis of maximum strain. We do not </w:delText>
-        </w:r>
-        <w:r>
-          <w:delText xml:space="preserve">currently </w:delText>
-        </w:r>
-        <w:r>
-          <w:delText xml:space="preserve">have </w:delText>
-        </w:r>
-        <w:r>
-          <w:delText xml:space="preserve">a </w:delText>
-        </w:r>
-        <w:r>
-          <w:delText>systemati</w:delText>
-        </w:r>
-        <w:r>
-          <w:delText xml:space="preserve">c analysis of the effects of manufacturing variations on BPA properties, but have noticed that seems to be more prominent in the 10 mm BPAs. </w:delText>
-        </w:r>
-        <w:r>
-          <w:delText xml:space="preserve">Normalizing helps account for manufacturing variations. </w:delText>
-        </w:r>
-        <w:r>
-          <w:delText>In addition, we have a</w:delText>
-        </w:r>
-        <w:r>
-          <w:delText>dd</w:delText>
-        </w:r>
-        <w:r>
-          <w:delText>ed</w:delText>
-        </w:r>
-        <w:r>
-          <w:delText xml:space="preserve"> error bars to </w:delText>
-        </w:r>
-        <w:r>
-          <w:delText xml:space="preserve">Figure </w:delText>
-        </w:r>
-        <w:r>
-          <w:delText>3(b)</w:delText>
-        </w:r>
-        <w:r>
-          <w:delText xml:space="preserve"> to show the effect of being +/- 1 mm in measuring resting length or contracted length at 620 kPa.</w:delText>
-        </w:r>
-      </w:del>
+      </w:pPr>
+      <w:r>
+        <w:t>Additionally, manufacturing variations seem to play an important factor in the behavior of these actuators. It remains to be seen how ϵ</w:t>
+      </w:r>
+      <w:r>
+        <w:rPr>
+          <w:vertAlign w:val="subscript"/>
+        </w:rPr>
+        <w:t>620</w:t>
+      </w:r>
+      <w:r>
+        <w:t xml:space="preserve"> can be known a priori. We still suspect that it is a function of </w:t>
+      </w:r>
+      <w:proofErr w:type="spellStart"/>
+      <w:r>
+        <w:t>lrest</w:t>
+      </w:r>
+      <w:proofErr w:type="spellEnd"/>
+      <w:r>
+        <w:t>, but it might also be a function of other factors such as product batch number or UV light exposure</w:t>
+      </w:r>
+      <w:r>
+        <w:t xml:space="preserve"> </w:t>
+      </w:r>
+      <w:r>
+        <w:t>[ 19 ](p. 15); [21 ](p. 6); [22, p. 13](p. 13)</w:t>
+      </w:r>
+      <w:r>
+        <w:t>. We found there to be larger variations in the 10 mm BPAs than in the 20 mm BPAs. Modeling work of ideal McKibben actuators describe how the relationship between contraction and initial length is a function of the total number of twists and the angle of twist in the usable muscle area [2</w:t>
+      </w:r>
+      <w:r>
+        <w:t>3</w:t>
+      </w:r>
+      <w:r>
+        <w:t>]. It is unclear if there are</w:t>
+      </w:r>
+    </w:p>
+    <w:p>
+      <w:pPr>
+        <w:pStyle w:val="ListParagraph"/>
+        <w:ind w:left="1440"/>
+      </w:pPr>
+      <w:r>
+        <w:t xml:space="preserve">variations in the angle and number of twists in the Festo BPAs due to manufacturing. Uncovering the relationship between ϵ620 and </w:t>
+      </w:r>
+      <w:proofErr w:type="spellStart"/>
+      <w:r>
+        <w:t>lrest</w:t>
+      </w:r>
+      <w:proofErr w:type="spellEnd"/>
+      <w:r>
+        <w:t xml:space="preserve"> for the Festo DMSP/MAS artificial muscles, if it exists in a meaningful way, will require additional controlled tests. </w:t>
+      </w:r>
+      <w:r>
+        <w:t>Similarly</w:t>
+      </w:r>
+      <w:r>
+        <w:t xml:space="preserve">, it is not clear how the maximum force might change with manufacturing variations. This was reasonably corrected for by normalizing the equations to each individual’s maximum contraction, but more nuanced details might emerge with more data collection. Not knowing these relationships a priori means there is still a need for robots and other systems to go through an iterative design stage if it is discovered that the system does not produce the torque or have the </w:t>
+      </w:r>
+      <w:proofErr w:type="spellStart"/>
+      <w:r>
+        <w:t>RoM</w:t>
+      </w:r>
+      <w:proofErr w:type="spellEnd"/>
+      <w:r>
+        <w:t xml:space="preserve"> that the design team expects. However, the data and models provided here should enable for faster redesigns with fewer additional measurements.</w:t>
+      </w:r>
     </w:p>
     <w:p>
       <w:pPr>
@@ -1048,9 +611,6 @@
       <w:pPr>
         <w:pStyle w:val="ListParagraph"/>
         <w:ind w:left="1440"/>
-        <w:rPr>
-          <w:ins w:id="103" w:author="Alexander Hunt" w:date="2026-04-07T09:22:00Z" w16du:dateUtc="2026-04-07T16:22:00Z"/>
-        </w:rPr>
       </w:pPr>
       <w:r>
         <w:t>We a</w:t>
@@ -1058,908 +618,1146 @@
       <w:r>
         <w:t xml:space="preserve">gree that this </w:t>
       </w:r>
-      <w:del w:id="104" w:author="Alexander Hunt" w:date="2026-04-07T09:13:00Z" w16du:dateUtc="2026-04-07T16:13:00Z">
+      <w:r>
+        <w:t xml:space="preserve">would be </w:t>
+      </w:r>
+      <w:r>
+        <w:t>interesting to look at</w:t>
+      </w:r>
+      <w:r>
+        <w:t xml:space="preserve"> and an important consideration for long-term use of these artificial muscles</w:t>
+      </w:r>
+      <w:r>
+        <w:t xml:space="preserve">. </w:t>
+      </w:r>
+      <w:r>
+        <w:t>We</w:t>
+      </w:r>
+      <w:r>
+        <w:t xml:space="preserve"> </w:t>
+      </w:r>
+      <w:r>
+        <w:t xml:space="preserve">don’t currently have a test setup </w:t>
+      </w:r>
+      <w:r>
+        <w:t xml:space="preserve">for cycling the muscles under load </w:t>
+      </w:r>
+      <w:r>
+        <w:t>and believe it is outside the scope of this paper</w:t>
+      </w:r>
+      <w:r>
+        <w:t>, and that data collection of this sort would constitute a whole publication in itself</w:t>
+      </w:r>
+      <w:r>
+        <w:t>.</w:t>
+      </w:r>
+      <w:r>
+        <w:t xml:space="preserve"> We have added the following to the discussion section of the paper.</w:t>
+      </w:r>
+      <w:r>
+        <w:t xml:space="preserve"> </w:t>
+      </w:r>
+    </w:p>
+    <w:p>
+      <w:pPr>
+        <w:pStyle w:val="ListParagraph"/>
+        <w:ind w:left="1440"/>
+      </w:pPr>
+    </w:p>
+    <w:p>
+      <w:pPr>
+        <w:pStyle w:val="ListParagraph"/>
+        <w:ind w:left="1440"/>
+      </w:pPr>
+      <w:r>
+        <w:t xml:space="preserve">The presented work is capable of predicting force output for 10 mm and 20 mm muscles with different initial muscle lengths, internal pressure, and contraction amount with minimal initial data collection. However, it remains to be seen if these relationships are maintained over the full lifecycle of the muscles. There are not yet any peer reviewed studies investigating the long-term behavior of </w:t>
+      </w:r>
+      <w:r>
+        <w:lastRenderedPageBreak/>
+        <w:t>these artificial muscles, though the Festo datasheet provides some indication of what can be expected</w:t>
+      </w:r>
+      <w:r>
+        <w:t xml:space="preserve"> </w:t>
+      </w:r>
+      <w:r>
+        <w:t>[19 ](p.19)</w:t>
+      </w:r>
+      <w:r>
+        <w:t xml:space="preserve">. </w:t>
+      </w:r>
+      <w:r>
+        <w:t xml:space="preserve">They report that the 40 mm BPA can complete 1 million cycles at 6000 N (maximum rated load), or 10 million cycles at 4000 N. The service life of the other size BPAs is not reported, however it is mentioned that thermal stressing may reduce the lifespan and they should be inspected every 500,000 cycles for signs of aging </w:t>
+      </w:r>
+      <w:r>
+        <w:t>[21 ](pp. 10–11).</w:t>
+      </w:r>
+      <w:r>
+        <w:t xml:space="preserve"> </w:t>
+      </w:r>
+      <w:r>
+        <w:t>Future research should look at the behavior of these muscles over time.</w:t>
+      </w:r>
+    </w:p>
+    <w:p>
+      <w:pPr>
+        <w:pStyle w:val="ListParagraph"/>
+        <w:ind w:left="1440"/>
+      </w:pPr>
+    </w:p>
+    <w:p>
+      <w:pPr>
+        <w:pStyle w:val="ListParagraph"/>
+        <w:ind w:left="1440"/>
+      </w:pPr>
+      <w:r>
+        <w:t>References</w:t>
+      </w:r>
+    </w:p>
+    <w:p>
+      <w:pPr>
+        <w:pStyle w:val="ListParagraph"/>
+        <w:ind w:left="1440"/>
+      </w:pPr>
+      <w:r>
+        <w:t xml:space="preserve">19. Festo AG &amp; Co. KG. Fluidic Muscle DMSP, 2026. [Product Datasheet]. Available online: </w:t>
+      </w:r>
+      <w:hyperlink r:id="rId5" w:history="1">
         <w:r>
-          <w:delText xml:space="preserve">is </w:delText>
+          <w:rPr>
+            <w:rStyle w:val="Hyperlink"/>
+          </w:rPr>
+          <w:t>https://www.festo.com/media/catalog/202851_documentation.pdf</w:t>
         </w:r>
-      </w:del>
-      <w:ins w:id="105" w:author="Alexander Hunt" w:date="2026-04-07T09:13:00Z" w16du:dateUtc="2026-04-07T16:13:00Z">
+      </w:hyperlink>
+      <w:r>
+        <w:t xml:space="preserve"> (accessed on 26 March 2026).</w:t>
+      </w:r>
+    </w:p>
+    <w:p>
+      <w:pPr>
+        <w:pStyle w:val="ListParagraph"/>
+        <w:ind w:left="1440"/>
+      </w:pPr>
+      <w:r>
+        <w:t xml:space="preserve">21. Festo AG &amp; Co. KG. Fluidic Muscle DMSP/MAS, 2018. [Product Datasheet]. Available online: </w:t>
+      </w:r>
+      <w:hyperlink r:id="rId6" w:history="1">
         <w:r>
-          <w:t xml:space="preserve">would be </w:t>
+          <w:rPr>
+            <w:rStyle w:val="Hyperlink"/>
+          </w:rPr>
+          <w:t>https://www.festo.com/net/en_us/SupportPortal/Files/732773/DMSP_MAS_2018-01f_8081496g1.pdf</w:t>
         </w:r>
-      </w:ins>
-      <w:r>
-        <w:t>interesting to look at</w:t>
-      </w:r>
-      <w:ins w:id="106" w:author="Alexander Hunt" w:date="2026-04-07T09:17:00Z" w16du:dateUtc="2026-04-07T16:17:00Z">
+      </w:hyperlink>
+      <w:r>
+        <w:t xml:space="preserve"> (accessed on 26 March 2026).</w:t>
+      </w:r>
+    </w:p>
+    <w:p>
+      <w:pPr>
+        <w:pStyle w:val="ListParagraph"/>
+        <w:ind w:left="1440"/>
+      </w:pPr>
+    </w:p>
+    <w:p>
+      <w:pPr>
+        <w:pStyle w:val="ListParagraph"/>
+        <w:numPr>
+          <w:ilvl w:val="0"/>
+          <w:numId w:val="1"/>
+        </w:numPr>
+      </w:pPr>
+      <w:r>
+        <w:t>Quantitative comparison with existing models on the same dataset should be conducted to clarify the superiority of proposed model.</w:t>
+      </w:r>
+    </w:p>
+    <w:p>
+      <w:pPr>
+        <w:pStyle w:val="ListParagraph"/>
+        <w:ind w:left="1440"/>
+      </w:pPr>
+    </w:p>
+    <w:p>
+      <w:pPr>
+        <w:pStyle w:val="ListParagraph"/>
+        <w:ind w:left="1440"/>
+      </w:pPr>
+      <w:r>
+        <w:t>The reviewer is correct, we should compare to more than just the Festo tool, and have added comparisons to Sarosi</w:t>
+      </w:r>
+      <w:r>
+        <w:t>[24]</w:t>
+      </w:r>
+      <w:r>
+        <w:t xml:space="preserve">, Sarosi and </w:t>
+      </w:r>
+      <w:proofErr w:type="spellStart"/>
+      <w:r>
+        <w:t>Fabulya</w:t>
+      </w:r>
+      <w:proofErr w:type="spellEnd"/>
+      <w:r>
+        <w:t>[25]</w:t>
+      </w:r>
+      <w:r>
+        <w:t>,</w:t>
+      </w:r>
+      <w:r>
+        <w:t xml:space="preserve"> and Martens and Bolan</w:t>
+      </w:r>
+      <w:r>
+        <w:t>[18]</w:t>
+      </w:r>
+      <w:r>
+        <w:t xml:space="preserve">. We have added </w:t>
+      </w:r>
+      <w:r>
+        <w:t xml:space="preserve">Table 3 to </w:t>
+      </w:r>
+      <w:r>
+        <w:t xml:space="preserve">show a direct comparison of </w:t>
+      </w:r>
+      <w:r>
+        <w:t xml:space="preserve">our model with </w:t>
+      </w:r>
+      <w:r>
+        <w:t>these models</w:t>
+      </w:r>
+      <w:r>
+        <w:t>,</w:t>
+      </w:r>
+      <w:r>
+        <w:t xml:space="preserve"> as well as a subsection in the </w:t>
+      </w:r>
+      <w:r>
+        <w:t>D</w:t>
+      </w:r>
+      <w:r>
+        <w:t>iscussion</w:t>
+      </w:r>
+      <w:r>
+        <w:t xml:space="preserve"> that reads as follows</w:t>
+      </w:r>
+      <w:r>
+        <w:t>:</w:t>
+      </w:r>
+    </w:p>
+    <w:p>
+      <w:pPr>
+        <w:pStyle w:val="ListParagraph"/>
+        <w:ind w:left="1440"/>
+      </w:pPr>
+    </w:p>
+    <w:p>
+      <w:pPr>
+        <w:pStyle w:val="ListParagraph"/>
+        <w:ind w:left="1440"/>
+      </w:pPr>
+      <w:r>
+        <w:t>5.3. Comparison with other published BPA Models</w:t>
+      </w:r>
+    </w:p>
+    <w:p>
+      <w:pPr>
+        <w:pStyle w:val="ListParagraph"/>
+        <w:ind w:left="1440"/>
+      </w:pPr>
+      <w:r>
+        <w:t>The proposed model was compared with the formulations Sárosi [24] , Sárosi</w:t>
+      </w:r>
+    </w:p>
+    <w:p>
+      <w:pPr>
+        <w:pStyle w:val="ListParagraph"/>
+        <w:ind w:left="1440"/>
+      </w:pPr>
+      <w:r>
+        <w:t xml:space="preserve">and </w:t>
+      </w:r>
+      <w:proofErr w:type="spellStart"/>
+      <w:r>
+        <w:t>Fabulya</w:t>
+      </w:r>
+      <w:proofErr w:type="spellEnd"/>
+      <w:r>
+        <w:t xml:space="preserve"> [25] , and Martens and </w:t>
+      </w:r>
+      <w:proofErr w:type="spellStart"/>
+      <w:r>
+        <w:t>Boblan</w:t>
+      </w:r>
+      <w:proofErr w:type="spellEnd"/>
+      <w:r>
+        <w:t xml:space="preserve"> [18] , to evaluate its predictive performance</w:t>
+      </w:r>
+      <w:r>
+        <w:t xml:space="preserve"> </w:t>
+      </w:r>
+      <w:r>
+        <w:t>across actuator sizes and operating conditions.</w:t>
+      </w:r>
+    </w:p>
+    <w:p>
+      <w:pPr>
+        <w:pStyle w:val="ListParagraph"/>
+        <w:ind w:left="1440"/>
+      </w:pPr>
+      <w:r>
+        <w:t xml:space="preserve">For the </w:t>
+      </w:r>
+      <w:r>
+        <w:t>ϕ20 mm BPA</w:t>
+      </w:r>
+      <w:r>
+        <w:t xml:space="preserve">, parameters from </w:t>
+      </w:r>
+      <w:r>
+        <w:t>[24]</w:t>
+      </w:r>
+      <w:r>
+        <w:t xml:space="preserve"> were used, corresponding to actuators with resting lengths of </w:t>
+      </w:r>
+      <w:r>
+        <w:t>200 mm</w:t>
+      </w:r>
+      <w:r>
+        <w:t xml:space="preserve"> and </w:t>
+      </w:r>
+      <w:r>
+        <w:t>400 mm.</w:t>
+      </w:r>
+      <w:r>
+        <w:t xml:space="preserve"> These were compared against the </w:t>
+      </w:r>
+      <w:r>
+        <w:t>re-</w:t>
+      </w:r>
+      <w:proofErr w:type="spellStart"/>
+      <w:r>
+        <w:t>dimensionalized</w:t>
+      </w:r>
+      <w:proofErr w:type="spellEnd"/>
+      <w:r>
+        <w:t xml:space="preserve"> </w:t>
+      </w:r>
+      <w:r>
+        <w:t xml:space="preserve">experimental data at </w:t>
+      </w:r>
+      <w:r>
+        <w:t>150 mm, 300 mm,</w:t>
+      </w:r>
+      <w:r>
+        <w:t xml:space="preserve"> and </w:t>
+      </w:r>
+      <w:r>
+        <w:t>450 mm.</w:t>
+      </w:r>
+      <w:r>
+        <w:t xml:space="preserve"> For the </w:t>
+      </w:r>
+      <w:r>
+        <w:t>ϕ10 mm BPA</w:t>
+      </w:r>
+      <w:r>
+        <w:t xml:space="preserve">, parameters from </w:t>
+      </w:r>
+      <w:r>
+        <w:t>[25]</w:t>
+      </w:r>
+      <w:r>
+        <w:t xml:space="preserve"> were applied. In both cases, the maximum contraction parameter </w:t>
+      </w:r>
+      <w:r>
+        <w:t>(</w:t>
+      </w:r>
+      <w:proofErr w:type="spellStart"/>
+      <w:r>
+        <w:t>kmax</w:t>
+      </w:r>
+      <w:proofErr w:type="spellEnd"/>
+      <w:r>
+        <w:t xml:space="preserve">) </w:t>
+      </w:r>
+      <w:r>
+        <w:t>was determined numerically by solving F(620, k) =</w:t>
+      </w:r>
+      <w:r>
+        <w:t xml:space="preserve"> 0, </w:t>
+      </w:r>
+      <w:r>
+        <w:t>ensuring consistency with the experimental maximum-pressure condition.</w:t>
+      </w:r>
+    </w:p>
+    <w:p>
+      <w:pPr>
+        <w:pStyle w:val="ListParagraph"/>
+        <w:ind w:left="1440"/>
+      </w:pPr>
+    </w:p>
+    <w:p>
+      <w:pPr>
+        <w:pStyle w:val="ListParagraph"/>
+        <w:ind w:left="1440"/>
+      </w:pPr>
+      <w:r>
+        <w:lastRenderedPageBreak/>
+        <w:t>While the Sárosi model</w:t>
+      </w:r>
+      <w:r>
+        <w:t>s</w:t>
+      </w:r>
+      <w:r>
+        <w:t xml:space="preserve"> capture general trends in force–contraction behavior, discrepancies were observed when applying parameters derived from different actuator lengths. In particular, the model tends to overpredict force at higher pressures and low amounts of contraction, suggesting sensitivity to geometric scaling effects not explicitly accounted for in the formulation.</w:t>
+      </w:r>
+    </w:p>
+    <w:p>
+      <w:pPr>
+        <w:pStyle w:val="ListParagraph"/>
+        <w:ind w:left="1440"/>
+      </w:pPr>
+    </w:p>
+    <w:p>
+      <w:pPr>
+        <w:pStyle w:val="ListParagraph"/>
+        <w:ind w:left="1440"/>
+      </w:pPr>
+      <w:r>
+        <w:t xml:space="preserve">The Martens and </w:t>
+      </w:r>
+      <w:proofErr w:type="spellStart"/>
+      <w:r>
+        <w:t>Boblan</w:t>
+      </w:r>
+      <w:proofErr w:type="spellEnd"/>
+      <w:r>
+        <w:t xml:space="preserve"> model is derived from a geometric and material-based framework and provides a more physically grounded representation of actuator behavior. However, its accuracy depends strongly on precise geometric parameters, including braid angle, wall thickness, and fiber length. Small deviations in these parameters can lead to significant differences in predicted force, particularly at higher pressures.</w:t>
+      </w:r>
+    </w:p>
+    <w:p>
+      <w:pPr>
+        <w:pStyle w:val="ListParagraph"/>
+        <w:ind w:left="1440"/>
+      </w:pPr>
+    </w:p>
+    <w:p>
+      <w:pPr>
+        <w:pStyle w:val="ListParagraph"/>
+        <w:ind w:left="1440"/>
+      </w:pPr>
+      <w:r>
+        <w:t xml:space="preserve">The Martens </w:t>
+      </w:r>
+      <w:r>
+        <w:t xml:space="preserve">and </w:t>
+      </w:r>
+      <w:proofErr w:type="spellStart"/>
+      <w:r>
+        <w:t>Boblan</w:t>
+      </w:r>
+      <w:proofErr w:type="spellEnd"/>
+      <w:r>
+        <w:t xml:space="preserve"> </w:t>
+      </w:r>
+      <w:r>
+        <w:t xml:space="preserve">model was evaluated at the same pressure–contraction points as </w:t>
+      </w:r>
+      <w:r>
+        <w:t>is in their</w:t>
+      </w:r>
+      <w:r>
+        <w:t xml:space="preserve"> experimental data, indicating that it reproduces the </w:t>
+      </w:r>
+      <w:r>
+        <w:t xml:space="preserve">general </w:t>
+      </w:r>
+      <w:r>
+        <w:t xml:space="preserve">published force–map shape but is sensitive to the assumed initial geometry. Using nominal actuator dimensions resulted in under-prediction of force, whereas using the measured initial maximum length and a larger effective initial diameter </w:t>
+      </w:r>
+      <w:r>
+        <w:t>(</w:t>
+      </w:r>
+      <w:r>
+        <w:t>substantially reduced the error. This suggests that the model is sensitive to geometric parameter selection and interpretation, particularly with respect to initial length and diameter definitions.</w:t>
+      </w:r>
+    </w:p>
+    <w:p>
+      <w:pPr>
+        <w:pStyle w:val="ListParagraph"/>
+        <w:ind w:left="1440"/>
+      </w:pPr>
+    </w:p>
+    <w:p>
+      <w:pPr>
+        <w:pStyle w:val="ListParagraph"/>
+        <w:ind w:left="1440"/>
+      </w:pPr>
+      <w:r>
+        <w:t xml:space="preserve">In comparison, the present normalized model demonstrates improved consistency across actuator lengths by incorporating experimentally derived scaling through </w:t>
+      </w:r>
+      <w:r>
+        <w:t>F</w:t>
+      </w:r>
+      <w:r>
+        <w:rPr>
+          <w:vertAlign w:val="subscript"/>
+        </w:rPr>
+        <w:t>620</w:t>
+      </w:r>
+      <w:r>
+        <w:t xml:space="preserve"> and </w:t>
+      </w:r>
+      <w:r>
+        <w:t>ϵ</w:t>
+      </w:r>
+      <w:r>
+        <w:rPr>
+          <w:vertAlign w:val="subscript"/>
+        </w:rPr>
+        <w:t>620</w:t>
+      </w:r>
+      <w:r>
+        <w:t>. This normalization reduces sensitivity to geometric variation and enables a unified representation of actuator behavior, while maintaining predictive accuracy over the tested range of pressures and contractions.</w:t>
+      </w:r>
+    </w:p>
+    <w:p>
+      <w:pPr>
+        <w:pStyle w:val="ListParagraph"/>
+        <w:ind w:left="1440"/>
+      </w:pPr>
+    </w:p>
+    <w:p>
+      <w:pPr>
+        <w:pStyle w:val="ListParagraph"/>
+        <w:ind w:left="1440"/>
+        <w:rPr>
+          <w:sz w:val="20"/>
+          <w:szCs w:val="20"/>
+        </w:rPr>
+      </w:pPr>
+      <w:r>
+        <w:rPr>
+          <w:sz w:val="20"/>
+          <w:szCs w:val="20"/>
+        </w:rPr>
+        <w:t xml:space="preserve">18. Martens, M.; </w:t>
+      </w:r>
+      <w:proofErr w:type="spellStart"/>
+      <w:r>
+        <w:rPr>
+          <w:sz w:val="20"/>
+          <w:szCs w:val="20"/>
+        </w:rPr>
+        <w:t>Boblan</w:t>
+      </w:r>
+      <w:proofErr w:type="spellEnd"/>
+      <w:r>
+        <w:rPr>
+          <w:sz w:val="20"/>
+          <w:szCs w:val="20"/>
+        </w:rPr>
+        <w:t>, I. Modeling the Static Force of a Festo Pneumatic Muscle Actuator: A New Approach and a Comparison to</w:t>
+      </w:r>
+      <w:r>
+        <w:rPr>
+          <w:sz w:val="20"/>
+          <w:szCs w:val="20"/>
+        </w:rPr>
+        <w:t xml:space="preserve"> </w:t>
+      </w:r>
+      <w:r>
+        <w:rPr>
+          <w:sz w:val="20"/>
+          <w:szCs w:val="20"/>
+        </w:rPr>
+        <w:t xml:space="preserve">Existing Models. Actuators 2017, 6, 33. </w:t>
+      </w:r>
+      <w:hyperlink r:id="rId7" w:history="1">
         <w:r>
-          <w:t xml:space="preserve"> and an important consideration for </w:t>
+          <w:rPr>
+            <w:rStyle w:val="Hyperlink"/>
+            <w:sz w:val="20"/>
+            <w:szCs w:val="20"/>
+          </w:rPr>
+          <w:t>https://doi.org/10.3390/act6040033</w:t>
         </w:r>
-      </w:ins>
-      <w:ins w:id="107" w:author="Alexander Hunt" w:date="2026-04-07T09:18:00Z" w16du:dateUtc="2026-04-07T16:18:00Z">
+      </w:hyperlink>
+      <w:r>
+        <w:rPr>
+          <w:sz w:val="20"/>
+          <w:szCs w:val="20"/>
+        </w:rPr>
+        <w:t>.</w:t>
+      </w:r>
+    </w:p>
+    <w:p>
+      <w:pPr>
+        <w:pStyle w:val="ListParagraph"/>
+        <w:ind w:left="1440"/>
+        <w:rPr>
+          <w:sz w:val="20"/>
+          <w:szCs w:val="20"/>
+        </w:rPr>
+      </w:pPr>
+      <w:r>
+        <w:rPr>
+          <w:sz w:val="20"/>
+          <w:szCs w:val="20"/>
+        </w:rPr>
+        <w:t>24. Sárosi, J. New approximation algorithm for the force of fluidic muscles. In Proceedings of the Applied Computational Intelligence</w:t>
+      </w:r>
+      <w:r>
+        <w:rPr>
+          <w:sz w:val="20"/>
+          <w:szCs w:val="20"/>
+        </w:rPr>
+        <w:t xml:space="preserve"> </w:t>
+      </w:r>
+      <w:r>
+        <w:rPr>
+          <w:sz w:val="20"/>
+          <w:szCs w:val="20"/>
+        </w:rPr>
+        <w:t>and Informatics (SACI), 2012 7th IEEE International Symposium on. IEEE, 2012, pp. 229–233.</w:t>
+      </w:r>
+    </w:p>
+    <w:p>
+      <w:pPr>
+        <w:pStyle w:val="ListParagraph"/>
+        <w:ind w:left="1440"/>
+        <w:rPr>
+          <w:sz w:val="20"/>
+          <w:szCs w:val="20"/>
+        </w:rPr>
+      </w:pPr>
+      <w:r>
+        <w:rPr>
+          <w:sz w:val="20"/>
+          <w:szCs w:val="20"/>
+        </w:rPr>
+        <w:t xml:space="preserve">25. Sárosi, J.; </w:t>
+      </w:r>
+      <w:proofErr w:type="spellStart"/>
+      <w:r>
+        <w:rPr>
+          <w:sz w:val="20"/>
+          <w:szCs w:val="20"/>
+        </w:rPr>
+        <w:t>Fabulya</w:t>
+      </w:r>
+      <w:proofErr w:type="spellEnd"/>
+      <w:r>
+        <w:rPr>
+          <w:sz w:val="20"/>
+          <w:szCs w:val="20"/>
+        </w:rPr>
+        <w:t>, Z. Mathematical analysis of the function approximation for the force generated by pneumatic artificial muscle.</w:t>
+      </w:r>
+      <w:r>
+        <w:rPr>
+          <w:sz w:val="20"/>
+          <w:szCs w:val="20"/>
+        </w:rPr>
+        <w:t xml:space="preserve"> </w:t>
+      </w:r>
+      <w:r>
+        <w:rPr>
+          <w:sz w:val="20"/>
+          <w:szCs w:val="20"/>
+        </w:rPr>
+        <w:t xml:space="preserve">Scientific Bulletin of the </w:t>
+      </w:r>
+      <w:proofErr w:type="spellStart"/>
+      <w:r>
+        <w:rPr>
+          <w:sz w:val="20"/>
+          <w:szCs w:val="20"/>
+        </w:rPr>
+        <w:t>Politehnica</w:t>
+      </w:r>
+      <w:proofErr w:type="spellEnd"/>
+      <w:r>
+        <w:rPr>
+          <w:sz w:val="20"/>
+          <w:szCs w:val="20"/>
+        </w:rPr>
+        <w:t xml:space="preserve"> University of Timis, </w:t>
+      </w:r>
+      <w:proofErr w:type="spellStart"/>
+      <w:r>
+        <w:rPr>
+          <w:sz w:val="20"/>
+          <w:szCs w:val="20"/>
+        </w:rPr>
+        <w:t>oara</w:t>
+      </w:r>
+      <w:proofErr w:type="spellEnd"/>
+      <w:r>
+        <w:rPr>
+          <w:sz w:val="20"/>
+          <w:szCs w:val="20"/>
+        </w:rPr>
+        <w:t>, Transactions on Mechanics 2012, 57, 59–64.</w:t>
+      </w:r>
+    </w:p>
+    <w:p>
+      <w:pPr>
+        <w:pStyle w:val="ListParagraph"/>
+        <w:ind w:left="1440"/>
+      </w:pPr>
+    </w:p>
+    <w:p>
+      <w:pPr>
+        <w:pStyle w:val="ListParagraph"/>
+        <w:ind w:left="1440"/>
+      </w:pPr>
+    </w:p>
+    <w:p>
+      <w:pPr>
+        <w:pStyle w:val="ListParagraph"/>
+        <w:ind w:left="1440"/>
+      </w:pPr>
+    </w:p>
+    <w:p>
+      <w:pPr>
+        <w:pStyle w:val="ListParagraph"/>
+        <w:numPr>
+          <w:ilvl w:val="0"/>
+          <w:numId w:val="1"/>
+        </w:numPr>
+      </w:pPr>
+      <w:r>
+        <w:t>Why 620 kPa is chosen as the normalization reference? Whether other pressures can also be employed?</w:t>
+      </w:r>
+    </w:p>
+    <w:p>
+      <w:pPr>
+        <w:pStyle w:val="ListParagraph"/>
+        <w:ind w:left="1440"/>
+      </w:pPr>
+    </w:p>
+    <w:p>
+      <w:pPr>
+        <w:pStyle w:val="ListParagraph"/>
+        <w:ind w:left="1440"/>
+      </w:pPr>
+      <w:r>
+        <w:t>This pressure was used because it is a c</w:t>
+      </w:r>
+      <w:r>
+        <w:t>ommon building supply pressure</w:t>
+      </w:r>
+      <w:r>
+        <w:t xml:space="preserve"> here (90 psi)</w:t>
+      </w:r>
+      <w:r>
+        <w:t xml:space="preserve">. Other pressures could relatively easily </w:t>
+      </w:r>
+      <w:r>
+        <w:t xml:space="preserve">be used, like 600 kPa maximum rated pressure for the 20 mm BPA, or 800 kPa which is </w:t>
+      </w:r>
+      <w:r>
+        <w:t>the maximum rated pressure for the 10 mm BPA.</w:t>
+      </w:r>
+      <w:r>
+        <w:t xml:space="preserve"> </w:t>
+      </w:r>
+      <w:r>
+        <w:t>The following paragraph is in the text and has not been modified:</w:t>
+      </w:r>
+    </w:p>
+    <w:p>
+      <w:pPr>
+        <w:pStyle w:val="ListParagraph"/>
+        <w:ind w:left="1440"/>
+      </w:pPr>
+    </w:p>
+    <w:p>
+      <w:pPr>
+        <w:pStyle w:val="ListParagraph"/>
+        <w:ind w:left="1440"/>
+      </w:pPr>
+      <w:r>
+        <w:t>In our work, P</w:t>
+      </w:r>
+      <w:r>
+        <w:rPr>
+          <w:vertAlign w:val="subscript"/>
+        </w:rPr>
+        <w:t>620</w:t>
+      </w:r>
+      <w:r>
+        <w:t xml:space="preserve"> = 620 kPa is the maximum supply pressure for our system, and other users of this actuator may use a different supply pressure. However, this supply pressure is not required, and normalizing by this value was chosen as a method for improving the optimization techniques by reducing the sensitivity of the term associated with pressure. This equation will work for any pressure supplies below 620 kPa . We also anticipate the equation will also work for pressures up to 800 kPa (the maximum rated pressure for Festo ϕ10 mm BPAs), however, we do not have the data to confirm this.</w:t>
+      </w:r>
+    </w:p>
+    <w:p>
+      <w:pPr>
+        <w:pStyle w:val="ListParagraph"/>
+        <w:ind w:left="1440"/>
+      </w:pPr>
+    </w:p>
+    <w:p>
+      <w:pPr>
+        <w:pStyle w:val="ListParagraph"/>
+        <w:numPr>
+          <w:ilvl w:val="0"/>
+          <w:numId w:val="1"/>
+        </w:numPr>
+      </w:pPr>
+      <w:r>
+        <w:t>Can the proposed model be embedded into real-time control or simulation? Clarify it in Discussion.</w:t>
+      </w:r>
+    </w:p>
+    <w:p>
+      <w:pPr>
+        <w:pStyle w:val="ListParagraph"/>
+        <w:ind w:left="1440"/>
+      </w:pPr>
+    </w:p>
+    <w:p>
+      <w:pPr>
+        <w:pStyle w:val="ListParagraph"/>
+        <w:ind w:left="1440"/>
+      </w:pPr>
+      <w:r>
+        <w:t>This model can be embedded into real-time control and simulation. We have added a subsection to the Discussion:</w:t>
+      </w:r>
+    </w:p>
+    <w:p>
+      <w:pPr>
+        <w:pStyle w:val="ListParagraph"/>
+        <w:ind w:left="1440"/>
+      </w:pPr>
+    </w:p>
+    <w:p>
+      <w:pPr>
+        <w:pStyle w:val="ListParagraph"/>
+        <w:ind w:left="1440"/>
+      </w:pPr>
+      <w:r>
+        <w:t>5.4. Implications for Real-Time Control and Simulation</w:t>
+      </w:r>
+    </w:p>
+    <w:p>
+      <w:pPr>
+        <w:pStyle w:val="ListParagraph"/>
+        <w:ind w:left="1440"/>
+      </w:pPr>
+      <w:r>
+        <w:t>Although pneumatic muscle actuators exhibit hysteresis, thermodynamic effects,</w:t>
+      </w:r>
+    </w:p>
+    <w:p>
+      <w:pPr>
+        <w:pStyle w:val="ListParagraph"/>
+        <w:ind w:left="1440"/>
+      </w:pPr>
+      <w:r>
+        <w:t xml:space="preserve">and other dynamic behavior, accurate and high-performance controller designs can still be achieved using a static force-map approach when the underlying static force model is accurate. Martens and </w:t>
+      </w:r>
+      <w:proofErr w:type="spellStart"/>
+      <w:r>
+        <w:t>Boblan</w:t>
+      </w:r>
+      <w:proofErr w:type="spellEnd"/>
+      <w:r>
+        <w:t xml:space="preserve"> explicitly note that BPA dynamics are often dominated by the air dynamics inside the actuator and the mass flow behavior of the valve, such that precise modeling of the static force characteristic remains crucial for torque control accuracy[18 ]. This view is consistent with more recent BPA control work, including a sensor-less</w:t>
+      </w:r>
+    </w:p>
+    <w:p>
+      <w:pPr>
+        <w:pStyle w:val="ListParagraph"/>
+        <w:ind w:left="1440"/>
+      </w:pPr>
+      <w:r>
+        <w:t>torque-control interface for BPA-driven joints [26], stable force/position/stiffness control of antagonistic pneumatic-muscle joints [27,28], and sensor-less angle stiffness control of antagonistic BPA systems [29].</w:t>
+      </w:r>
+    </w:p>
+    <w:p>
+      <w:pPr>
+        <w:pStyle w:val="ListParagraph"/>
+        <w:ind w:left="1440"/>
+      </w:pPr>
+      <w:r>
+        <w:lastRenderedPageBreak/>
+        <w:tab/>
+        <w:t>In this context, the present model is well suited for real-time use because it reduces the static isometric force prediction to a low-order normalized surface, F</w:t>
+      </w:r>
+      <w:r>
+        <w:rPr>
+          <w:rFonts w:ascii="Cambria Math" w:hAnsi="Cambria Math" w:cs="Cambria Math"/>
+        </w:rPr>
+        <w:t>∗</w:t>
+      </w:r>
+      <w:r>
+        <w:t>(ϵ</w:t>
+      </w:r>
+      <w:r>
+        <w:rPr>
+          <w:rFonts w:ascii="Cambria Math" w:hAnsi="Cambria Math" w:cs="Cambria Math"/>
+        </w:rPr>
+        <w:t>∗</w:t>
+      </w:r>
+      <w:r>
+        <w:t>, P</w:t>
+      </w:r>
+      <w:r>
+        <w:rPr>
+          <w:rFonts w:ascii="Cambria Math" w:hAnsi="Cambria Math" w:cs="Cambria Math"/>
+        </w:rPr>
+        <w:t>∗</w:t>
+      </w:r>
+      <w:r>
+        <w:t>), scaled by the resting-length-dependent term F</w:t>
+      </w:r>
+      <w:r>
+        <w:rPr>
+          <w:vertAlign w:val="subscript"/>
+        </w:rPr>
+        <w:t>620</w:t>
+      </w:r>
+      <w:r>
+        <w:t>(</w:t>
+      </w:r>
+      <w:proofErr w:type="spellStart"/>
+      <w:r>
+        <w:t>l</w:t>
+      </w:r>
+      <w:r>
+        <w:rPr>
+          <w:vertAlign w:val="subscript"/>
+        </w:rPr>
+        <w:t>rest</w:t>
+      </w:r>
+      <w:proofErr w:type="spellEnd"/>
+      <w:r>
+        <w:t>). This structure is computationally inexpensive to evaluate online and is also suitable for lookup-table implementation. While the present work does not model the full actuator-valve dynamics, it provides the static force relationship needed as a feedforward or inner-model component in real-time torque control, simulation, and preliminary design workflows. It is anticipated that improved real-</w:t>
+      </w:r>
+    </w:p>
+    <w:p>
+      <w:pPr>
+        <w:pStyle w:val="ListParagraph"/>
+        <w:ind w:left="1440"/>
+      </w:pPr>
+      <w:r>
+        <w:t>time control for high speed and high precision systems will benefit more from improved modeling of airflow dynamics than dynamics involving actuator hysteresis, damping, and other dynamic behavior.</w:t>
+      </w:r>
+    </w:p>
+    <w:p>
+      <w:pPr>
+        <w:pStyle w:val="ListParagraph"/>
+        <w:ind w:left="1440"/>
+      </w:pPr>
+    </w:p>
+    <w:p>
+      <w:pPr>
+        <w:pStyle w:val="ListParagraph"/>
+        <w:numPr>
+          <w:ilvl w:val="0"/>
+          <w:numId w:val="1"/>
+        </w:numPr>
+      </w:pPr>
+      <w:r>
+        <w:t>Double check the format of references [19] and [20].</w:t>
+      </w:r>
+    </w:p>
+    <w:p>
+      <w:pPr>
+        <w:pStyle w:val="ListParagraph"/>
+        <w:ind w:left="1440"/>
+      </w:pPr>
+    </w:p>
+    <w:p>
+      <w:pPr>
+        <w:pStyle w:val="ListParagraph"/>
+        <w:ind w:left="1440"/>
+      </w:pPr>
+      <w:r>
+        <w:t xml:space="preserve">Thank you for pointing this out. </w:t>
+      </w:r>
+      <w:r>
+        <w:t>The references have been corrected.</w:t>
+      </w:r>
+      <w:r>
+        <w:t xml:space="preserve"> Two additional Festo DMSP datasheet versions have also been referenced. The</w:t>
+      </w:r>
+      <w:r>
+        <w:t>se</w:t>
+      </w:r>
+      <w:r>
+        <w:t xml:space="preserve"> references are now:</w:t>
+      </w:r>
+    </w:p>
+    <w:p>
+      <w:pPr>
+        <w:pStyle w:val="ListParagraph"/>
+        <w:ind w:left="1440"/>
+      </w:pPr>
+    </w:p>
+    <w:p>
+      <w:pPr>
+        <w:pStyle w:val="ListParagraph"/>
+        <w:ind w:left="1440"/>
+        <w:rPr>
+          <w:sz w:val="20"/>
+          <w:szCs w:val="20"/>
+        </w:rPr>
+      </w:pPr>
+      <w:r>
+        <w:rPr>
+          <w:sz w:val="20"/>
+          <w:szCs w:val="20"/>
+        </w:rPr>
+        <w:t xml:space="preserve">19. Festo AG &amp; Co. KG. Fluidic Muscle DMSP, 2026. [Product Datasheet]. Available online: </w:t>
+      </w:r>
+      <w:hyperlink r:id="rId8" w:history="1">
         <w:r>
-          <w:t>long-term</w:t>
+          <w:rPr>
+            <w:rStyle w:val="Hyperlink"/>
+            <w:sz w:val="20"/>
+            <w:szCs w:val="20"/>
+          </w:rPr>
+          <w:t>https://www.festo.com/media/catalog/202851_documentation.pdf</w:t>
         </w:r>
-      </w:ins>
-      <w:ins w:id="108" w:author="Alexander Hunt" w:date="2026-04-07T09:17:00Z" w16du:dateUtc="2026-04-07T16:17:00Z">
+      </w:hyperlink>
+      <w:r>
+        <w:rPr>
+          <w:sz w:val="20"/>
+          <w:szCs w:val="20"/>
+        </w:rPr>
+        <w:t xml:space="preserve"> (accessed on 26 March 2026).</w:t>
+      </w:r>
+    </w:p>
+    <w:p>
+      <w:pPr>
+        <w:pStyle w:val="ListParagraph"/>
+        <w:ind w:left="1440"/>
+        <w:rPr>
+          <w:sz w:val="20"/>
+          <w:szCs w:val="20"/>
+        </w:rPr>
+      </w:pPr>
+      <w:r>
+        <w:rPr>
+          <w:sz w:val="20"/>
+          <w:szCs w:val="20"/>
+        </w:rPr>
+        <w:t xml:space="preserve">20. Lang, R. </w:t>
+      </w:r>
+      <w:proofErr w:type="spellStart"/>
+      <w:r>
+        <w:rPr>
+          <w:sz w:val="20"/>
+          <w:szCs w:val="20"/>
+        </w:rPr>
+        <w:t>MuscleSIM</w:t>
+      </w:r>
+      <w:proofErr w:type="spellEnd"/>
+      <w:r>
+        <w:rPr>
+          <w:sz w:val="20"/>
+          <w:szCs w:val="20"/>
+        </w:rPr>
+        <w:t>, 2005. [Software]; not publicly available, Dept. TK-ES, Festo AG &amp; Co. KG.</w:t>
+      </w:r>
+    </w:p>
+    <w:p>
+      <w:pPr>
+        <w:pStyle w:val="ListParagraph"/>
+        <w:ind w:left="1440"/>
+        <w:rPr>
+          <w:sz w:val="20"/>
+          <w:szCs w:val="20"/>
+        </w:rPr>
+      </w:pPr>
+      <w:r>
+        <w:rPr>
+          <w:sz w:val="20"/>
+          <w:szCs w:val="20"/>
+        </w:rPr>
+        <w:t xml:space="preserve">21. Festo AG &amp; Co. KG. Fluidic Muscle DMSP/MAS, 2018. [Product Datasheet]. Available online: </w:t>
+      </w:r>
+      <w:hyperlink r:id="rId9" w:history="1">
         <w:r>
-          <w:t xml:space="preserve"> use of these art</w:t>
-        </w:r>
-      </w:ins>
-      <w:ins w:id="109" w:author="Alexander Hunt" w:date="2026-04-07T09:18:00Z" w16du:dateUtc="2026-04-07T16:18:00Z">
-        <w:r>
-          <w:t>ificial muscles</w:t>
-        </w:r>
-      </w:ins>
-      <w:r>
-        <w:t xml:space="preserve">. </w:t>
-      </w:r>
-      <w:del w:id="110" w:author="Alexander Hunt" w:date="2026-04-07T09:14:00Z" w16du:dateUtc="2026-04-07T16:14:00Z">
-        <w:r>
-          <w:delText xml:space="preserve">We can mention it in the discussion. </w:delText>
-        </w:r>
-      </w:del>
-      <w:r>
-        <w:t>We</w:t>
-      </w:r>
-      <w:r>
-        <w:t xml:space="preserve"> </w:t>
-      </w:r>
-      <w:r>
-        <w:t xml:space="preserve">don’t currently have a test setup </w:t>
-      </w:r>
-      <w:ins w:id="111" w:author="Alexander Hunt" w:date="2026-04-07T09:14:00Z" w16du:dateUtc="2026-04-07T16:14:00Z">
-        <w:r>
-          <w:t xml:space="preserve">for cycling the muscles under load </w:t>
-        </w:r>
-      </w:ins>
-      <w:del w:id="112" w:author="Alexander Hunt" w:date="2026-04-07T09:14:00Z" w16du:dateUtc="2026-04-07T16:14:00Z">
-        <w:r>
-          <w:delText>for this</w:delText>
-        </w:r>
-        <w:r>
-          <w:delText xml:space="preserve"> </w:delText>
-        </w:r>
-      </w:del>
-      <w:r>
-        <w:t>and believe it is outside the scope of this paper</w:t>
-      </w:r>
-      <w:ins w:id="113" w:author="Alexander Hunt" w:date="2026-04-07T09:16:00Z" w16du:dateUtc="2026-04-07T16:16:00Z">
-        <w:r>
-          <w:t>, and that data collection of</w:t>
-        </w:r>
-      </w:ins>
-      <w:ins w:id="114" w:author="Alexander Hunt" w:date="2026-04-07T09:17:00Z" w16du:dateUtc="2026-04-07T16:17:00Z">
-        <w:r>
-          <w:t xml:space="preserve"> this sort would constitute a whole publication in itself</w:t>
-        </w:r>
-      </w:ins>
-      <w:r>
-        <w:t>.</w:t>
-      </w:r>
-      <w:ins w:id="115" w:author="Alexander Hunt" w:date="2026-04-07T09:17:00Z" w16du:dateUtc="2026-04-07T16:17:00Z">
-        <w:r>
-          <w:t xml:space="preserve"> We have added the following to the discussion section of the paper.</w:t>
-        </w:r>
-      </w:ins>
-      <w:r>
-        <w:t xml:space="preserve"> </w:t>
-      </w:r>
-    </w:p>
-    <w:p>
-      <w:pPr>
-        <w:pStyle w:val="ListParagraph"/>
-        <w:ind w:left="1440"/>
-        <w:rPr>
-          <w:ins w:id="116" w:author="Alexander Hunt" w:date="2026-04-07T09:22:00Z" w16du:dateUtc="2026-04-07T16:22:00Z"/>
-        </w:rPr>
-      </w:pPr>
-    </w:p>
-    <w:p>
-      <w:pPr>
-        <w:pStyle w:val="ListParagraph"/>
-        <w:ind w:left="1440"/>
-        <w:rPr>
-          <w:ins w:id="117" w:author="Alexander Hunt" w:date="2026-04-07T09:22:00Z" w16du:dateUtc="2026-04-07T16:22:00Z"/>
-        </w:rPr>
-      </w:pPr>
-      <w:commentRangeStart w:id="118"/>
-      <w:ins w:id="119" w:author="Alexander Hunt" w:date="2026-04-07T09:23:00Z" w16du:dateUtc="2026-04-07T16:23:00Z">
-        <w:r>
-          <w:t>The presented work is capable of predicting force output for 10 mm and 20 mm muscles with different initial muscle lengths, internal pressure, and contrac</w:t>
-        </w:r>
-      </w:ins>
-      <w:ins w:id="120" w:author="Alexander Hunt" w:date="2026-04-07T09:24:00Z" w16du:dateUtc="2026-04-07T16:24:00Z">
-        <w:r>
-          <w:t>tion amount with minimal initial data collection. However, it remains to be seen if these relationships are maintained over the full lifecycle of the muscles. There are not yet any peer reviewed studies investigating the long-term beh</w:t>
-        </w:r>
-      </w:ins>
-      <w:ins w:id="121" w:author="Alexander Hunt" w:date="2026-04-07T09:25:00Z" w16du:dateUtc="2026-04-07T16:25:00Z">
-        <w:r>
-          <w:t xml:space="preserve">avior of these artificial muscles, though the Festo datasheet provides some indication of what can be expected [cite]. </w:t>
-        </w:r>
-      </w:ins>
-      <w:ins w:id="122" w:author="Alexander Hunt" w:date="2026-04-07T09:26:00Z" w16du:dateUtc="2026-04-07T16:26:00Z">
-        <w:r>
-          <w:t xml:space="preserve">They report that the 40 mm BPA </w:t>
-        </w:r>
-      </w:ins>
-      <w:ins w:id="123" w:author="Alexander Hunt" w:date="2026-04-07T09:28:00Z" w16du:dateUtc="2026-04-07T16:28:00Z">
-        <w:r>
-          <w:t>can</w:t>
-        </w:r>
-      </w:ins>
-      <w:ins w:id="124" w:author="Alexander Hunt" w:date="2026-04-07T09:26:00Z" w16du:dateUtc="2026-04-07T16:26:00Z">
-        <w:r>
-          <w:t xml:space="preserve"> complete 1 million cycles at 6000 N (maximum rated load), or 10 million cycles at 4000 N. The service life of the other size BPAs is not reported</w:t>
-        </w:r>
-      </w:ins>
-      <w:ins w:id="125" w:author="Alexander Hunt" w:date="2026-04-07T09:27:00Z" w16du:dateUtc="2026-04-07T16:27:00Z">
-        <w:r>
-          <w:t xml:space="preserve">, however </w:t>
-        </w:r>
-      </w:ins>
-      <w:ins w:id="126" w:author="Alexander Hunt" w:date="2026-04-07T09:28:00Z" w16du:dateUtc="2026-04-07T16:28:00Z">
-        <w:r>
-          <w:t xml:space="preserve">it is mentioned that thermal stressing may reduce the lifespan and they should be inspected </w:t>
-        </w:r>
-        <w:r>
-          <w:lastRenderedPageBreak/>
-          <w:t>every 500,000 cycles for signs of aging [cite]. Future researc</w:t>
-        </w:r>
-      </w:ins>
-      <w:ins w:id="127" w:author="Alexander Hunt" w:date="2026-04-07T09:29:00Z" w16du:dateUtc="2026-04-07T16:29:00Z">
-        <w:r>
-          <w:t>h should look at the behavior of these muscles over time.</w:t>
-        </w:r>
-      </w:ins>
-      <w:commentRangeEnd w:id="118"/>
-      <w:r>
-        <w:rPr>
-          <w:rStyle w:val="CommentReference"/>
-          <w:sz w:val="24"/>
-          <w:szCs w:val="24"/>
-        </w:rPr>
-        <w:commentReference w:id="118"/>
-      </w:r>
-    </w:p>
-    <w:p>
-      <w:pPr>
-        <w:pStyle w:val="ListParagraph"/>
-        <w:ind w:left="1440"/>
-        <w:rPr>
-          <w:ins w:id="128" w:author="Alexander Hunt" w:date="2026-04-07T09:22:00Z" w16du:dateUtc="2026-04-07T16:22:00Z"/>
-        </w:rPr>
-      </w:pPr>
-    </w:p>
-    <w:p>
-      <w:pPr>
-        <w:pStyle w:val="ListParagraph"/>
-        <w:ind w:left="1440"/>
-        <w:rPr>
-          <w:del w:id="129" w:author="Alexander Hunt" w:date="2026-04-07T09:29:00Z" w16du:dateUtc="2026-04-07T16:29:00Z"/>
-        </w:rPr>
-      </w:pPr>
-      <w:del w:id="130" w:author="Alexander Hunt" w:date="2026-04-07T09:15:00Z" w16du:dateUtc="2026-04-07T16:15:00Z">
-        <w:r>
-          <w:delText>There are no papers that measure this experimentally, only some that mention the Festo Fluidic Muscle datasheet.</w:delText>
-        </w:r>
-        <w:r>
-          <w:delText xml:space="preserve"> </w:delText>
-        </w:r>
-      </w:del>
-      <w:del w:id="131" w:author="Alexander Hunt" w:date="2026-04-07T09:29:00Z" w16du:dateUtc="2026-04-07T16:29:00Z">
-        <w:r>
-          <w:delText xml:space="preserve">Festo </w:delText>
-        </w:r>
-        <w:r>
-          <w:delText xml:space="preserve">(2026) </w:delText>
-        </w:r>
-        <w:r>
-          <w:delText xml:space="preserve">mentions that </w:delText>
-        </w:r>
-        <w:r>
-          <w:delText>a</w:delText>
-        </w:r>
-        <w:r>
-          <w:delText xml:space="preserve"> 40 mm BPA can do 1 million cycles </w:delText>
-        </w:r>
-        <w:r>
-          <w:delText>at 6000 N (maximum rated load), or 10 million cycles at 4000 N. The</w:delText>
-        </w:r>
-        <w:r>
-          <w:delText>y do not mention the service life of the other size BPAs. The Festo DMSP/MAS 2018</w:delText>
-        </w:r>
-        <w:r>
-          <w:delText xml:space="preserve"> Fluidic Muscle</w:delText>
-        </w:r>
-        <w:r>
-          <w:delText xml:space="preserve"> manual</w:delText>
-        </w:r>
-        <w:r>
-          <w:delText xml:space="preserve"> (</w:delText>
-        </w:r>
-        <w:r>
-          <w:fldChar w:fldCharType="begin"/>
-        </w:r>
-        <w:r>
-          <w:delInstrText>HYPERLINK "https://www.festo.com/net/en_us/SupportPortal/Files/732773/DMSP_MAS_2018-01f_8081496g1.pdf"</w:delInstrText>
-        </w:r>
-        <w:r>
-          <w:fldChar w:fldCharType="separate"/>
+          <w:rPr>
+            <w:rStyle w:val="Hyperlink"/>
+            <w:sz w:val="20"/>
+            <w:szCs w:val="20"/>
+          </w:rPr>
+          <w:t>https://www.festo.com/net/en_us/SupportPortal/Files/732773/DMSP_MAS_2018-</w:t>
         </w:r>
         <w:r>
           <w:rPr>
             <w:rStyle w:val="Hyperlink"/>
+            <w:sz w:val="20"/>
+            <w:szCs w:val="20"/>
           </w:rPr>
-          <w:delText>https://www.festo.com/net/en_us/SupportPortal/Files/732773/DMSP_MAS_2018-01f_8081496g1.pdf</w:delText>
-        </w:r>
-        <w:r>
-          <w:fldChar w:fldCharType="end"/>
-        </w:r>
-        <w:r>
-          <w:delText>, page 11)</w:delText>
-        </w:r>
-        <w:r>
-          <w:delText xml:space="preserve"> mentions factors that can decrease service life, but not how the force degrades over time. The 2018 version also says to inspect the BPA every 500,000 cycles for signs of aging. </w:delText>
-        </w:r>
-      </w:del>
-    </w:p>
-    <w:p>
-      <w:pPr>
-        <w:pStyle w:val="ListParagraph"/>
-        <w:numPr>
-          <w:ilvl w:val="0"/>
-          <w:numId w:val="1"/>
-        </w:numPr>
-      </w:pPr>
-      <w:r>
-        <w:t>Quantitative comparison with existing models on the same dataset should be conducted to clarify the superiority of proposed model.</w:t>
-      </w:r>
-    </w:p>
-    <w:p>
-      <w:pPr>
-        <w:pStyle w:val="ListParagraph"/>
-        <w:ind w:left="1440"/>
-      </w:pPr>
-    </w:p>
-    <w:p>
-      <w:pPr>
-        <w:pStyle w:val="ListParagraph"/>
-        <w:ind w:left="1440"/>
-      </w:pPr>
-      <w:ins w:id="132" w:author="Alexander Hunt" w:date="2026-04-07T09:09:00Z" w16du:dateUtc="2026-04-07T16:09:00Z">
-        <w:r>
-          <w:t xml:space="preserve">The reviewer is correct, we should compare to more than just the Festo tool, and have added comparisons to </w:t>
-        </w:r>
-        <w:commentRangeStart w:id="133"/>
-        <w:r>
-          <w:t>Sarosi</w:t>
-        </w:r>
-      </w:ins>
-      <w:ins w:id="134" w:author="Ben Bolen" w:date="2026-04-09T12:14:00Z" w16du:dateUtc="2026-04-09T19:14:00Z">
-        <w:r>
-          <w:t>, Sarosi and Fabulya,</w:t>
-        </w:r>
-      </w:ins>
-      <w:ins w:id="135" w:author="Alexander Hunt" w:date="2026-04-07T09:09:00Z" w16du:dateUtc="2026-04-07T16:09:00Z">
-        <w:r>
-          <w:t xml:space="preserve"> </w:t>
-        </w:r>
-      </w:ins>
-      <w:commentRangeEnd w:id="133"/>
-      <w:r>
-        <w:rPr>
-          <w:rStyle w:val="CommentReference"/>
-          <w:sz w:val="24"/>
-          <w:szCs w:val="24"/>
-        </w:rPr>
-        <w:commentReference w:id="133"/>
-      </w:r>
-      <w:ins w:id="136" w:author="Alexander Hunt" w:date="2026-04-07T09:09:00Z" w16du:dateUtc="2026-04-07T16:09:00Z">
-        <w:r>
-          <w:t xml:space="preserve">and </w:t>
-        </w:r>
-        <w:commentRangeStart w:id="137"/>
-        <w:r>
-          <w:t>Martens and Bolan</w:t>
-        </w:r>
-      </w:ins>
-      <w:commentRangeEnd w:id="137"/>
-      <w:r>
-        <w:rPr>
-          <w:rStyle w:val="CommentReference"/>
-          <w:sz w:val="24"/>
-          <w:szCs w:val="24"/>
-        </w:rPr>
-        <w:commentReference w:id="137"/>
-      </w:r>
-      <w:ins w:id="138" w:author="Alexander Hunt" w:date="2026-04-07T09:09:00Z" w16du:dateUtc="2026-04-07T16:09:00Z">
-        <w:r>
-          <w:t xml:space="preserve">. </w:t>
-        </w:r>
-      </w:ins>
-      <w:ins w:id="139" w:author="Alexander Hunt" w:date="2026-04-07T09:10:00Z" w16du:dateUtc="2026-04-07T16:10:00Z">
-        <w:r>
-          <w:t xml:space="preserve">We have added </w:t>
-        </w:r>
-      </w:ins>
-      <w:r>
-        <w:t xml:space="preserve">Table 3 </w:t>
-      </w:r>
-      <w:del w:id="140" w:author="Alexander Hunt" w:date="2026-04-07T09:10:00Z" w16du:dateUtc="2026-04-07T16:10:00Z">
-        <w:r>
-          <w:delText xml:space="preserve">has been added </w:delText>
-        </w:r>
-      </w:del>
-      <w:r>
-        <w:t xml:space="preserve">to </w:t>
-      </w:r>
-      <w:ins w:id="141" w:author="Alexander Hunt" w:date="2026-04-07T09:10:00Z" w16du:dateUtc="2026-04-07T16:10:00Z">
-        <w:r>
-          <w:t xml:space="preserve">show a direct comparison of </w:t>
-        </w:r>
-      </w:ins>
-      <w:del w:id="142" w:author="Alexander Hunt" w:date="2026-04-07T09:10:00Z" w16du:dateUtc="2026-04-07T16:10:00Z">
-        <w:r>
-          <w:delText xml:space="preserve">compare </w:delText>
-        </w:r>
-      </w:del>
-      <w:r>
-        <w:t xml:space="preserve">our model with </w:t>
-      </w:r>
-      <w:del w:id="143" w:author="Alexander Hunt" w:date="2026-04-07T09:10:00Z" w16du:dateUtc="2026-04-07T16:10:00Z">
-        <w:r>
-          <w:delText>that of Sarosi and Martens and Bolan</w:delText>
-        </w:r>
-      </w:del>
-      <w:ins w:id="144" w:author="Alexander Hunt" w:date="2026-04-07T09:10:00Z" w16du:dateUtc="2026-04-07T16:10:00Z">
-        <w:r>
-          <w:t>these models as well as a subsection in the discussion</w:t>
-        </w:r>
-      </w:ins>
-      <w:ins w:id="145" w:author="Alexander Hunt" w:date="2026-04-07T09:30:00Z" w16du:dateUtc="2026-04-07T16:30:00Z">
-        <w:r>
-          <w:t xml:space="preserve"> that reads as follows</w:t>
-        </w:r>
-      </w:ins>
-      <w:ins w:id="146" w:author="Alexander Hunt" w:date="2026-04-07T09:10:00Z" w16du:dateUtc="2026-04-07T16:10:00Z">
-        <w:r>
-          <w:t>.</w:t>
-        </w:r>
-      </w:ins>
-      <w:del w:id="147" w:author="Alexander Hunt" w:date="2026-04-07T09:10:00Z" w16du:dateUtc="2026-04-07T16:10:00Z">
-        <w:r>
-          <w:delText>.</w:delText>
-        </w:r>
-        <w:r>
-          <w:delText xml:space="preserve"> Subsection Comparison with Existing BPA Models has been added to Discussion.</w:delText>
-        </w:r>
-      </w:del>
-    </w:p>
-    <w:p>
-      <w:pPr>
-        <w:pStyle w:val="ListParagraph"/>
-        <w:ind w:left="1440"/>
-        <w:rPr>
-          <w:ins w:id="148" w:author="Alexander Hunt" w:date="2026-04-07T09:30:00Z" w16du:dateUtc="2026-04-07T16:30:00Z"/>
-        </w:rPr>
-      </w:pPr>
-    </w:p>
-    <w:p>
-      <w:pPr>
-        <w:pStyle w:val="ListParagraph"/>
-        <w:ind w:left="1440"/>
-        <w:rPr>
-          <w:ins w:id="149" w:author="Alexander Hunt" w:date="2026-04-07T09:30:00Z" w16du:dateUtc="2026-04-07T16:30:00Z"/>
-        </w:rPr>
-      </w:pPr>
-    </w:p>
-    <w:p>
-      <w:pPr>
-        <w:pStyle w:val="ListParagraph"/>
-        <w:ind w:left="1440"/>
-      </w:pPr>
-    </w:p>
-    <w:p>
-      <w:pPr>
-        <w:pStyle w:val="ListParagraph"/>
-        <w:numPr>
-          <w:ilvl w:val="0"/>
-          <w:numId w:val="1"/>
-        </w:numPr>
-      </w:pPr>
-      <w:r>
-        <w:t>Why 620 kPa is chosen as the normalization reference? Whether other pressures can also be employed?</w:t>
-      </w:r>
-    </w:p>
-    <w:p>
-      <w:pPr>
-        <w:pStyle w:val="ListParagraph"/>
-        <w:ind w:left="1440"/>
-      </w:pPr>
-    </w:p>
-    <w:p>
-      <w:pPr>
-        <w:pStyle w:val="ListParagraph"/>
-        <w:ind w:left="1440"/>
-        <w:rPr>
-          <w:ins w:id="150" w:author="Ben Bolen" w:date="2026-04-09T12:13:00Z" w16du:dateUtc="2026-04-09T19:13:00Z"/>
-        </w:rPr>
-      </w:pPr>
-      <w:r>
-        <w:t>Common building supply pressure</w:t>
-      </w:r>
-      <w:r>
-        <w:t xml:space="preserve"> here (90 psi)</w:t>
-      </w:r>
-      <w:r>
-        <w:t xml:space="preserve">. Other pressures could relatively easily </w:t>
-      </w:r>
-      <w:r>
-        <w:t xml:space="preserve">be used, like 600 kPa maximum rated pressure for the 20 mm BPA, or 800 kPa which is </w:t>
-      </w:r>
-      <w:r>
-        <w:t>the maximum rated pressure for the 10 mm BPA.</w:t>
-      </w:r>
-      <w:r>
-        <w:t xml:space="preserve"> </w:t>
-      </w:r>
-      <w:del w:id="151" w:author="Ben Bolen" w:date="2026-04-09T12:12:00Z" w16du:dateUtc="2026-04-09T19:12:00Z">
-        <w:r>
-          <w:delText>Picking different</w:delText>
-        </w:r>
-        <w:r>
-          <w:delText xml:space="preserve"> </w:delText>
-        </w:r>
-        <w:r>
-          <w:delText>values</w:delText>
-        </w:r>
-        <w:r>
-          <w:delText xml:space="preserve"> in working BPA pressure range</w:delText>
-        </w:r>
-        <w:r>
-          <w:delText xml:space="preserve"> would affect coefficients minimally. Doesn’t serve as a true maximum.</w:delText>
-        </w:r>
-        <w:r>
-          <w:delText xml:space="preserve"> It </w:delText>
-        </w:r>
-        <w:r>
-          <w:delText>allowed us to reduce Equation 8 from 6 coefficients to 3.</w:delText>
-        </w:r>
-        <w:r>
-          <w:delText xml:space="preserve"> This discussion is in the paragraph before the Conclusions section.</w:delText>
-        </w:r>
-      </w:del>
-      <w:ins w:id="152" w:author="Ben Bolen" w:date="2026-04-09T12:12:00Z" w16du:dateUtc="2026-04-09T19:12:00Z">
-        <w:r>
-          <w:t>The following paragraph is in the text and has not been modified:</w:t>
-        </w:r>
-      </w:ins>
-    </w:p>
-    <w:p>
-      <w:pPr>
-        <w:pStyle w:val="ListParagraph"/>
-        <w:ind w:left="1440"/>
-        <w:rPr>
-          <w:ins w:id="153" w:author="Ben Bolen" w:date="2026-04-09T12:13:00Z" w16du:dateUtc="2026-04-09T19:13:00Z"/>
-        </w:rPr>
-      </w:pPr>
-    </w:p>
-    <w:p>
-      <w:pPr>
-        <w:pStyle w:val="ListParagraph"/>
-        <w:ind w:left="1440"/>
-      </w:pPr>
-      <w:ins w:id="154" w:author="Ben Bolen" w:date="2026-04-09T12:13:00Z" w16du:dateUtc="2026-04-09T19:13:00Z">
-        <w:r>
-          <w:t>In our work, P</w:t>
+          <w:t>-</w:t>
         </w:r>
         <w:r>
           <w:rPr>
-            <w:vertAlign w:val="subscript"/>
-            <w:rPrChange w:id="155" w:author="Ben Bolen" w:date="2026-04-09T12:13:00Z" w16du:dateUtc="2026-04-09T19:13:00Z">
-              <w:rPr/>
-            </w:rPrChange>
+            <w:rStyle w:val="Hyperlink"/>
+            <w:sz w:val="20"/>
+            <w:szCs w:val="20"/>
           </w:rPr>
-          <w:t>620</w:t>
+          <w:t>1f_8081496g1.pdf</w:t>
         </w:r>
+      </w:hyperlink>
+      <w:r>
+        <w:rPr>
+          <w:sz w:val="20"/>
+          <w:szCs w:val="20"/>
+        </w:rPr>
+        <w:t xml:space="preserve"> (accessed on 26 March 2026).</w:t>
+      </w:r>
+    </w:p>
+    <w:p>
+      <w:pPr>
+        <w:pStyle w:val="ListParagraph"/>
+        <w:ind w:left="1440"/>
+        <w:rPr>
+          <w:sz w:val="20"/>
+          <w:szCs w:val="20"/>
+        </w:rPr>
+      </w:pPr>
+      <w:r>
+        <w:rPr>
+          <w:sz w:val="20"/>
+          <w:szCs w:val="20"/>
+        </w:rPr>
+        <w:t xml:space="preserve">22. Festo AG &amp; Co. KG. Fluidic Muscle DMSP/MAS, 2013. [Product Datasheet]. Available online: </w:t>
+      </w:r>
+      <w:hyperlink r:id="rId10" w:history="1">
         <w:r>
-          <w:t xml:space="preserve"> = 620 kPa is the maximum supply pressure for our system, and other</w:t>
-        </w:r>
-        <w:r>
-          <w:t xml:space="preserve"> </w:t>
-        </w:r>
-        <w:r>
-          <w:t>users of this actuator may use a different supply pressure. However, this supply pressure</w:t>
-        </w:r>
-        <w:r>
-          <w:t xml:space="preserve"> </w:t>
-        </w:r>
-        <w:r>
-          <w:t>is not required, and normalizing by this value was chosen as a method for improving the</w:t>
-        </w:r>
-        <w:r>
-          <w:t xml:space="preserve"> </w:t>
-        </w:r>
-        <w:r>
-          <w:t>optimization techniques by reducing the sensitivity of the term associated with pressure.</w:t>
-        </w:r>
-        <w:r>
-          <w:t xml:space="preserve"> </w:t>
-        </w:r>
-        <w:r>
-          <w:t>This equation will work for any pressure supplies below 620 kPa . We also anticipate the</w:t>
-        </w:r>
-        <w:r>
-          <w:t xml:space="preserve"> </w:t>
-        </w:r>
-        <w:r>
-          <w:t>equation will also work for pressures up to 800 kPa (the maximum rated pressure for Festo</w:t>
-        </w:r>
-        <w:r>
-          <w:t xml:space="preserve"> </w:t>
-        </w:r>
-        <w:r>
-          <w:t>ϕ10 mm BPAs), however, we do not have the data to confirm this.</w:t>
-        </w:r>
-      </w:ins>
-    </w:p>
-    <w:p>
-      <w:pPr>
-        <w:pStyle w:val="ListParagraph"/>
-        <w:ind w:left="1440"/>
-      </w:pPr>
-    </w:p>
-    <w:p>
-      <w:pPr>
-        <w:pStyle w:val="ListParagraph"/>
-        <w:numPr>
-          <w:ilvl w:val="0"/>
-          <w:numId w:val="1"/>
-        </w:numPr>
-      </w:pPr>
-      <w:r>
-        <w:t>Can the proposed model be embedded into real-time control or simulation? Clarify it in Discussion.</w:t>
-      </w:r>
-    </w:p>
-    <w:p>
-      <w:pPr>
-        <w:pStyle w:val="ListParagraph"/>
-        <w:ind w:left="1440"/>
-      </w:pPr>
-    </w:p>
-    <w:p>
-      <w:pPr>
-        <w:pStyle w:val="ListParagraph"/>
-        <w:ind w:left="1440"/>
-        <w:rPr>
-          <w:ins w:id="156" w:author="Ben Bolen" w:date="2026-04-09T14:22:00Z" w16du:dateUtc="2026-04-09T21:22:00Z"/>
-        </w:rPr>
-      </w:pPr>
-      <w:del w:id="157" w:author="Ben Bolen" w:date="2026-04-09T14:21:00Z" w16du:dateUtc="2026-04-09T21:21:00Z">
-        <w:r>
-          <w:delText>Yes. Small equation. Can also be used in lookup table for quick real-time control.</w:delText>
-        </w:r>
-        <w:r>
-          <w:delText xml:space="preserve"> We have added a subsection to the Discussion to clarify this.</w:delText>
-        </w:r>
-      </w:del>
-      <w:ins w:id="158" w:author="Ben Bolen" w:date="2026-04-09T14:21:00Z" w16du:dateUtc="2026-04-09T21:21:00Z">
-        <w:r>
-          <w:t>This model can be embedded into real-time control and simulation. We have added a subsection to the Discussion</w:t>
-        </w:r>
-      </w:ins>
-      <w:ins w:id="159" w:author="Ben Bolen" w:date="2026-04-09T14:22:00Z" w16du:dateUtc="2026-04-09T21:22:00Z">
-        <w:r>
-          <w:t>:</w:t>
-        </w:r>
-      </w:ins>
-    </w:p>
-    <w:p>
-      <w:pPr>
-        <w:pStyle w:val="ListParagraph"/>
-        <w:ind w:left="1440"/>
-        <w:rPr>
-          <w:ins w:id="160" w:author="Ben Bolen" w:date="2026-04-09T14:22:00Z" w16du:dateUtc="2026-04-09T21:22:00Z"/>
-        </w:rPr>
-      </w:pPr>
-    </w:p>
-    <w:p>
-      <w:pPr>
-        <w:pStyle w:val="ListParagraph"/>
-        <w:ind w:left="1440"/>
-        <w:rPr>
-          <w:ins w:id="161" w:author="Ben Bolen" w:date="2026-04-09T14:22:00Z" w16du:dateUtc="2026-04-09T21:22:00Z"/>
-        </w:rPr>
-      </w:pPr>
-      <w:ins w:id="162" w:author="Ben Bolen" w:date="2026-04-09T14:22:00Z" w16du:dateUtc="2026-04-09T21:22:00Z">
-        <w:r>
-          <w:t>5.4. Implications for Real-Time Control and Simulation</w:t>
-        </w:r>
-      </w:ins>
-    </w:p>
-    <w:p>
-      <w:pPr>
-        <w:pStyle w:val="ListParagraph"/>
-        <w:ind w:left="1440"/>
-        <w:rPr>
-          <w:ins w:id="163" w:author="Ben Bolen" w:date="2026-04-09T14:22:00Z" w16du:dateUtc="2026-04-09T21:22:00Z"/>
-        </w:rPr>
-      </w:pPr>
-      <w:ins w:id="164" w:author="Ben Bolen" w:date="2026-04-09T14:22:00Z" w16du:dateUtc="2026-04-09T21:22:00Z">
-        <w:r>
-          <w:t>Although pneumatic muscle actuators exhibit hysteresis, thermodynamic effects,</w:t>
-        </w:r>
-      </w:ins>
-    </w:p>
-    <w:p>
-      <w:pPr>
-        <w:pStyle w:val="ListParagraph"/>
-        <w:ind w:left="1440"/>
-        <w:rPr>
-          <w:ins w:id="165" w:author="Ben Bolen" w:date="2026-04-09T14:26:00Z" w16du:dateUtc="2026-04-09T21:26:00Z"/>
-        </w:rPr>
-      </w:pPr>
-      <w:ins w:id="166" w:author="Ben Bolen" w:date="2026-04-09T14:22:00Z" w16du:dateUtc="2026-04-09T21:22:00Z">
-        <w:r>
-          <w:lastRenderedPageBreak/>
-          <w:t>and other dynamic behavior, accurate and high-performance controller designs can still</w:t>
-        </w:r>
-        <w:r>
-          <w:t xml:space="preserve"> </w:t>
-        </w:r>
-        <w:r>
-          <w:t>be achieved using a static force-map approach when the underlying static force model</w:t>
-        </w:r>
-      </w:ins>
-      <w:ins w:id="167" w:author="Ben Bolen" w:date="2026-04-09T14:23:00Z" w16du:dateUtc="2026-04-09T21:23:00Z">
-        <w:r>
-          <w:t xml:space="preserve"> is accurate</w:t>
-        </w:r>
-      </w:ins>
-      <w:ins w:id="168" w:author="Ben Bolen" w:date="2026-04-09T14:22:00Z" w16du:dateUtc="2026-04-09T21:22:00Z">
-        <w:r>
-          <w:t>.</w:t>
-        </w:r>
-      </w:ins>
-      <w:ins w:id="169" w:author="Ben Bolen" w:date="2026-04-09T14:27:00Z" w16du:dateUtc="2026-04-09T21:27:00Z">
-        <w:r>
-          <w:t xml:space="preserve"> </w:t>
-        </w:r>
-      </w:ins>
-      <w:ins w:id="170" w:author="Ben Bolen" w:date="2026-04-09T14:22:00Z" w16du:dateUtc="2026-04-09T21:22:00Z">
-        <w:r>
-          <w:t>Martens and Boblan explicitly note that BPA dynamics are often dominated by the air</w:t>
-        </w:r>
-      </w:ins>
-      <w:ins w:id="171" w:author="Ben Bolen" w:date="2026-04-09T14:25:00Z" w16du:dateUtc="2026-04-09T21:25:00Z">
-        <w:r>
-          <w:t xml:space="preserve"> </w:t>
-        </w:r>
-      </w:ins>
-      <w:ins w:id="172" w:author="Ben Bolen" w:date="2026-04-09T14:22:00Z" w16du:dateUtc="2026-04-09T21:22:00Z">
-        <w:r>
-          <w:t>dynamics inside the actuator and the mass flow behavior of the valve, such that precise</w:t>
-        </w:r>
-      </w:ins>
-      <w:ins w:id="173" w:author="Ben Bolen" w:date="2026-04-09T14:26:00Z" w16du:dateUtc="2026-04-09T21:26:00Z">
-        <w:r>
-          <w:t xml:space="preserve"> </w:t>
-        </w:r>
-      </w:ins>
-      <w:ins w:id="174" w:author="Ben Bolen" w:date="2026-04-09T14:22:00Z" w16du:dateUtc="2026-04-09T21:22:00Z">
-        <w:r>
-          <w:t>modeling of the static force characteristic remains crucial for torque control accuracy</w:t>
-        </w:r>
-      </w:ins>
-      <w:ins w:id="175" w:author="Ben Bolen" w:date="2026-04-09T14:26:00Z" w16du:dateUtc="2026-04-09T21:26:00Z">
-        <w:r>
-          <w:t>[18 ]. This view is consistent with more recent BPA control work, including a sensor-less</w:t>
-        </w:r>
-      </w:ins>
-    </w:p>
-    <w:p>
-      <w:pPr>
-        <w:pStyle w:val="ListParagraph"/>
-        <w:ind w:left="1440"/>
-        <w:rPr>
-          <w:ins w:id="176" w:author="Ben Bolen" w:date="2026-04-09T14:27:00Z" w16du:dateUtc="2026-04-09T21:27:00Z"/>
-        </w:rPr>
-      </w:pPr>
-      <w:ins w:id="177" w:author="Ben Bolen" w:date="2026-04-09T14:26:00Z" w16du:dateUtc="2026-04-09T21:26:00Z">
-        <w:r>
-          <w:t>torque-control interface for BPA-driven joints [26], stable force/position/stiffness control</w:t>
-        </w:r>
-        <w:r>
-          <w:t xml:space="preserve"> </w:t>
-        </w:r>
-        <w:r>
-          <w:t>of antagonistic pneumatic-muscle joints [ 27 ,28 ], and sensor-less angle stiffness control of</w:t>
-        </w:r>
-        <w:r>
-          <w:t xml:space="preserve"> </w:t>
-        </w:r>
-        <w:r>
-          <w:t>antagonistic BPA systems [29].</w:t>
-        </w:r>
-      </w:ins>
-    </w:p>
-    <w:p>
-      <w:pPr>
-        <w:pStyle w:val="ListParagraph"/>
-        <w:ind w:left="1440"/>
-        <w:rPr>
-          <w:ins w:id="178" w:author="Ben Bolen" w:date="2026-04-09T14:27:00Z" w16du:dateUtc="2026-04-09T21:27:00Z"/>
-        </w:rPr>
-      </w:pPr>
-      <w:ins w:id="179" w:author="Ben Bolen" w:date="2026-04-09T14:27:00Z" w16du:dateUtc="2026-04-09T21:27:00Z">
-        <w:r>
-          <w:tab/>
-        </w:r>
-        <w:r>
-          <w:t>In this context, the present model is well suited for real-time use because it reduces</w:t>
-        </w:r>
-        <w:r>
-          <w:t xml:space="preserve"> </w:t>
-        </w:r>
-        <w:r>
-          <w:t>the static isometric force prediction to a low-order normalized surface, F</w:t>
+          <w:rPr>
+            <w:rStyle w:val="Hyperlink"/>
+            <w:sz w:val="20"/>
+            <w:szCs w:val="20"/>
+          </w:rPr>
+          <w:t>https://ftp.f</w:t>
         </w:r>
         <w:r>
           <w:rPr>
-            <w:rFonts w:ascii="Cambria Math" w:hAnsi="Cambria Math" w:cs="Cambria Math"/>
+            <w:rStyle w:val="Hyperlink"/>
+            <w:sz w:val="20"/>
+            <w:szCs w:val="20"/>
           </w:rPr>
-          <w:t>∗</w:t>
-        </w:r>
-        <w:r>
-          <w:t>(ϵ</w:t>
+          <w:t>e</w:t>
         </w:r>
         <w:r>
           <w:rPr>
-            <w:rFonts w:ascii="Cambria Math" w:hAnsi="Cambria Math" w:cs="Cambria Math"/>
+            <w:rStyle w:val="Hyperlink"/>
+            <w:sz w:val="20"/>
+            <w:szCs w:val="20"/>
           </w:rPr>
-          <w:t>∗</w:t>
+          <w:t>sto.com/Public/PNEUMATIC/SOFTWARE_SERVICE/Documentation/2015/EN/DMSP-MAS_EN.PDF</w:t>
         </w:r>
-        <w:r>
-          <w:t>, P</w:t>
-        </w:r>
-        <w:r>
-          <w:rPr>
-            <w:rFonts w:ascii="Cambria Math" w:hAnsi="Cambria Math" w:cs="Cambria Math"/>
-          </w:rPr>
-          <w:t>∗</w:t>
-        </w:r>
-        <w:r>
-          <w:t>), scaled</w:t>
-        </w:r>
-        <w:r>
-          <w:t xml:space="preserve"> </w:t>
-        </w:r>
-        <w:r>
-          <w:t>by the resting-length-dependent term F</w:t>
-        </w:r>
-        <w:r>
-          <w:rPr>
-            <w:vertAlign w:val="subscript"/>
-            <w:rPrChange w:id="180" w:author="Ben Bolen" w:date="2026-04-09T14:29:00Z" w16du:dateUtc="2026-04-09T21:29:00Z">
-              <w:rPr/>
-            </w:rPrChange>
-          </w:rPr>
-          <w:t>620</w:t>
-        </w:r>
-        <w:r>
-          <w:t>(l</w:t>
-        </w:r>
-        <w:r>
-          <w:rPr>
-            <w:vertAlign w:val="subscript"/>
-            <w:rPrChange w:id="181" w:author="Ben Bolen" w:date="2026-04-09T14:30:00Z" w16du:dateUtc="2026-04-09T21:30:00Z">
-              <w:rPr/>
-            </w:rPrChange>
-          </w:rPr>
-          <w:t>rest</w:t>
-        </w:r>
-        <w:r>
-          <w:t>). This structure is computationally inexpensive to evaluate online and is also suitable for lookup-table implementation. While</w:t>
-        </w:r>
-      </w:ins>
-      <w:ins w:id="182" w:author="Ben Bolen" w:date="2026-04-09T14:28:00Z" w16du:dateUtc="2026-04-09T21:28:00Z">
-        <w:r>
-          <w:t xml:space="preserve"> </w:t>
-        </w:r>
-      </w:ins>
-      <w:ins w:id="183" w:author="Ben Bolen" w:date="2026-04-09T14:27:00Z" w16du:dateUtc="2026-04-09T21:27:00Z">
-        <w:r>
-          <w:t>the present work does not model the full actuator-valve dynamics, it provides the static</w:t>
-        </w:r>
-      </w:ins>
-      <w:ins w:id="184" w:author="Ben Bolen" w:date="2026-04-09T14:28:00Z" w16du:dateUtc="2026-04-09T21:28:00Z">
-        <w:r>
-          <w:t xml:space="preserve"> </w:t>
-        </w:r>
-      </w:ins>
-      <w:ins w:id="185" w:author="Ben Bolen" w:date="2026-04-09T14:27:00Z" w16du:dateUtc="2026-04-09T21:27:00Z">
-        <w:r>
-          <w:t>force relationship needed as a feedforward or inner-model component in real-time torque</w:t>
-        </w:r>
-      </w:ins>
-      <w:ins w:id="186" w:author="Ben Bolen" w:date="2026-04-09T14:28:00Z" w16du:dateUtc="2026-04-09T21:28:00Z">
-        <w:r>
-          <w:t xml:space="preserve"> </w:t>
-        </w:r>
-      </w:ins>
-      <w:ins w:id="187" w:author="Ben Bolen" w:date="2026-04-09T14:27:00Z" w16du:dateUtc="2026-04-09T21:27:00Z">
-        <w:r>
-          <w:t>control, simulation, and preliminary design workflows. It is anticipated that improved real-</w:t>
-        </w:r>
-      </w:ins>
-    </w:p>
-    <w:p>
-      <w:pPr>
-        <w:pStyle w:val="ListParagraph"/>
-        <w:ind w:left="1440"/>
-      </w:pPr>
-      <w:ins w:id="188" w:author="Ben Bolen" w:date="2026-04-09T14:27:00Z" w16du:dateUtc="2026-04-09T21:27:00Z">
-        <w:r>
-          <w:t>time control for high speed and high precision systems will benefit more from improved</w:t>
-        </w:r>
-      </w:ins>
-      <w:ins w:id="189" w:author="Ben Bolen" w:date="2026-04-09T14:30:00Z" w16du:dateUtc="2026-04-09T21:30:00Z">
-        <w:r>
-          <w:t xml:space="preserve"> </w:t>
-        </w:r>
-      </w:ins>
-      <w:ins w:id="190" w:author="Ben Bolen" w:date="2026-04-09T14:27:00Z" w16du:dateUtc="2026-04-09T21:27:00Z">
-        <w:r>
-          <w:t>modeling of airflow dynamics than dynamics involving actuator hysteresis, damping, and</w:t>
-        </w:r>
-      </w:ins>
-      <w:ins w:id="191" w:author="Ben Bolen" w:date="2026-04-09T14:30:00Z" w16du:dateUtc="2026-04-09T21:30:00Z">
-        <w:r>
-          <w:t xml:space="preserve"> </w:t>
-        </w:r>
-      </w:ins>
-      <w:ins w:id="192" w:author="Ben Bolen" w:date="2026-04-09T14:27:00Z" w16du:dateUtc="2026-04-09T21:27:00Z">
-        <w:r>
-          <w:t>other dynamic behavior.</w:t>
-        </w:r>
-      </w:ins>
-    </w:p>
-    <w:p>
-      <w:pPr>
-        <w:pStyle w:val="ListParagraph"/>
-        <w:ind w:left="1440"/>
-      </w:pPr>
-    </w:p>
-    <w:p>
-      <w:pPr>
-        <w:pStyle w:val="ListParagraph"/>
-        <w:numPr>
-          <w:ilvl w:val="0"/>
-          <w:numId w:val="1"/>
-        </w:numPr>
-      </w:pPr>
-      <w:r>
-        <w:t>Double check the format of references [19] and [20].</w:t>
-      </w:r>
-    </w:p>
-    <w:p>
-      <w:pPr>
-        <w:pStyle w:val="ListParagraph"/>
-        <w:ind w:left="1440"/>
-      </w:pPr>
-    </w:p>
-    <w:p>
-      <w:pPr>
-        <w:pStyle w:val="ListParagraph"/>
-        <w:ind w:left="1440"/>
-      </w:pPr>
-      <w:r>
-        <w:t xml:space="preserve">Thank you for pointing this out. </w:t>
-      </w:r>
-      <w:r>
-        <w:t>The references have been corrected.</w:t>
+      </w:hyperlink>
+      <w:r>
+        <w:rPr>
+          <w:sz w:val="20"/>
+          <w:szCs w:val="20"/>
+        </w:rPr>
+        <w:t xml:space="preserve"> (accessed on 26 March 2026).</w:t>
       </w:r>
     </w:p>
     <w:p>
@@ -2030,101 +1828,347 @@
     <w:p>
       <w:pPr>
         <w:pStyle w:val="ListParagraph"/>
-        <w:numPr>
-          <w:ilvl w:val="2"/>
-          <w:numId w:val="3"/>
-        </w:numPr>
-      </w:pPr>
-      <w:r>
-        <w:t>In the 2013 catalogue (</w:t>
-      </w:r>
-      <w:r>
-        <w:t>https://ftp.festo.com/Public/PNEUMATIC/SOFTWARE_SERVICE/Documen</w:t>
-      </w:r>
+        <w:ind w:left="2160"/>
+      </w:pPr>
+    </w:p>
+    <w:p>
+      <w:pPr>
+        <w:pStyle w:val="ListParagraph"/>
+        <w:ind w:left="2160"/>
+      </w:pPr>
       <w:r>
         <w:lastRenderedPageBreak/>
-        <w:t>tation/2015/EN/DMSP-MAS_EN.PDF</w:t>
-      </w:r>
-      <w:r>
-        <w:t xml:space="preserve">), they note that testing was done with BPAs that are 10x the diameter. </w:t>
-      </w:r>
-      <w:r>
-        <w:t>It is possible</w:t>
-      </w:r>
-      <w:r>
-        <w:t xml:space="preserve"> model must have a sign with an inverted parameter, because even in some of their documentation they note that force decreases with decreasing length. However, the 100 mm BPA should have much less force than what is shown in the curve. This is our experience and the reason for the testing. They don’t properly account for the end effects of the pressure vessel where end effects dominate: </w:t>
-      </w:r>
-      <w:r>
-        <w:tab/>
-      </w:r>
-      <w:r>
-        <w:t>Clamped ends that fix diameter </w:t>
-      </w:r>
-      <w:r>
-        <w:t>but</w:t>
-      </w:r>
-      <w:r>
-        <w:t> allow axial displacement impose </w:t>
-      </w:r>
-      <w:r>
-        <w:t xml:space="preserve"> </w:t>
-      </w:r>
-      <w:r>
-        <w:t>boundary conditions that force steep gradients in </w:t>
-      </w:r>
-      <w:r>
-        <w:t>stress and</w:t>
-      </w:r>
-      <w:r>
-        <w:t> strain near the ends</w:t>
-      </w:r>
-      <w:r>
-        <w:t>. Near the b</w:t>
-      </w:r>
-      <w:r>
-        <w:t>oundary </w:t>
-      </w:r>
-      <w:r>
-        <w:t>conditions are</w:t>
-      </w:r>
-      <w:r>
-        <w:t> where bending and shear </w:t>
-      </w:r>
-      <w:r>
-        <w:t xml:space="preserve">deviate from </w:t>
-      </w:r>
-      <w:r>
-        <w:t> analytic </w:t>
-      </w:r>
-      <w:r>
-        <w:t>s</w:t>
-      </w:r>
-      <w:r>
-        <w:t>olutions</w:t>
-      </w:r>
-      <w:r>
-        <w:t xml:space="preserve"> to a cylindrical model. Therefore, in shorter BPAs, the </w:t>
-      </w:r>
-      <w:r>
-        <w:t>end effects dominate</w:t>
-      </w:r>
-      <w:r>
-        <w:t>. T</w:t>
-      </w:r>
-      <w:r>
-        <w:t>he axial length scale of the boundary layer is comparable to the vessel length, so global solution differs substantially from an infinit</w:t>
-      </w:r>
-      <w:r>
-        <w:t>ely long</w:t>
-      </w:r>
-      <w:r>
-        <w:t> cylinder solution.</w:t>
-      </w:r>
-    </w:p>
-    <w:p>
-      <w:pPr>
-        <w:pStyle w:val="ListParagraph"/>
-        <w:ind w:left="1440"/>
+        <w:t>We have added the following to the Effects of resting length subsection of the Discussion section:</w:t>
+      </w:r>
+    </w:p>
+    <w:p>
+      <w:pPr>
+        <w:pStyle w:val="ListParagraph"/>
+        <w:ind w:left="2160"/>
+      </w:pPr>
+    </w:p>
+    <w:p>
+      <w:pPr>
+        <w:pStyle w:val="ListParagraph"/>
+        <w:ind w:left="2160"/>
+      </w:pPr>
+      <w:r>
+        <w:t>Festo AG &amp; Co. KG [19] (p. 12) states that force will be reduced by approximately 10%</w:t>
+      </w:r>
+      <w:r>
+        <w:t xml:space="preserve"> </w:t>
+      </w:r>
+      <w:r>
+        <w:t>for a minimum nominal length. in Festo AG &amp; Co. KG [21] (p. 14) they say the force can</w:t>
+      </w:r>
+      <w:r>
+        <w:t xml:space="preserve"> </w:t>
+      </w:r>
+      <w:r>
+        <w:t>deviate by 10% based on factors such as: production variation, material variation, and</w:t>
+      </w:r>
+      <w:r>
+        <w:t xml:space="preserve"> </w:t>
+      </w:r>
+      <w:r>
+        <w:t>deviation from nominal length (</w:t>
+      </w:r>
+      <w:proofErr w:type="spellStart"/>
+      <w:r>
+        <w:t>lrest</w:t>
+      </w:r>
+      <w:proofErr w:type="spellEnd"/>
+      <w:r>
+        <w:t>). Festo AG &amp; Co. KG [22] (p. 13) notes that testing was</w:t>
+      </w:r>
+      <w:r>
+        <w:t xml:space="preserve"> </w:t>
+      </w:r>
+      <w:r>
+        <w:t xml:space="preserve">done with BPAs that are ten times the uninflated diameter, and that theoretical </w:t>
+      </w:r>
+      <w:r>
+        <w:t xml:space="preserve"> f</w:t>
+      </w:r>
+      <w:r>
+        <w:t>orce can</w:t>
+      </w:r>
+      <w:r>
+        <w:t xml:space="preserve"> </w:t>
+      </w:r>
+      <w:r>
+        <w:t>increase by up to 10%. In each datasheet, the characteristic curves appear to be the same.</w:t>
+      </w:r>
+      <w:r>
+        <w:t xml:space="preserve"> </w:t>
+      </w:r>
+      <w:r>
+        <w:t>As demonstrated above, the 100 mm ϕ10 mm BPA should have much less force than what</w:t>
+      </w:r>
+      <w:r>
+        <w:t xml:space="preserve"> </w:t>
+      </w:r>
+      <w:r>
+        <w:t>is shown in the curve. This is our experience and the reason for the testing. It is unclear</w:t>
+      </w:r>
+      <w:r>
+        <w:t xml:space="preserve"> </w:t>
+      </w:r>
+      <w:r>
+        <w:t xml:space="preserve">why the </w:t>
+      </w:r>
+      <w:proofErr w:type="spellStart"/>
+      <w:r>
+        <w:t>MuscleSIM</w:t>
+      </w:r>
+      <w:proofErr w:type="spellEnd"/>
+      <w:r>
+        <w:t xml:space="preserve"> tool then predicts higher force as resting length decreases. It could be</w:t>
+      </w:r>
+      <w:r>
+        <w:t xml:space="preserve"> </w:t>
+      </w:r>
+      <w:r>
+        <w:t>a reversed sign coefficient in their internal curve-fit model. We have shown here that as the</w:t>
+      </w:r>
+      <w:r>
+        <w:t xml:space="preserve"> </w:t>
+      </w:r>
+      <w:r>
+        <w:t>nominal length goes to zero, so does force.</w:t>
+      </w:r>
+    </w:p>
+    <w:p>
+      <w:pPr>
+        <w:pStyle w:val="ListParagraph"/>
+        <w:ind w:left="2160"/>
+      </w:pPr>
+      <w:r>
+        <w:t>The reason for BPA models predicting higher force than what is measured experimentally is a recurrent theme across many models: they do not account for the end effects of the</w:t>
+      </w:r>
+      <w:r>
+        <w:t xml:space="preserve"> </w:t>
+      </w:r>
+      <w:r>
+        <w:t>pressure vessel where end effects dominate. Nominally, the clamped ends fix the inner and</w:t>
+      </w:r>
+      <w:r>
+        <w:t xml:space="preserve"> </w:t>
+      </w:r>
+      <w:r>
+        <w:t>outer diameter while allow axial and radial displacement. In the isometric case, there is</w:t>
+      </w:r>
+    </w:p>
+    <w:p>
+      <w:pPr>
+        <w:pStyle w:val="ListParagraph"/>
+        <w:ind w:left="2160"/>
+      </w:pPr>
+      <w:r>
+        <w:t>only radial displacement. The boundary conditions force steep gradients in stress and strain</w:t>
+      </w:r>
+      <w:r>
+        <w:t xml:space="preserve"> </w:t>
+      </w:r>
+      <w:r>
+        <w:t>near the ends. Near the boundary conditions are where axial, radial, and circumferential</w:t>
+      </w:r>
+      <w:r>
+        <w:t xml:space="preserve"> </w:t>
+      </w:r>
+      <w:r>
+        <w:t>strains deviate from analytic solutions to a cylindrical model. For a constant pressure, the</w:t>
+      </w:r>
+      <w:r>
+        <w:t xml:space="preserve"> </w:t>
+      </w:r>
+      <w:r>
+        <w:t>end effect region appears to have the same length. Therefore, in shorter BPAs, the end</w:t>
+      </w:r>
+      <w:r>
+        <w:t xml:space="preserve"> </w:t>
+      </w:r>
+      <w:r>
+        <w:t xml:space="preserve">effects dominate. The axial length scale of the boundary section is comparable to </w:t>
+      </w:r>
+      <w:proofErr w:type="spellStart"/>
+      <w:r>
+        <w:t>l</w:t>
+      </w:r>
+      <w:r>
+        <w:rPr>
+          <w:vertAlign w:val="subscript"/>
+        </w:rPr>
+        <w:t>rest</w:t>
+      </w:r>
+      <w:proofErr w:type="spellEnd"/>
+      <w:r>
+        <w:t>, and</w:t>
+      </w:r>
+      <w:r>
+        <w:t xml:space="preserve"> </w:t>
+      </w:r>
+      <w:r>
+        <w:t>the active force differs substantially from that of an assumed perfect cylinder.</w:t>
+      </w:r>
+    </w:p>
+    <w:p>
+      <w:pPr>
+        <w:pStyle w:val="ListParagraph"/>
+        <w:ind w:left="2160"/>
+      </w:pPr>
+    </w:p>
+    <w:p>
+      <w:pPr>
+        <w:pStyle w:val="ListParagraph"/>
+        <w:ind w:left="2160"/>
+      </w:pPr>
+      <w:r>
+        <w:t>References</w:t>
+      </w:r>
+    </w:p>
+    <w:p>
+      <w:pPr>
+        <w:pStyle w:val="ListParagraph"/>
+        <w:ind w:left="2160"/>
+        <w:rPr>
+          <w:sz w:val="20"/>
+          <w:szCs w:val="20"/>
+        </w:rPr>
+      </w:pPr>
+      <w:r>
+        <w:rPr>
+          <w:sz w:val="20"/>
+          <w:szCs w:val="20"/>
+        </w:rPr>
+        <w:t xml:space="preserve">19. </w:t>
+      </w:r>
+      <w:r>
+        <w:rPr>
+          <w:sz w:val="20"/>
+          <w:szCs w:val="20"/>
+        </w:rPr>
+        <w:t xml:space="preserve">Festo AG &amp; Co. KG. Fluidic Muscle DMSP, 2026. [Product Datasheet]. Available online: </w:t>
+      </w:r>
+      <w:hyperlink r:id="rId11" w:history="1">
+        <w:r>
+          <w:rPr>
+            <w:rStyle w:val="Hyperlink"/>
+            <w:sz w:val="20"/>
+            <w:szCs w:val="20"/>
+          </w:rPr>
+          <w:t>https://www.festo.com/media/catalog/202851_documentation.pdf</w:t>
+        </w:r>
+      </w:hyperlink>
+      <w:r>
+        <w:rPr>
+          <w:sz w:val="20"/>
+          <w:szCs w:val="20"/>
+        </w:rPr>
+        <w:t xml:space="preserve"> (accessed on 26 March 2026).</w:t>
+      </w:r>
+    </w:p>
+    <w:p>
+      <w:pPr>
+        <w:pStyle w:val="ListParagraph"/>
+        <w:ind w:left="2160"/>
+        <w:rPr>
+          <w:sz w:val="20"/>
+          <w:szCs w:val="20"/>
+        </w:rPr>
+      </w:pPr>
+      <w:r>
+        <w:rPr>
+          <w:sz w:val="20"/>
+          <w:szCs w:val="20"/>
+        </w:rPr>
+        <w:t xml:space="preserve">21. </w:t>
+      </w:r>
+      <w:r>
+        <w:rPr>
+          <w:sz w:val="20"/>
+          <w:szCs w:val="20"/>
+        </w:rPr>
+        <w:t xml:space="preserve">Festo AG &amp; Co. KG. Fluidic Muscle DMSP/MAS, 2018. [Product Datasheet]. Available online: </w:t>
+      </w:r>
+      <w:hyperlink r:id="rId12" w:history="1">
+        <w:r>
+          <w:rPr>
+            <w:rStyle w:val="Hyperlink"/>
+            <w:sz w:val="20"/>
+            <w:szCs w:val="20"/>
+          </w:rPr>
+          <w:t>https://www.festo.com/net/en_us/SupportPortal/Files/732773/DMSP_MAS_2018-01f_8081496g1.pdf</w:t>
+        </w:r>
+      </w:hyperlink>
+      <w:r>
+        <w:rPr>
+          <w:sz w:val="20"/>
+          <w:szCs w:val="20"/>
+        </w:rPr>
+        <w:t xml:space="preserve"> (accessed on 26 March 2026).</w:t>
+      </w:r>
+    </w:p>
+    <w:p>
+      <w:pPr>
+        <w:pStyle w:val="ListParagraph"/>
+        <w:ind w:left="2160"/>
+        <w:rPr>
+          <w:sz w:val="20"/>
+          <w:szCs w:val="20"/>
+        </w:rPr>
+      </w:pPr>
+      <w:r>
+        <w:rPr>
+          <w:sz w:val="20"/>
+          <w:szCs w:val="20"/>
+        </w:rPr>
+        <w:lastRenderedPageBreak/>
+        <w:t xml:space="preserve">22. </w:t>
+      </w:r>
+      <w:r>
+        <w:rPr>
+          <w:sz w:val="20"/>
+          <w:szCs w:val="20"/>
+        </w:rPr>
+        <w:t xml:space="preserve">Festo AG &amp; Co. KG. Fluidic Muscle DMSP/MAS, 2013. [Product Datasheet]. Available online: </w:t>
+      </w:r>
+      <w:hyperlink r:id="rId13" w:history="1">
+        <w:r>
+          <w:rPr>
+            <w:rStyle w:val="Hyperlink"/>
+            <w:sz w:val="20"/>
+            <w:szCs w:val="20"/>
+          </w:rPr>
+          <w:t>https://ftp.festo.com/Public/PNEUMATIC/SOFTWARE_SERVICE/Documentation/2015/EN/DMSP-MAS_EN.PDF</w:t>
+        </w:r>
+      </w:hyperlink>
+      <w:r>
+        <w:rPr>
+          <w:sz w:val="20"/>
+          <w:szCs w:val="20"/>
+        </w:rPr>
+        <w:t xml:space="preserve"> (accessed on 26 March 2026).</w:t>
+      </w:r>
+    </w:p>
+    <w:p>
+      <w:pPr>
+        <w:pStyle w:val="ListParagraph"/>
+        <w:ind w:left="2160"/>
+        <w:rPr>
+          <w:sz w:val="20"/>
+          <w:szCs w:val="20"/>
+        </w:rPr>
+      </w:pPr>
+    </w:p>
+    <w:p>
+      <w:pPr>
+        <w:pStyle w:val="ListParagraph"/>
+        <w:ind w:left="2160"/>
+        <w:rPr>
+          <w:sz w:val="20"/>
+          <w:szCs w:val="20"/>
+        </w:rPr>
       </w:pPr>
     </w:p>
     <w:p>
@@ -2161,7 +2205,344 @@
         <w:ind w:left="1440"/>
       </w:pPr>
       <w:r>
-        <w:t>Added Biomimetic Artificial Muscle Analogy subsection to discussion mentioning the work of Winters and Chou and Hannaford.</w:t>
+        <w:t>The reviewer makes an excellent point. We have added the subsection</w:t>
+      </w:r>
+      <w:r>
+        <w:t xml:space="preserve"> Biomimetic Artificial Muscle Analogy </w:t>
+      </w:r>
+      <w:r>
+        <w:t xml:space="preserve">to the </w:t>
+      </w:r>
+      <w:r>
+        <w:t xml:space="preserve">discussion </w:t>
+      </w:r>
+      <w:r>
+        <w:t xml:space="preserve">and instead of Thelen we cite older work from Winters[30] and </w:t>
+      </w:r>
+      <w:r>
+        <w:t>Chou and Hannaford</w:t>
+      </w:r>
+      <w:r>
+        <w:t>[23]</w:t>
+      </w:r>
+      <w:r>
+        <w:t>.</w:t>
+      </w:r>
+      <w:r>
+        <w:t xml:space="preserve"> The subsection now reads:</w:t>
+      </w:r>
+    </w:p>
+    <w:p>
+      <w:pPr>
+        <w:pStyle w:val="ListParagraph"/>
+        <w:ind w:left="1440"/>
+      </w:pPr>
+    </w:p>
+    <w:p>
+      <w:pPr>
+        <w:pStyle w:val="ListParagraph"/>
+        <w:ind w:left="1440"/>
+      </w:pPr>
+      <w:r>
+        <w:t>5.5. Biomimetic Artificial Muscle Analogy</w:t>
+      </w:r>
+    </w:p>
+    <w:p>
+      <w:pPr>
+        <w:pStyle w:val="ListParagraph"/>
+        <w:ind w:left="1440" w:firstLine="720"/>
+      </w:pPr>
+      <w:r>
+        <w:t>BPA artificial muscles are often said to be analogous to biological muscles because</w:t>
+      </w:r>
+      <w:r>
+        <w:t xml:space="preserve"> </w:t>
+      </w:r>
+      <w:r>
+        <w:t>they have force length curves and can produce force only in tension. This analogy is</w:t>
+      </w:r>
+      <w:r>
+        <w:t xml:space="preserve"> </w:t>
+      </w:r>
+      <w:r>
+        <w:t>worth closer inspection. For example, the describes the passive force–length curve has</w:t>
+      </w:r>
+      <w:r>
+        <w:t xml:space="preserve"> </w:t>
+      </w:r>
+      <w:r>
+        <w:t>been described as an exponential function arising from connective tissue elements, while</w:t>
+      </w:r>
+      <w:r>
+        <w:t xml:space="preserve"> </w:t>
+      </w:r>
+      <w:r>
+        <w:t>the active force–length relationship is typically modeled as a bell-shaped curve reflecting</w:t>
+      </w:r>
+      <w:r>
+        <w:t xml:space="preserve"> </w:t>
+      </w:r>
+      <w:r>
+        <w:t>actin–myosin overlap [ 30]. These formulations emphasize that muscle force generation</w:t>
+      </w:r>
+      <w:r>
+        <w:t xml:space="preserve"> </w:t>
+      </w:r>
+      <w:r>
+        <w:t>is governed by nonlinear geometric and material interactions rather than simple linear</w:t>
+      </w:r>
+      <w:r>
+        <w:t xml:space="preserve"> </w:t>
+      </w:r>
+      <w:r>
+        <w:t>elasticity. McKibben type pneumatic artificial muscles (of which Festo is an example)</w:t>
+      </w:r>
+    </w:p>
+    <w:p>
+      <w:pPr>
+        <w:pStyle w:val="ListParagraph"/>
+        <w:ind w:left="1440"/>
+      </w:pPr>
+      <w:r>
+        <w:t>exhibit analogous nonlinear behavior, though arising from fundamentally different physical</w:t>
+      </w:r>
+      <w:r>
+        <w:t xml:space="preserve"> </w:t>
+      </w:r>
+      <w:r>
+        <w:t>mechanisms. As shown by Chou and Hannaford, the force–length relationship of McKibben</w:t>
+      </w:r>
+      <w:r>
+        <w:t xml:space="preserve"> </w:t>
+      </w:r>
+      <w:r>
+        <w:t>actuators is derived from geometric constraints imposed by the braided shell, leading to</w:t>
+      </w:r>
+      <w:r>
+        <w:t xml:space="preserve"> </w:t>
+      </w:r>
+      <w:r>
+        <w:t>a nonlinear dependence of force on actuator length through the braid angle [23]. In their</w:t>
+      </w:r>
+      <w:r>
+        <w:t xml:space="preserve"> </w:t>
+      </w:r>
+      <w:r>
+        <w:t>formulation, actuator force is proportional to pressure and a nonlinear geometric term</w:t>
+      </w:r>
+      <w:r>
+        <w:t xml:space="preserve"> </w:t>
+      </w:r>
+      <w:r>
+        <w:t>(3 cos2 θ − 1), which governs both the maximum contraction limit and the curvature of the</w:t>
+      </w:r>
+    </w:p>
+    <w:p>
+      <w:pPr>
+        <w:pStyle w:val="ListParagraph"/>
+        <w:ind w:left="1440"/>
+      </w:pPr>
+      <w:r>
+        <w:t>force–length relationship. The work presented here demonstrates that this nonlinear curve</w:t>
+      </w:r>
+      <w:r>
+        <w:t xml:space="preserve"> </w:t>
+      </w:r>
+      <w:r>
+        <w:t>can be well approximated by an exponential as well.</w:t>
+      </w:r>
+    </w:p>
+    <w:p>
+      <w:pPr>
+        <w:pStyle w:val="ListParagraph"/>
+        <w:ind w:left="1440" w:firstLine="720"/>
+      </w:pPr>
+      <w:r>
+        <w:t>However, there are some distinct differences between how these artificial muscles</w:t>
+      </w:r>
+      <w:r>
+        <w:t xml:space="preserve"> </w:t>
+      </w:r>
+      <w:r>
+        <w:t>behave when compared to biological muscles. For example, the biological muscle optimum</w:t>
+      </w:r>
+      <w:r>
+        <w:t xml:space="preserve"> </w:t>
+      </w:r>
+      <w:r>
+        <w:t xml:space="preserve">fiber length </w:t>
+      </w:r>
+      <w:proofErr w:type="spellStart"/>
+      <w:r>
+        <w:t>l</w:t>
+      </w:r>
+      <w:r>
+        <w:rPr>
+          <w:vertAlign w:val="subscript"/>
+        </w:rPr>
+        <w:t>OFL</w:t>
+      </w:r>
+      <w:proofErr w:type="spellEnd"/>
+      <w:r>
+        <w:t xml:space="preserve"> is not equivalent to </w:t>
+      </w:r>
+      <w:proofErr w:type="spellStart"/>
+      <w:r>
+        <w:t>l</w:t>
+      </w:r>
+      <w:r>
+        <w:rPr>
+          <w:vertAlign w:val="subscript"/>
+        </w:rPr>
+        <w:t>rest</w:t>
+      </w:r>
+      <w:proofErr w:type="spellEnd"/>
+      <w:r>
+        <w:t xml:space="preserve"> in the muscles. The maximum active force that</w:t>
+      </w:r>
+      <w:r>
+        <w:t xml:space="preserve"> </w:t>
+      </w:r>
+      <w:r>
+        <w:t xml:space="preserve">the artificial muscles can produce is at </w:t>
+      </w:r>
+      <w:r>
+        <w:lastRenderedPageBreak/>
+        <w:t>the resting length, also the maximum length, of the</w:t>
+      </w:r>
+      <w:r>
+        <w:t xml:space="preserve"> </w:t>
+      </w:r>
+      <w:r>
+        <w:t>artificial muscles. In contrast, the maximum active force a biological muscle length can</w:t>
+      </w:r>
+      <w:r>
+        <w:t xml:space="preserve"> </w:t>
+      </w:r>
+      <w:r>
+        <w:t>produce is somewhere in the middle of the total contractile length of the muscle.</w:t>
+      </w:r>
+      <w:r>
+        <w:t xml:space="preserve"> </w:t>
+      </w:r>
+      <w:r>
+        <w:t>Furthermore, biological muscles can adapt the optimal operating length through</w:t>
+      </w:r>
+      <w:r>
+        <w:t xml:space="preserve"> </w:t>
+      </w:r>
+      <w:r>
+        <w:t>structural remodeling (e.g., sarcomere addition or tendon compliance) while BPAs have</w:t>
+      </w:r>
+    </w:p>
+    <w:p>
+      <w:pPr>
+        <w:pStyle w:val="ListParagraph"/>
+        <w:ind w:left="1440"/>
+      </w:pPr>
+      <w:r>
+        <w:t>a fixed geometric configuration. This allows biological systems to self-optimize for the</w:t>
+      </w:r>
+      <w:r>
+        <w:t xml:space="preserve"> </w:t>
+      </w:r>
+      <w:r>
+        <w:t>particular tasks the animal is subjected to. In order to re-optimize a robot for new tasks,</w:t>
+      </w:r>
+      <w:r>
+        <w:t xml:space="preserve"> </w:t>
+      </w:r>
+      <w:r>
+        <w:t>new actuators would have to be swapped into the system. This distinction highlights a</w:t>
+      </w:r>
+      <w:r>
+        <w:t xml:space="preserve"> </w:t>
+      </w:r>
+      <w:r>
+        <w:t>key limitation of BPAs in biomimetic applications, while also reinforcing the importance of</w:t>
+      </w:r>
+      <w:r>
+        <w:t xml:space="preserve"> </w:t>
+      </w:r>
+      <w:r>
+        <w:t>accurate nonlinear modeling for control and design.</w:t>
+      </w:r>
+    </w:p>
+    <w:p>
+      <w:pPr>
+        <w:pStyle w:val="ListParagraph"/>
+        <w:ind w:left="1440"/>
+      </w:pPr>
+    </w:p>
+    <w:p>
+      <w:pPr>
+        <w:pStyle w:val="ListParagraph"/>
+        <w:ind w:left="1440"/>
+      </w:pPr>
+      <w:r>
+        <w:t>References</w:t>
+      </w:r>
+    </w:p>
+    <w:p>
+      <w:pPr>
+        <w:pStyle w:val="ListParagraph"/>
+        <w:ind w:left="1440"/>
+        <w:rPr>
+          <w:sz w:val="20"/>
+          <w:szCs w:val="20"/>
+        </w:rPr>
+      </w:pPr>
+      <w:r>
+        <w:rPr>
+          <w:sz w:val="20"/>
+          <w:szCs w:val="20"/>
+        </w:rPr>
+        <w:t>30. Winters, J.M. Hill-Based Muscle Models: A Systems Engineering Perspective. In Multiple Muscle Systems: Biomechanics and</w:t>
+      </w:r>
+      <w:r>
+        <w:rPr>
+          <w:sz w:val="20"/>
+          <w:szCs w:val="20"/>
+        </w:rPr>
+        <w:t xml:space="preserve"> </w:t>
+      </w:r>
+      <w:r>
+        <w:rPr>
+          <w:sz w:val="20"/>
+          <w:szCs w:val="20"/>
+        </w:rPr>
+        <w:t>Movement Organization; Winters, Jack M.; Woo, Savio L.-Y.., Eds.; Springer: New York, NY, 1990; pp. 63–93. https://doi.org/10.1007/978-1-4613-9030-5_5.</w:t>
+      </w:r>
+    </w:p>
+    <w:p>
+      <w:pPr>
+        <w:pStyle w:val="ListParagraph"/>
+        <w:ind w:left="1440"/>
+        <w:rPr>
+          <w:sz w:val="20"/>
+          <w:szCs w:val="20"/>
+        </w:rPr>
+      </w:pPr>
+      <w:r>
+        <w:rPr>
+          <w:sz w:val="20"/>
+          <w:szCs w:val="20"/>
+        </w:rPr>
+        <w:t>23. Chou, C.P.; Hannaford, B. Measurement and modeling of McKibben pneumatic artificial muscles. IEEE Transactions on Robotics</w:t>
+      </w:r>
+      <w:r>
+        <w:rPr>
+          <w:sz w:val="20"/>
+          <w:szCs w:val="20"/>
+        </w:rPr>
+        <w:t xml:space="preserve"> </w:t>
+      </w:r>
+      <w:r>
+        <w:rPr>
+          <w:sz w:val="20"/>
+          <w:szCs w:val="20"/>
+        </w:rPr>
+        <w:t>and Automation 1996, 12, 90–102. https://doi.org/10.1109/70.481753.</w:t>
       </w:r>
     </w:p>
     <w:p>
@@ -2197,13 +2578,7 @@
         <w:ind w:left="1440"/>
       </w:pPr>
       <w:r>
-        <w:t>We have updated these</w:t>
-      </w:r>
-      <w:r>
-        <w:t xml:space="preserve"> Figures 2 through 4</w:t>
-      </w:r>
-      <w:r>
-        <w:t xml:space="preserve"> for ease of readability.</w:t>
+        <w:t>We have made Figures 2 through 4 larger for ease-of-readability.</w:t>
       </w:r>
     </w:p>
     <w:p>
@@ -2221,7 +2596,11 @@
         </w:numPr>
       </w:pPr>
       <w:r>
-        <w:t>An observation is that the disadvantage of BPAs are: "maximum tensile force occurs at resting (i.e., uninflated) length (l</w:t>
+        <w:t>An observation is that the disadvantage of BPAs are: "maximum tensile force occurs at resting (i.e., uninflated) length (</w:t>
+      </w:r>
+      <w:proofErr w:type="spellStart"/>
+      <w:r>
+        <w:t>l</w:t>
       </w:r>
       <w:r>
         <w:rPr>
@@ -2229,24 +2608,81 @@
         </w:rPr>
         <w:t>rest</w:t>
       </w:r>
-      <w:r>
-        <w:t>) rather than at an optimal fiber length".  Is the ability of the natural musculoskeletal system to adapt to the required loads and ranges placed upon them, by changing tenson length, sarcomere and fibre numbers, at least as significant problem when trying to mimic the natural system?</w:t>
-      </w:r>
-    </w:p>
-    <w:p>
-      <w:pPr>
-        <w:ind w:left="360"/>
-      </w:pPr>
-      <w:r>
-        <w:t xml:space="preserve">To address this, we have added a subsection the end of the discussion that talks more about the analogy between muscles and BPAs. As Winters points out in “Hill-Based Muscle </w:t>
+      <w:proofErr w:type="spellEnd"/>
+      <w:r>
+        <w:t xml:space="preserve">) rather than at an optimal fiber length".  Is the ability of the natural musculoskeletal system to adapt to the required loads and ranges placed upon them, by changing tenson length, sarcomere and </w:t>
+      </w:r>
+      <w:proofErr w:type="spellStart"/>
+      <w:r>
+        <w:t>fibre</w:t>
+      </w:r>
+      <w:proofErr w:type="spellEnd"/>
+      <w:r>
+        <w:t xml:space="preserve"> numbers, at least as significant problem when trying to mimic the natural system?</w:t>
+      </w:r>
+    </w:p>
+    <w:p>
+      <w:pPr>
+        <w:ind w:left="1440"/>
+      </w:pPr>
+      <w:r>
+        <w:t>As noted to point 2, above, we have included a subsection that includes an answer to your question. Specifically, the last paragraph of the subsection reads:</w:t>
+      </w:r>
+    </w:p>
+    <w:p>
+      <w:pPr>
+        <w:pStyle w:val="ListParagraph"/>
+        <w:ind w:left="1440" w:firstLine="720"/>
+      </w:pPr>
+      <w:r>
+        <w:t xml:space="preserve">However, there are some distinct differences between how these artificial muscles behave when compared to biological muscles. For example, the biological muscle optimum fiber length </w:t>
+      </w:r>
+      <w:proofErr w:type="spellStart"/>
+      <w:r>
+        <w:t>l</w:t>
+      </w:r>
+      <w:r>
+        <w:rPr>
+          <w:vertAlign w:val="subscript"/>
+        </w:rPr>
+        <w:t>OFL</w:t>
+      </w:r>
+      <w:proofErr w:type="spellEnd"/>
+      <w:r>
+        <w:t xml:space="preserve"> is not equivalent to </w:t>
+      </w:r>
+      <w:proofErr w:type="spellStart"/>
+      <w:r>
+        <w:t>l</w:t>
+      </w:r>
+      <w:r>
+        <w:rPr>
+          <w:vertAlign w:val="subscript"/>
+        </w:rPr>
+        <w:t>rest</w:t>
+      </w:r>
+      <w:proofErr w:type="spellEnd"/>
+      <w:r>
+        <w:t xml:space="preserve"> in the muscles. The maximum active force that the artificial muscles can produce is at the resting length, also the maximum length, of the artificial muscles. In contrast, the maximum active force a biological muscle length can produce is somewhere </w:t>
       </w:r>
       <w:r>
         <w:lastRenderedPageBreak/>
-        <w:t xml:space="preserve">Models: A Systems Engineering Perspective,” </w:t>
-      </w:r>
-      <w:r>
-        <w:t>even the Hill model can sometimes be seen as either too much of a simplification or as overly complex.</w:t>
-      </w:r>
+        <w:t>in the middle of the total contractile length of the muscle. Furthermore, biological muscles can adapt the optimal operating length through structural remodeling (e.g., sarcomere addition or tendon compliance) while BPAs have</w:t>
+      </w:r>
+    </w:p>
+    <w:p>
+      <w:pPr>
+        <w:pStyle w:val="ListParagraph"/>
+        <w:ind w:left="1440"/>
+      </w:pPr>
+      <w:r>
+        <w:t>a fixed geometric configuration. This allows biological systems to self-optimize for the particular tasks the animal is subjected to. In order to re-optimize a robot for new tasks, new actuators would have to be swapped into the system. This distinction highlights a key limitation of BPAs in biomimetic applications, while also reinforcing the importance of accurate nonlinear modeling for control and design.</w:t>
+      </w:r>
+    </w:p>
+    <w:p>
+      <w:pPr>
+        <w:ind w:left="720"/>
+      </w:pPr>
     </w:p>
     <w:sectPr>
       <w:pgSz w:w="12240" w:h="15840"/>
@@ -2256,140 +2692,6 @@
     </w:sectPr>
   </w:body>
 </w:document>
-</file>
-
-<file path=word/comments.xml><?xml version="1.0" encoding="utf-8"?>
-<w:comments xmlns:wpc="http://schemas.microsoft.com/office/word/2010/wordprocessingCanvas" xmlns:cx="http://schemas.microsoft.com/office/drawing/2014/chartex" xmlns:cx1="http://schemas.microsoft.com/office/drawing/2015/9/8/chartex" xmlns:cx2="http://schemas.microsoft.com/office/drawing/2015/10/21/chartex" xmlns:cx3="http://schemas.microsoft.com/office/drawing/2016/5/9/chartex" xmlns:cx4="http://schemas.microsoft.com/office/drawing/2016/5/10/chartex" xmlns:cx5="http://schemas.microsoft.com/office/drawing/2016/5/11/chartex" xmlns:cx6="http://schemas.microsoft.com/office/drawing/2016/5/12/chartex" xmlns:cx7="http://schemas.microsoft.com/office/drawing/2016/5/13/chartex" xmlns:cx8="http://schemas.microsoft.com/office/drawing/2016/5/14/chartex" xmlns:mc="http://schemas.openxmlformats.org/markup-compatibility/2006" xmlns:aink="http://schemas.microsoft.com/office/drawing/2016/ink" xmlns:am3d="http://schemas.microsoft.com/office/drawing/2017/model3d" xmlns:o="urn:schemas-microsoft-com:office:office" xmlns:oel="http://schemas.microsoft.com/office/2019/extlst" xmlns:r="http://schemas.openxmlformats.org/officeDocument/2006/relationships" xmlns:m="http://schemas.openxmlformats.org/officeDocument/2006/math" xmlns:v="urn:schemas-microsoft-com:vml" xmlns:wp14="http://schemas.microsoft.com/office/word/2010/wordprocessingDrawing" xmlns:wp="http://schemas.openxmlformats.org/drawingml/2006/wordprocessingDrawing" xmlns:w10="urn:schemas-microsoft-com:office:word" xmlns:w="http://schemas.openxmlformats.org/wordprocessingml/2006/main" xmlns:w14="http://schemas.microsoft.com/office/word/2010/wordml" xmlns:w15="http://schemas.microsoft.com/office/word/2012/wordml" xmlns:w16cex="http://schemas.microsoft.com/office/word/2018/wordml/cex" xmlns:w16cid="http://schemas.microsoft.com/office/word/2016/wordml/cid" xmlns:w16="http://schemas.microsoft.com/office/word/2018/wordml" xmlns:w16du="http://schemas.microsoft.com/office/word/2023/wordml/word16du" xmlns:w16sdtdh="http://schemas.microsoft.com/office/word/2020/wordml/sdtdatahash" xmlns:w16sdtfl="http://schemas.microsoft.com/office/word/2024/wordml/sdtformatlock" xmlns:w16se="http://schemas.microsoft.com/office/word/2015/wordml/symex" xmlns:wpg="http://schemas.microsoft.com/office/word/2010/wordprocessingGroup" xmlns:wpi="http://schemas.microsoft.com/office/word/2010/wordprocessingInk" xmlns:wne="http://schemas.microsoft.com/office/word/2006/wordml" xmlns:wps="http://schemas.microsoft.com/office/word/2010/wordprocessingShape" mc:Ignorable="w14 w15 w16se w16cid w16 w16cex w16sdtdh w16sdtfl w16du wp14">
-  <w:comment w:id="40" w:author="Alexander Hunt" w:date="2026-04-07T08:50:00Z" w:initials="AH">
-    <w:p>
-      <w:pPr>
-        <w:pStyle w:val="CommentText"/>
-      </w:pPr>
-      <w:r>
-        <w:rPr>
-          <w:rStyle w:val="CommentReference"/>
-        </w:rPr>
-        <w:annotationRef/>
-      </w:r>
-      <w:r>
-        <w:t>Are there any current publications that cover more than 1 muscle diameter?</w:t>
-      </w:r>
-    </w:p>
-  </w:comment>
-  <w:comment w:id="41" w:author="Ben Bolen" w:date="2026-04-09T16:12:00Z" w:initials="BB">
-    <w:p>
-      <w:pPr>
-        <w:pStyle w:val="CommentText"/>
-      </w:pPr>
-      <w:r>
-        <w:rPr>
-          <w:rStyle w:val="CommentReference"/>
-        </w:rPr>
-        <w:annotationRef/>
-      </w:r>
-      <w:r>
-        <w:t>No. Did you want me to include this part in the paper?</w:t>
-      </w:r>
-    </w:p>
-  </w:comment>
-  <w:comment w:id="96" w:author="Alexander Hunt" w:date="2026-04-07T09:08:00Z" w:initials="AH">
-    <w:p>
-      <w:pPr>
-        <w:pStyle w:val="CommentText"/>
-      </w:pPr>
-      <w:r>
-        <w:rPr>
-          <w:rStyle w:val="CommentReference"/>
-        </w:rPr>
-        <w:annotationRef/>
-      </w:r>
-      <w:r>
-        <w:t>Fix the $$ to be formatted correctly in word.</w:t>
-      </w:r>
-    </w:p>
-  </w:comment>
-  <w:comment w:id="118" w:author="Alexander Hunt" w:date="2026-04-07T09:29:00Z" w:initials="AH">
-    <w:p>
-      <w:pPr>
-        <w:pStyle w:val="CommentText"/>
-      </w:pPr>
-      <w:r>
-        <w:rPr>
-          <w:rStyle w:val="CommentReference"/>
-        </w:rPr>
-        <w:annotationRef/>
-      </w:r>
-      <w:r>
-        <w:t>Add to paper.</w:t>
-      </w:r>
-    </w:p>
-  </w:comment>
-  <w:comment w:id="133" w:author="Alexander Hunt" w:date="2026-04-07T09:09:00Z" w:initials="AH">
-    <w:p>
-      <w:pPr>
-        <w:pStyle w:val="CommentText"/>
-      </w:pPr>
-      <w:r>
-        <w:rPr>
-          <w:rStyle w:val="CommentReference"/>
-        </w:rPr>
-        <w:annotationRef/>
-      </w:r>
-      <w:r>
-        <w:t>cite</w:t>
-      </w:r>
-    </w:p>
-  </w:comment>
-  <w:comment w:id="137" w:author="Alexander Hunt" w:date="2026-04-07T09:09:00Z" w:initials="AH">
-    <w:p>
-      <w:pPr>
-        <w:pStyle w:val="CommentText"/>
-      </w:pPr>
-      <w:r>
-        <w:rPr>
-          <w:rStyle w:val="CommentReference"/>
-        </w:rPr>
-        <w:annotationRef/>
-      </w:r>
-      <w:r>
-        <w:t>cite</w:t>
-      </w:r>
-    </w:p>
-  </w:comment>
-</w:comments>
-</file>
-
-<file path=word/commentsExtended.xml><?xml version="1.0" encoding="utf-8"?>
-<w15:commentsEx xmlns:wpc="http://schemas.microsoft.com/office/word/2010/wordprocessingCanvas" xmlns:cx="http://schemas.microsoft.com/office/drawing/2014/chartex" xmlns:cx1="http://schemas.microsoft.com/office/drawing/2015/9/8/chartex" xmlns:cx2="http://schemas.microsoft.com/office/drawing/2015/10/21/chartex" xmlns:cx3="http://schemas.microsoft.com/office/drawing/2016/5/9/chartex" xmlns:cx4="http://schemas.microsoft.com/office/drawing/2016/5/10/chartex" xmlns:cx5="http://schemas.microsoft.com/office/drawing/2016/5/11/chartex" xmlns:cx6="http://schemas.microsoft.com/office/drawing/2016/5/12/chartex" xmlns:cx7="http://schemas.microsoft.com/office/drawing/2016/5/13/chartex" xmlns:cx8="http://schemas.microsoft.com/office/drawing/2016/5/14/chartex" xmlns:mc="http://schemas.openxmlformats.org/markup-compatibility/2006" xmlns:aink="http://schemas.microsoft.com/office/drawing/2016/ink" xmlns:am3d="http://schemas.microsoft.com/office/drawing/2017/model3d" xmlns:o="urn:schemas-microsoft-com:office:office" xmlns:oel="http://schemas.microsoft.com/office/2019/extlst" xmlns:r="http://schemas.openxmlformats.org/officeDocument/2006/relationships" xmlns:m="http://schemas.openxmlformats.org/officeDocument/2006/math" xmlns:v="urn:schemas-microsoft-com:vml" xmlns:wp14="http://schemas.microsoft.com/office/word/2010/wordprocessingDrawing" xmlns:wp="http://schemas.openxmlformats.org/drawingml/2006/wordprocessingDrawing" xmlns:w10="urn:schemas-microsoft-com:office:word" xmlns:w="http://schemas.openxmlformats.org/wordprocessingml/2006/main" xmlns:w14="http://schemas.microsoft.com/office/word/2010/wordml" xmlns:w15="http://schemas.microsoft.com/office/word/2012/wordml" xmlns:w16cex="http://schemas.microsoft.com/office/word/2018/wordml/cex" xmlns:w16cid="http://schemas.microsoft.com/office/word/2016/wordml/cid" xmlns:w16="http://schemas.microsoft.com/office/word/2018/wordml" xmlns:w16du="http://schemas.microsoft.com/office/word/2023/wordml/word16du" xmlns:w16sdtdh="http://schemas.microsoft.com/office/word/2020/wordml/sdtdatahash" xmlns:w16sdtfl="http://schemas.microsoft.com/office/word/2024/wordml/sdtformatlock" xmlns:w16se="http://schemas.microsoft.com/office/word/2015/wordml/symex" xmlns:wpg="http://schemas.microsoft.com/office/word/2010/wordprocessingGroup" xmlns:wpi="http://schemas.microsoft.com/office/word/2010/wordprocessingInk" xmlns:wne="http://schemas.microsoft.com/office/word/2006/wordml" xmlns:wps="http://schemas.microsoft.com/office/word/2010/wordprocessingShape" mc:Ignorable="w14 w15 w16se w16cid w16 w16cex w16sdtdh w16sdtfl w16du wp14">
-  <w15:commentEx w15:paraId="5BF42A1E" w15:done="0"/>
-  <w15:commentEx w15:paraId="537E185D" w15:paraIdParent="5BF42A1E" w15:done="0"/>
-  <w15:commentEx w15:paraId="3B47A2A0" w15:done="0"/>
-  <w15:commentEx w15:paraId="03DF1D69" w15:done="0"/>
-  <w15:commentEx w15:paraId="7FB14AF6" w15:done="0"/>
-  <w15:commentEx w15:paraId="53F5F535" w15:done="0"/>
-</w15:commentsEx>
-</file>
-
-<file path=word/commentsExtensible.xml><?xml version="1.0" encoding="utf-8"?>
-<w16cex:commentsExtensible xmlns:wpc="http://schemas.microsoft.com/office/word/2010/wordprocessingCanvas" xmlns:cx="http://schemas.microsoft.com/office/drawing/2014/chartex" xmlns:cx1="http://schemas.microsoft.com/office/drawing/2015/9/8/chartex" xmlns:cx2="http://schemas.microsoft.com/office/drawing/2015/10/21/chartex" xmlns:cx3="http://schemas.microsoft.com/office/drawing/2016/5/9/chartex" xmlns:cx4="http://schemas.microsoft.com/office/drawing/2016/5/10/chartex" xmlns:cx5="http://schemas.microsoft.com/office/drawing/2016/5/11/chartex" xmlns:cx6="http://schemas.microsoft.com/office/drawing/2016/5/12/chartex" xmlns:cx7="http://schemas.microsoft.com/office/drawing/2016/5/13/chartex" xmlns:cx8="http://schemas.microsoft.com/office/drawing/2016/5/14/chartex" xmlns:cr="http://schemas.microsoft.com/office/comments/2020/reactions" xmlns:mc="http://schemas.openxmlformats.org/markup-compatibility/2006" xmlns:aink="http://schemas.microsoft.com/office/drawing/2016/ink" xmlns:am3d="http://schemas.microsoft.com/office/drawing/2017/model3d" xmlns:o="urn:schemas-microsoft-com:office:office" xmlns:oel="http://schemas.microsoft.com/office/2019/extlst" xmlns:r="http://schemas.openxmlformats.org/officeDocument/2006/relationships" xmlns:m="http://schemas.openxmlformats.org/officeDocument/2006/math" xmlns:v="urn:schemas-microsoft-com:vml" xmlns:wp14="http://schemas.microsoft.com/office/word/2010/wordprocessingDrawing" xmlns:wp="http://schemas.openxmlformats.org/drawingml/2006/wordprocessingDrawing" xmlns:w10="urn:schemas-microsoft-com:office:word" xmlns:w="http://schemas.openxmlformats.org/wordprocessingml/2006/main" xmlns:w14="http://schemas.microsoft.com/office/word/2010/wordml" xmlns:w15="http://schemas.microsoft.com/office/word/2012/wordml" xmlns:w16cex="http://schemas.microsoft.com/office/word/2018/wordml/cex" xmlns:w16cid="http://schemas.microsoft.com/office/word/2016/wordml/cid" xmlns:w16="http://schemas.microsoft.com/office/word/2018/wordml" xmlns:w16du="http://schemas.microsoft.com/office/word/2023/wordml/word16du" xmlns:w16sdtdh="http://schemas.microsoft.com/office/word/2020/wordml/sdtdatahash" xmlns:w16sdtfl="http://schemas.microsoft.com/office/word/2024/wordml/sdtformatlock" xmlns:w16se="http://schemas.microsoft.com/office/word/2015/wordml/symex" xmlns:wpg="http://schemas.microsoft.com/office/word/2010/wordprocessingGroup" xmlns:wpi="http://schemas.microsoft.com/office/word/2010/wordprocessingInk" xmlns:wne="http://schemas.microsoft.com/office/word/2006/wordml" xmlns:wps="http://schemas.microsoft.com/office/word/2010/wordprocessingShape" mc:Ignorable="w14 w15 w16se w16cid w16 w16cex w16sdtdh w16sdtfl cr w16du wp14">
-  <w16cex:commentExtensible w16cex:durableId="60C7EFB5" w16cex:dateUtc="2026-04-07T15:50:00Z"/>
-  <w16cex:commentExtensible w16cex:durableId="345EAC6E" w16cex:dateUtc="2026-04-09T23:12:00Z"/>
-  <w16cex:commentExtensible w16cex:durableId="6801A1DB" w16cex:dateUtc="2026-04-07T16:08:00Z"/>
-  <w16cex:commentExtensible w16cex:durableId="116E0035" w16cex:dateUtc="2026-04-07T16:29:00Z"/>
-  <w16cex:commentExtensible w16cex:durableId="437B37B1" w16cex:dateUtc="2026-04-07T16:09:00Z"/>
-  <w16cex:commentExtensible w16cex:durableId="0DC11871" w16cex:dateUtc="2026-04-07T16:09:00Z"/>
-</w16cex:commentsExtensible>
-</file>
-
-<file path=word/commentsIds.xml><?xml version="1.0" encoding="utf-8"?>
-<w16cid:commentsIds xmlns:wpc="http://schemas.microsoft.com/office/word/2010/wordprocessingCanvas" xmlns:cx="http://schemas.microsoft.com/office/drawing/2014/chartex" xmlns:cx1="http://schemas.microsoft.com/office/drawing/2015/9/8/chartex" xmlns:cx2="http://schemas.microsoft.com/office/drawing/2015/10/21/chartex" xmlns:cx3="http://schemas.microsoft.com/office/drawing/2016/5/9/chartex" xmlns:cx4="http://schemas.microsoft.com/office/drawing/2016/5/10/chartex" xmlns:cx5="http://schemas.microsoft.com/office/drawing/2016/5/11/chartex" xmlns:cx6="http://schemas.microsoft.com/office/drawing/2016/5/12/chartex" xmlns:cx7="http://schemas.microsoft.com/office/drawing/2016/5/13/chartex" xmlns:cx8="http://schemas.microsoft.com/office/drawing/2016/5/14/chartex" xmlns:mc="http://schemas.openxmlformats.org/markup-compatibility/2006" xmlns:aink="http://schemas.microsoft.com/office/drawing/2016/ink" xmlns:am3d="http://schemas.microsoft.com/office/drawing/2017/model3d" xmlns:o="urn:schemas-microsoft-com:office:office" xmlns:oel="http://schemas.microsoft.com/office/2019/extlst" xmlns:r="http://schemas.openxmlformats.org/officeDocument/2006/relationships" xmlns:m="http://schemas.openxmlformats.org/officeDocument/2006/math" xmlns:v="urn:schemas-microsoft-com:vml" xmlns:wp14="http://schemas.microsoft.com/office/word/2010/wordprocessingDrawing" xmlns:wp="http://schemas.openxmlformats.org/drawingml/2006/wordprocessingDrawing" xmlns:w10="urn:schemas-microsoft-com:office:word" xmlns:w="http://schemas.openxmlformats.org/wordprocessingml/2006/main" xmlns:w14="http://schemas.microsoft.com/office/word/2010/wordml" xmlns:w15="http://schemas.microsoft.com/office/word/2012/wordml" xmlns:w16cex="http://schemas.microsoft.com/office/word/2018/wordml/cex" xmlns:w16cid="http://schemas.microsoft.com/office/word/2016/wordml/cid" xmlns:w16="http://schemas.microsoft.com/office/word/2018/wordml" xmlns:w16du="http://schemas.microsoft.com/office/word/2023/wordml/word16du" xmlns:w16sdtdh="http://schemas.microsoft.com/office/word/2020/wordml/sdtdatahash" xmlns:w16sdtfl="http://schemas.microsoft.com/office/word/2024/wordml/sdtformatlock" xmlns:w16se="http://schemas.microsoft.com/office/word/2015/wordml/symex" xmlns:wpg="http://schemas.microsoft.com/office/word/2010/wordprocessingGroup" xmlns:wpi="http://schemas.microsoft.com/office/word/2010/wordprocessingInk" xmlns:wne="http://schemas.microsoft.com/office/word/2006/wordml" xmlns:wps="http://schemas.microsoft.com/office/word/2010/wordprocessingShape" mc:Ignorable="w14 w15 w16se w16cid w16 w16cex w16sdtdh w16sdtfl w16du wp14">
-  <w16cid:commentId w16cid:paraId="5BF42A1E" w16cid:durableId="60C7EFB5"/>
-  <w16cid:commentId w16cid:paraId="537E185D" w16cid:durableId="345EAC6E"/>
-  <w16cid:commentId w16cid:paraId="3B47A2A0" w16cid:durableId="6801A1DB"/>
-  <w16cid:commentId w16cid:paraId="03DF1D69" w16cid:durableId="116E0035"/>
-  <w16cid:commentId w16cid:paraId="7FB14AF6" w16cid:durableId="437B37B1"/>
-  <w16cid:commentId w16cid:paraId="53F5F535" w16cid:durableId="0DC11871"/>
-</w16cid:commentsIds>
 </file>
 
 <file path=word/numbering.xml><?xml version="1.0" encoding="utf-8"?>
@@ -2841,17 +3143,6 @@
     <w:abstractNumId w:val="2"/>
   </w:num>
 </w:numbering>
-</file>
-
-<file path=word/people.xml><?xml version="1.0" encoding="utf-8"?>
-<w15:people xmlns:wpc="http://schemas.microsoft.com/office/word/2010/wordprocessingCanvas" xmlns:cx="http://schemas.microsoft.com/office/drawing/2014/chartex" xmlns:cx1="http://schemas.microsoft.com/office/drawing/2015/9/8/chartex" xmlns:cx2="http://schemas.microsoft.com/office/drawing/2015/10/21/chartex" xmlns:cx3="http://schemas.microsoft.com/office/drawing/2016/5/9/chartex" xmlns:cx4="http://schemas.microsoft.com/office/drawing/2016/5/10/chartex" xmlns:cx5="http://schemas.microsoft.com/office/drawing/2016/5/11/chartex" xmlns:cx6="http://schemas.microsoft.com/office/drawing/2016/5/12/chartex" xmlns:cx7="http://schemas.microsoft.com/office/drawing/2016/5/13/chartex" xmlns:cx8="http://schemas.microsoft.com/office/drawing/2016/5/14/chartex" xmlns:mc="http://schemas.openxmlformats.org/markup-compatibility/2006" xmlns:aink="http://schemas.microsoft.com/office/drawing/2016/ink" xmlns:am3d="http://schemas.microsoft.com/office/drawing/2017/model3d" xmlns:o="urn:schemas-microsoft-com:office:office" xmlns:oel="http://schemas.microsoft.com/office/2019/extlst" xmlns:r="http://schemas.openxmlformats.org/officeDocument/2006/relationships" xmlns:m="http://schemas.openxmlformats.org/officeDocument/2006/math" xmlns:v="urn:schemas-microsoft-com:vml" xmlns:wp14="http://schemas.microsoft.com/office/word/2010/wordprocessingDrawing" xmlns:wp="http://schemas.openxmlformats.org/drawingml/2006/wordprocessingDrawing" xmlns:w10="urn:schemas-microsoft-com:office:word" xmlns:w="http://schemas.openxmlformats.org/wordprocessingml/2006/main" xmlns:w14="http://schemas.microsoft.com/office/word/2010/wordml" xmlns:w15="http://schemas.microsoft.com/office/word/2012/wordml" xmlns:w16cex="http://schemas.microsoft.com/office/word/2018/wordml/cex" xmlns:w16cid="http://schemas.microsoft.com/office/word/2016/wordml/cid" xmlns:w16="http://schemas.microsoft.com/office/word/2018/wordml" xmlns:w16du="http://schemas.microsoft.com/office/word/2023/wordml/word16du" xmlns:w16sdtdh="http://schemas.microsoft.com/office/word/2020/wordml/sdtdatahash" xmlns:w16sdtfl="http://schemas.microsoft.com/office/word/2024/wordml/sdtformatlock" xmlns:w16se="http://schemas.microsoft.com/office/word/2015/wordml/symex" xmlns:wpg="http://schemas.microsoft.com/office/word/2010/wordprocessingGroup" xmlns:wpi="http://schemas.microsoft.com/office/word/2010/wordprocessingInk" xmlns:wne="http://schemas.microsoft.com/office/word/2006/wordml" xmlns:wps="http://schemas.microsoft.com/office/word/2010/wordprocessingShape" mc:Ignorable="w14 w15 w16se w16cid w16 w16cex w16sdtdh w16sdtfl w16du wp14">
-  <w15:person w15:author="Ben Bolen">
-    <w15:presenceInfo w15:providerId="AD" w15:userId="S::bbolen@pdx.edu::2756ab96-c1b4-4d6e-be6a-ace1ad4a8569"/>
-  </w15:person>
-  <w15:person w15:author="Alexander Hunt">
-    <w15:presenceInfo w15:providerId="Windows Live" w15:userId="4b1632b8a2532a3a"/>
-  </w15:person>
-</w15:people>
 </file>
 
 <file path=word/styles.xml><?xml version="1.0" encoding="utf-8"?>
@@ -3457,7 +3748,6 @@
   <w:style w:type="character" w:default="1" w:styleId="DefaultParagraphFont">
     <w:name w:val="Default Paragraph Font"/>
     <w:uiPriority w:val="1"/>
-    <w:semiHidden/>
     <w:unhideWhenUsed/>
   </w:style>
   <w:style w:type="table" w:default="1" w:styleId="TableNormal">

--- a/Documentation/Reports and Papers/Isometric_Force_Test/Review_round_1/Response_to_reviewers.docx
+++ b/Documentation/Reports and Papers/Isometric_Force_Test/Review_round_1/Response_to_reviewers.docx
@@ -34,16 +34,28 @@
         </w:rPr>
       </w:pPr>
       <w:r>
-        <w:t>Thank you both for taking the time to review our manuscript and to give valuable feedback on how we c</w:t>
-      </w:r>
-      <w:r>
-        <w:t>an</w:t>
-      </w:r>
-      <w:r>
-        <w:t xml:space="preserve"> improve it. Please see the corresponding sections below for a detailed response to each of your points. Overall, we have improved Figures 2 through 4 for readability. Additionally, the Discussion section has been enlarged </w:t>
-      </w:r>
-      <w:r>
-        <w:t>and divided into subsections  focused on: effects of resting length, nondimensionalization, comparison with other published BPA models, implications for real-time control and simulation, and a discussion about the analogy of BPA artificial muscle  compared to actual biological muscle.</w:t>
+        <w:t xml:space="preserve">Thank you for taking the time to review our manuscript and give valuable feedback on </w:t>
+      </w:r>
+      <w:r>
+        <w:t>improvements</w:t>
+      </w:r>
+      <w:r>
+        <w:t xml:space="preserve">. </w:t>
+      </w:r>
+      <w:r>
+        <w:t xml:space="preserve">With your help, this article is greatly improved. </w:t>
+      </w:r>
+      <w:r>
+        <w:t xml:space="preserve">Please see the corresponding sections below for a detailed response to each of your points. Overall, we have improved Figures 2 through 4 for readability. Additionally, the Discussion section has been enlarged </w:t>
+      </w:r>
+      <w:r>
+        <w:t>and divided into subsections focused on: effects of resting length, nondimensionalization, comparison with other published BPA models</w:t>
+      </w:r>
+      <w:r>
+        <w:t xml:space="preserve"> (including the addition of Figure 5 and Table 3)</w:t>
+      </w:r>
+      <w:r>
+        <w:t>, implications for real-time control and simulation, and a discussion about the analogy of BPA artificial muscle  compared to actual biological muscle.</w:t>
       </w:r>
       <w:r>
         <w:t xml:space="preserve"> </w:t>
@@ -203,15 +215,7 @@
         <w:ind w:left="1440"/>
       </w:pPr>
       <w:r>
-        <w:t xml:space="preserve">We’ve used package </w:t>
-      </w:r>
-      <w:proofErr w:type="spellStart"/>
-      <w:r>
-        <w:t>siunitx</w:t>
-      </w:r>
-      <w:proofErr w:type="spellEnd"/>
-      <w:r>
-        <w:t xml:space="preserve"> with the standard </w:t>
+        <w:t xml:space="preserve">We’ve used package siunitx with the </w:t>
       </w:r>
       <w:r>
         <w:t>“</w:t>
@@ -226,7 +230,13 @@
         <w:t xml:space="preserve"> space. We checked </w:t>
       </w:r>
       <w:r>
-        <w:t>the document and corrected a few that had a simple space. We</w:t>
+        <w:t xml:space="preserve">the document and corrected a few that </w:t>
+      </w:r>
+      <w:r>
+        <w:t>did not</w:t>
+      </w:r>
+      <w:r>
+        <w:t>. We</w:t>
       </w:r>
       <w:r>
         <w:t xml:space="preserve"> </w:t>
@@ -289,7 +299,7 @@
         <w:t xml:space="preserve">been organized </w:t>
       </w:r>
       <w:r>
-        <w:t xml:space="preserve">as </w:t>
+        <w:t xml:space="preserve">into </w:t>
       </w:r>
       <w:r>
         <w:t>a Conclusion section.</w:t>
@@ -309,30 +319,25 @@
           <w:numId w:val="1"/>
         </w:numPr>
       </w:pPr>
+      <w:commentRangeStart w:id="0"/>
       <w:r>
         <w:lastRenderedPageBreak/>
         <w:t>The proposed models are largely empirical. How to demonstrate the versatility of the empirical model for Festo BPAs with different diameters?</w:t>
       </w:r>
-    </w:p>
-    <w:p>
-      <w:pPr>
-        <w:pStyle w:val="ListParagraph"/>
-      </w:pPr>
-    </w:p>
-    <w:p>
-      <w:pPr>
-        <w:pStyle w:val="ListParagraph"/>
-        <w:ind w:left="1440"/>
-      </w:pPr>
-      <w:r>
-        <w:t xml:space="preserve">We have added a Future Work subsection to Discussion to address the concerns raised by your points 5, 6, and 8. </w:t>
-      </w:r>
-      <w:r>
-        <w:t xml:space="preserve"> The </w:t>
-      </w:r>
-      <w:r>
-        <w:t>first paragraph of the future work sections reads:</w:t>
-      </w:r>
+      <w:commentRangeEnd w:id="0"/>
+      <w:r>
+        <w:rPr>
+          <w:rStyle w:val="CommentReference"/>
+          <w:sz w:val="24"/>
+          <w:szCs w:val="24"/>
+        </w:rPr>
+        <w:commentReference w:id="0"/>
+      </w:r>
+    </w:p>
+    <w:p>
+      <w:pPr>
+        <w:pStyle w:val="ListParagraph"/>
+      </w:pPr>
     </w:p>
     <w:p>
       <w:pPr>
@@ -342,12 +347,6 @@
       <w:r>
         <w:t xml:space="preserve">This work applies to the 10 and 20 mm diameter muscles, which are the most common. We anticipate that these equations can be used with different coefficients for the other sizes (5mm and 40 mm), but data would need to be collected, and we are not set up to collect that data. We believe that because this provides detailed information on the most common diameter muscles used in the field of robotics, this paper contributes meaningfully to scientific knowledge without the inclusion of data and a fit for the 5 mm and 40 mm muscles and that such findings could be left to future research and publications. </w:t>
       </w:r>
-    </w:p>
-    <w:p>
-      <w:pPr>
-        <w:pStyle w:val="ListParagraph"/>
-        <w:ind w:left="1440"/>
-      </w:pPr>
     </w:p>
     <w:p>
       <w:pPr>
@@ -379,79 +378,7 @@
         <w:ind w:left="1440"/>
       </w:pPr>
       <w:r>
-        <w:t>We agr</w:t>
-      </w:r>
-      <w:r>
-        <w:t>ee that th</w:t>
-      </w:r>
-      <w:r>
-        <w:t>e</w:t>
-      </w:r>
-      <w:r>
-        <w:t xml:space="preserve"> </w:t>
-      </w:r>
-      <w:r>
-        <w:t>stiffness characterization at zero pressure could be</w:t>
-      </w:r>
-      <w:r>
-        <w:t xml:space="preserve"> interesting, especially when considering </w:t>
-      </w:r>
-      <w:r>
-        <w:t xml:space="preserve">a comparison of </w:t>
-      </w:r>
-      <w:r>
-        <w:t xml:space="preserve">passive elements </w:t>
-      </w:r>
-      <w:r>
-        <w:t>in</w:t>
-      </w:r>
-      <w:r>
-        <w:t xml:space="preserve"> biological muscle</w:t>
-      </w:r>
-      <w:r>
-        <w:t>s</w:t>
-      </w:r>
-      <w:r>
-        <w:t xml:space="preserve">. </w:t>
-      </w:r>
-      <w:r>
-        <w:t>However, w</w:t>
-      </w:r>
-      <w:r>
-        <w:t>e do not</w:t>
-      </w:r>
-      <w:r>
-        <w:t xml:space="preserve"> currently</w:t>
-      </w:r>
-      <w:r>
-        <w:t xml:space="preserve"> have </w:t>
-      </w:r>
-      <w:r>
-        <w:t>equipment to perform this test, as it would require a unique tensile test system.</w:t>
-      </w:r>
-      <w:r>
-        <w:t xml:space="preserve"> The following has been added to the Future Work subsection:</w:t>
-      </w:r>
-    </w:p>
-    <w:p>
-      <w:pPr>
-        <w:pStyle w:val="ListParagraph"/>
-        <w:ind w:left="1440"/>
-      </w:pPr>
-    </w:p>
-    <w:p>
-      <w:pPr>
-        <w:pStyle w:val="ListParagraph"/>
-        <w:ind w:left="1440"/>
-      </w:pPr>
-      <w:r>
-        <w:t xml:space="preserve"> The work that we have presented provides detailed information for active control of the artificial muscles, while the stiffness at zero pressure could only be found if the actuator is acted on by an outside force.</w:t>
-      </w:r>
-      <w:r>
-        <w:t xml:space="preserve"> </w:t>
-      </w:r>
-      <w:r>
-        <w:t>We believe that since our work focuses on active control situations, it contributes meaningfully to scientific knowledge without the inclusion of passive stretch data at zero pressure.</w:t>
+        <w:t>We agree that the stiffness characterization at zero pressure could be interesting, especially when considering a comparison of passive elements in biological muscles. However, we do not currently have equipment to perform this test, as it would require a unique tensile test system. The work that we have presented provides detailed information for active control of the artificial muscles, while the stiffness at zero pressure could only be found if the actuator is acted on by an outside force. We believe that since our work focuses on active control situations, it contributes meaningfully to scientific knowledge without the inclusion of passive stretch data at zero pressure</w:t>
       </w:r>
     </w:p>
     <w:p>
@@ -514,7 +441,7 @@
     <w:p>
       <w:pPr>
         <w:pStyle w:val="ListParagraph"/>
-        <w:ind w:left="1440" w:firstLine="720"/>
+        <w:ind w:left="2160"/>
       </w:pPr>
       <w:r>
         <w:t>Additionally, manufacturing variations seem to play an important factor in the behavior of these actuators. It remains to be seen how ϵ</w:t>
@@ -526,15 +453,7 @@
         <w:t>620</w:t>
       </w:r>
       <w:r>
-        <w:t xml:space="preserve"> can be known a priori. We still suspect that it is a function of </w:t>
-      </w:r>
-      <w:proofErr w:type="spellStart"/>
-      <w:r>
-        <w:t>lrest</w:t>
-      </w:r>
-      <w:proofErr w:type="spellEnd"/>
-      <w:r>
-        <w:t>, but it might also be a function of other factors such as product batch number or UV light exposure</w:t>
+        <w:t xml:space="preserve"> can be known a priori. We still suspect that it is a function of lrest, but it might also be a function of other factors such as product batch number or UV light exposure</w:t>
       </w:r>
       <w:r>
         <w:t xml:space="preserve"> </w:t>
@@ -543,7 +462,11 @@
         <w:t>[ 19 ](p. 15); [21 ](p. 6); [22, p. 13](p. 13)</w:t>
       </w:r>
       <w:r>
-        <w:t>. We found there to be larger variations in the 10 mm BPAs than in the 20 mm BPAs. Modeling work of ideal McKibben actuators describe how the relationship between contraction and initial length is a function of the total number of twists and the angle of twist in the usable muscle area [2</w:t>
+        <w:t xml:space="preserve">. We found there </w:t>
+      </w:r>
+      <w:r>
+        <w:lastRenderedPageBreak/>
+        <w:t>to be larger variations in the 10 mm BPAs than in the 20 mm BPAs. Modeling work of ideal McKibben actuators describe how the relationship between contraction and initial length is a function of the total number of twists and the angle of twist in the usable muscle area [2</w:t>
       </w:r>
       <w:r>
         <w:t>3</w:t>
@@ -551,37 +474,36 @@
       <w:r>
         <w:t>]. It is unclear if there are</w:t>
       </w:r>
-    </w:p>
-    <w:p>
-      <w:pPr>
-        <w:pStyle w:val="ListParagraph"/>
-        <w:ind w:left="1440"/>
-      </w:pPr>
-      <w:r>
-        <w:t xml:space="preserve">variations in the angle and number of twists in the Festo BPAs due to manufacturing. Uncovering the relationship between ϵ620 and </w:t>
-      </w:r>
-      <w:proofErr w:type="spellStart"/>
-      <w:r>
-        <w:t>lrest</w:t>
-      </w:r>
-      <w:proofErr w:type="spellEnd"/>
-      <w:r>
-        <w:t xml:space="preserve"> for the Festo DMSP/MAS artificial muscles, if it exists in a meaningful way, will require additional controlled tests. </w:t>
-      </w:r>
-      <w:r>
-        <w:t>Similarly</w:t>
-      </w:r>
-      <w:r>
-        <w:t xml:space="preserve">, it is not clear how the maximum force might change with manufacturing variations. This was reasonably corrected for by normalizing the equations to each individual’s maximum contraction, but more nuanced details might emerge with more data collection. Not knowing these relationships a priori means there is still a need for robots and other systems to go through an iterative design stage if it is discovered that the system does not produce the torque or have the </w:t>
-      </w:r>
-      <w:proofErr w:type="spellStart"/>
-      <w:r>
-        <w:t>RoM</w:t>
-      </w:r>
-      <w:proofErr w:type="spellEnd"/>
-      <w:r>
-        <w:t xml:space="preserve"> that the design team expects. However, the data and models provided here should enable for faster redesigns with fewer additional measurements.</w:t>
-      </w:r>
+      <w:r>
+        <w:t xml:space="preserve"> </w:t>
+      </w:r>
+      <w:r>
+        <w:t>variations in the angle and number of twists in the Festo BPAs due to manufacturing. Uncovering the relationship between ϵ</w:t>
+      </w:r>
+      <w:r>
+        <w:rPr>
+          <w:vertAlign w:val="subscript"/>
+        </w:rPr>
+        <w:t>620</w:t>
+      </w:r>
+      <w:r>
+        <w:t xml:space="preserve"> and l</w:t>
+      </w:r>
+      <w:r>
+        <w:rPr>
+          <w:vertAlign w:val="subscript"/>
+        </w:rPr>
+        <w:t>rest</w:t>
+      </w:r>
+      <w:r>
+        <w:t xml:space="preserve"> for the Festo DMSP/MAS artificial muscles, if it exists in a meaningful way, will require additional controlled tests. Similarly, it is not clear how the maximum force might change with manufacturing variations. This was reasonably corrected for by normalizing the equations to each individual’s maximum contraction, but more nuanced details might emerge with more data collection. Not knowing these relationships a priori means there is still a need for robots and other systems to go through an iterative design stage if it is discovered that the system does not produce the torque or have the RoM that the design team expects. However, the data and models provided here should enable for faster redesigns with fewer additional measurements.</w:t>
+      </w:r>
+    </w:p>
+    <w:p>
+      <w:pPr>
+        <w:pStyle w:val="ListParagraph"/>
+        <w:ind w:left="1440"/>
+      </w:pPr>
     </w:p>
     <w:p>
       <w:pPr>
@@ -646,7 +568,19 @@
         <w:t>and believe it is outside the scope of this paper</w:t>
       </w:r>
       <w:r>
-        <w:t>, and that data collection of this sort would constitute a whole publication in itself</w:t>
+        <w:t xml:space="preserve">, </w:t>
+      </w:r>
+      <w:r>
+        <w:t>where</w:t>
+      </w:r>
+      <w:r>
+        <w:t xml:space="preserve"> data collection of this </w:t>
+      </w:r>
+      <w:r>
+        <w:t xml:space="preserve">level </w:t>
+      </w:r>
+      <w:r>
+        <w:t>would constitute a whole publication in itself</w:t>
       </w:r>
       <w:r>
         <w:t>.</w:t>
@@ -667,34 +601,31 @@
     <w:p>
       <w:pPr>
         <w:pStyle w:val="ListParagraph"/>
-        <w:ind w:left="1440"/>
-      </w:pPr>
-      <w:r>
-        <w:t xml:space="preserve">The presented work is capable of predicting force output for 10 mm and 20 mm muscles with different initial muscle lengths, internal pressure, and contraction amount with minimal initial data collection. However, it remains to be seen if these relationships are maintained over the full lifecycle of the muscles. There are not yet any peer reviewed studies investigating the long-term behavior of </w:t>
+        <w:ind w:left="2160"/>
+      </w:pPr>
+      <w:r>
+        <w:t>The presented work is capable of predicting force output for 10 mm and 20 mm muscles with different initial muscle lengths, internal pressure, and contraction amount with minimal initial data collection. However, it remains to be seen if these relationships are maintained over the full lifecycle of the muscles. There are not yet any peer reviewed studies investigating the long-term behavior of these artificial muscles, though the Festo datasheet provides some indication of what can be expected</w:t>
+      </w:r>
+      <w:r>
+        <w:t xml:space="preserve"> [19 ](p.19)</w:t>
+      </w:r>
+      <w:r>
+        <w:t xml:space="preserve">. </w:t>
+      </w:r>
+      <w:r>
+        <w:t xml:space="preserve">They report that the 40 mm BPA can complete 1 million cycles </w:t>
       </w:r>
       <w:r>
         <w:lastRenderedPageBreak/>
-        <w:t>these artificial muscles, though the Festo datasheet provides some indication of what can be expected</w:t>
+        <w:t xml:space="preserve">at 6000 N (maximum rated load), or 10 million cycles at 4000 N. The service life of the other size BPAs is not reported, however it is mentioned that thermal stressing may reduce the lifespan and they should be inspected every 500,000 cycles for signs of aging </w:t>
+      </w:r>
+      <w:r>
+        <w:t>[21 ](pp. 10–11).</w:t>
       </w:r>
       <w:r>
         <w:t xml:space="preserve"> </w:t>
       </w:r>
       <w:r>
-        <w:t>[19 ](p.19)</w:t>
-      </w:r>
-      <w:r>
-        <w:t xml:space="preserve">. </w:t>
-      </w:r>
-      <w:r>
-        <w:t xml:space="preserve">They report that the 40 mm BPA can complete 1 million cycles at 6000 N (maximum rated load), or 10 million cycles at 4000 N. The service life of the other size BPAs is not reported, however it is mentioned that thermal stressing may reduce the lifespan and they should be inspected every 500,000 cycles for signs of aging </w:t>
-      </w:r>
-      <w:r>
-        <w:t>[21 ](pp. 10–11).</w:t>
-      </w:r>
-      <w:r>
-        <w:t xml:space="preserve"> </w:t>
-      </w:r>
-      <w:r>
         <w:t>Future research should look at the behavior of these muscles over time.</w:t>
       </w:r>
     </w:p>
@@ -721,7 +652,7 @@
       <w:r>
         <w:t xml:space="preserve">19. Festo AG &amp; Co. KG. Fluidic Muscle DMSP, 2026. [Product Datasheet]. Available online: </w:t>
       </w:r>
-      <w:hyperlink r:id="rId5" w:history="1">
+      <w:hyperlink r:id="rId9" w:history="1">
         <w:r>
           <w:rPr>
             <w:rStyle w:val="Hyperlink"/>
@@ -741,7 +672,7 @@
       <w:r>
         <w:t xml:space="preserve">21. Festo AG &amp; Co. KG. Fluidic Muscle DMSP/MAS, 2018. [Product Datasheet]. Available online: </w:t>
       </w:r>
-      <w:hyperlink r:id="rId6" w:history="1">
+      <w:hyperlink r:id="rId10" w:history="1">
         <w:r>
           <w:rPr>
             <w:rStyle w:val="Hyperlink"/>
@@ -786,16 +717,17 @@
         <w:t>The reviewer is correct, we should compare to more than just the Festo tool, and have added comparisons to Sarosi</w:t>
       </w:r>
       <w:r>
+        <w:t xml:space="preserve"> </w:t>
+      </w:r>
+      <w:r>
         <w:t>[24]</w:t>
       </w:r>
       <w:r>
-        <w:t xml:space="preserve">, Sarosi and </w:t>
-      </w:r>
-      <w:proofErr w:type="spellStart"/>
-      <w:r>
-        <w:t>Fabulya</w:t>
-      </w:r>
-      <w:proofErr w:type="spellEnd"/>
+        <w:t>, Sarosi and Fabulya</w:t>
+      </w:r>
+      <w:r>
+        <w:t xml:space="preserve"> </w:t>
+      </w:r>
       <w:r>
         <w:t>[25]</w:t>
       </w:r>
@@ -806,6 +738,9 @@
         <w:t xml:space="preserve"> and Martens and Bolan</w:t>
       </w:r>
       <w:r>
+        <w:t xml:space="preserve"> </w:t>
+      </w:r>
+      <w:r>
         <w:t>[18]</w:t>
       </w:r>
       <w:r>
@@ -851,263 +786,349 @@
     <w:p>
       <w:pPr>
         <w:pStyle w:val="ListParagraph"/>
-        <w:ind w:left="1440"/>
-      </w:pPr>
-      <w:r>
+        <w:ind w:left="2160"/>
+        <w:rPr>
+          <w:b/>
+          <w:bCs/>
+        </w:rPr>
+      </w:pPr>
+      <w:r>
+        <w:rPr>
+          <w:b/>
+          <w:bCs/>
+        </w:rPr>
         <w:t>5.3. Comparison with other published BPA Models</w:t>
       </w:r>
     </w:p>
     <w:p>
       <w:pPr>
         <w:pStyle w:val="ListParagraph"/>
-        <w:ind w:left="1440"/>
+        <w:ind w:left="2160"/>
       </w:pPr>
       <w:r>
         <w:t>The proposed model was compared with the formulations Sárosi [24] , Sárosi</w:t>
       </w:r>
-    </w:p>
-    <w:p>
-      <w:pPr>
-        <w:pStyle w:val="ListParagraph"/>
-        <w:ind w:left="1440"/>
-      </w:pPr>
+      <w:r>
+        <w:t xml:space="preserve"> </w:t>
+      </w:r>
+      <w:r>
+        <w:t>and Fabulya [25] , and Martens and Boblan [18], to evaluate their predictive performance across actuator sizes and operating conditions</w:t>
+      </w:r>
+      <w:r>
+        <w:t xml:space="preserve"> (</w:t>
+      </w:r>
+      <w:r>
+        <w:t>see Table 3 and Figure 5)</w:t>
+      </w:r>
+      <w:r>
+        <w:t>.</w:t>
+      </w:r>
+      <w:r>
+        <w:t xml:space="preserve"> </w:t>
+      </w:r>
+      <w:r>
+        <w:t xml:space="preserve">For the </w:t>
+      </w:r>
+      <w:r>
+        <w:t>ϕ20 mm BPA</w:t>
+      </w:r>
+      <w:r>
+        <w:t xml:space="preserve">, parameters from [24] were used, corresponding to actuators with resting lengths of 200 mm and 400 mm. </w:t>
+      </w:r>
+      <w:r>
+        <w:t>These were compared against the experimental data at l</w:t>
+      </w:r>
+      <w:r>
+        <w:rPr>
+          <w:vertAlign w:val="subscript"/>
+        </w:rPr>
+        <w:t xml:space="preserve">rest </w:t>
+      </w:r>
+      <w:r>
+        <w:t>= 300 mm</w:t>
+      </w:r>
+      <w:r>
+        <w:t xml:space="preserve"> </w:t>
+      </w:r>
       <w:r>
         <w:t xml:space="preserve">and </w:t>
       </w:r>
-      <w:proofErr w:type="spellStart"/>
-      <w:r>
-        <w:t>Fabulya</w:t>
-      </w:r>
-      <w:proofErr w:type="spellEnd"/>
-      <w:r>
-        <w:t xml:space="preserve"> [25] , and Martens and </w:t>
-      </w:r>
-      <w:proofErr w:type="spellStart"/>
-      <w:r>
-        <w:t>Boblan</w:t>
-      </w:r>
-      <w:proofErr w:type="spellEnd"/>
-      <w:r>
-        <w:t xml:space="preserve"> [18] , to evaluate its predictive performance</w:t>
+      <w:r>
+        <w:t>l</w:t>
+      </w:r>
+      <w:r>
+        <w:rPr>
+          <w:vertAlign w:val="subscript"/>
+        </w:rPr>
+        <w:t xml:space="preserve">rest </w:t>
+      </w:r>
+      <w:r>
+        <w:t xml:space="preserve">= </w:t>
+      </w:r>
+      <w:r>
+        <w:t>450 mm</w:t>
+      </w:r>
+      <w:r>
+        <w:t>, respectively, because that is what gave the best fit. For the ϕ10 mm</w:t>
+      </w:r>
+    </w:p>
+    <w:p>
+      <w:pPr>
+        <w:pStyle w:val="ListParagraph"/>
+        <w:ind w:left="2160"/>
+      </w:pPr>
+      <w:r>
+        <w:t>BPA with resting lengths of 257 mm and 233 mm , parameters from [ 25 ] were applied. In each case, the maximum contraction parameter (k</w:t>
+      </w:r>
+      <w:r>
+        <w:rPr>
+          <w:vertAlign w:val="subscript"/>
+        </w:rPr>
+        <w:t>max</w:t>
+      </w:r>
+      <w:r>
+        <w:t>) was determined numerically by solving F(6</w:t>
+      </w:r>
+      <w:r>
+        <w:t>.2 bar</w:t>
+      </w:r>
+      <w:r>
+        <w:t>, k</w:t>
+      </w:r>
+      <w:r>
+        <w:rPr>
+          <w:vertAlign w:val="subscript"/>
+        </w:rPr>
+        <w:t>max</w:t>
+      </w:r>
+      <w:r>
+        <w:t xml:space="preserve"> ) = 0, ensuring consistency with the experimental maximum-pressure condition.</w:t>
+      </w:r>
+    </w:p>
+    <w:p>
+      <w:pPr>
+        <w:pStyle w:val="ListParagraph"/>
+        <w:ind w:left="2160" w:firstLine="720"/>
+      </w:pPr>
+      <w:r>
+        <w:t xml:space="preserve">While the Sárosi [24] , Sárosi and Fabulya [25] models capture general trends in force–contraction behavior, discrepancies were </w:t>
+      </w:r>
+      <w:r>
+        <w:lastRenderedPageBreak/>
+        <w:t>observed when applying parameters derived from different actuator lengths. In particular, the model tends to overpredict force at higher pressures and low amounts of contraction, suggesting sensitivity to geometric scaling effects not explicitly accounted for in the formulation.</w:t>
+      </w:r>
+    </w:p>
+    <w:p>
+      <w:pPr>
+        <w:pStyle w:val="ListParagraph"/>
+        <w:ind w:left="2160" w:firstLine="720"/>
+      </w:pPr>
+      <w:r>
+        <w:t>The Martens and Boblan [18] model is derived from a geometric and material-based framework and provides a more physically grounded representation of actuator behavior. However, its accuracy depends strongly on precise geometric parameters, including braid angle, wall thickness, and fiber length. Small deviations in these parameters can lead to significant differences in predicted force, particularly at higher pressures.</w:t>
       </w:r>
       <w:r>
         <w:t xml:space="preserve"> </w:t>
       </w:r>
-      <w:r>
-        <w:t>across actuator sizes and operating conditions.</w:t>
-      </w:r>
-    </w:p>
-    <w:p>
-      <w:pPr>
-        <w:pStyle w:val="ListParagraph"/>
-        <w:ind w:left="1440"/>
-      </w:pPr>
-      <w:r>
-        <w:t xml:space="preserve">For the </w:t>
-      </w:r>
-      <w:r>
-        <w:t>ϕ20 mm BPA</w:t>
-      </w:r>
-      <w:r>
-        <w:t xml:space="preserve">, parameters from </w:t>
-      </w:r>
-      <w:r>
-        <w:t>[24]</w:t>
-      </w:r>
-      <w:r>
-        <w:t xml:space="preserve"> were used, corresponding to actuators with resting lengths of </w:t>
-      </w:r>
-      <w:r>
-        <w:t>200 mm</w:t>
-      </w:r>
-      <w:r>
-        <w:t xml:space="preserve"> and </w:t>
-      </w:r>
-      <w:r>
-        <w:t>400 mm.</w:t>
-      </w:r>
-      <w:r>
-        <w:t xml:space="preserve"> These were compared against the </w:t>
-      </w:r>
-      <w:r>
-        <w:t>re-</w:t>
-      </w:r>
-      <w:proofErr w:type="spellStart"/>
-      <w:r>
-        <w:t>dimensionalized</w:t>
-      </w:r>
-      <w:proofErr w:type="spellEnd"/>
+    </w:p>
+    <w:p>
+      <w:pPr>
+        <w:pStyle w:val="ListParagraph"/>
+        <w:ind w:left="2160" w:firstLine="720"/>
+      </w:pPr>
+      <w:r>
+        <w:t>The Martens and Boblan model was first evaluated at the same pressure–contraction</w:t>
+      </w:r>
       <w:r>
         <w:t xml:space="preserve"> </w:t>
       </w:r>
       <w:r>
-        <w:t xml:space="preserve">experimental data at </w:t>
-      </w:r>
-      <w:r>
-        <w:t>150 mm, 300 mm,</w:t>
-      </w:r>
-      <w:r>
-        <w:t xml:space="preserve"> and </w:t>
-      </w:r>
-      <w:r>
-        <w:t>450 mm.</w:t>
-      </w:r>
-      <w:r>
-        <w:t xml:space="preserve"> For the </w:t>
-      </w:r>
-      <w:r>
-        <w:t>ϕ10 mm BPA</w:t>
-      </w:r>
-      <w:r>
-        <w:t xml:space="preserve">, parameters from </w:t>
-      </w:r>
-      <w:r>
-        <w:t>[25]</w:t>
-      </w:r>
-      <w:r>
-        <w:t xml:space="preserve"> were applied. In both cases, the maximum contraction parameter </w:t>
-      </w:r>
-      <w:r>
-        <w:t>(</w:t>
-      </w:r>
-      <w:proofErr w:type="spellStart"/>
-      <w:r>
-        <w:t>kmax</w:t>
-      </w:r>
-      <w:proofErr w:type="spellEnd"/>
-      <w:r>
-        <w:t xml:space="preserve">) </w:t>
-      </w:r>
-      <w:r>
-        <w:t>was determined numerically by solving F(620, k) =</w:t>
-      </w:r>
-      <w:r>
-        <w:t xml:space="preserve"> 0, </w:t>
-      </w:r>
-      <w:r>
-        <w:t>ensuring consistency with the experimental maximum-pressure condition.</w:t>
-      </w:r>
-    </w:p>
-    <w:p>
-      <w:pPr>
-        <w:pStyle w:val="ListParagraph"/>
-        <w:ind w:left="1440"/>
-      </w:pPr>
-    </w:p>
-    <w:p>
-      <w:pPr>
-        <w:pStyle w:val="ListParagraph"/>
-        <w:ind w:left="1440"/>
-      </w:pPr>
-      <w:r>
-        <w:lastRenderedPageBreak/>
-        <w:t>While the Sárosi model</w:t>
-      </w:r>
-      <w:r>
-        <w:t>s</w:t>
-      </w:r>
-      <w:r>
-        <w:t xml:space="preserve"> capture general trends in force–contraction behavior, discrepancies were observed when applying parameters derived from different actuator lengths. In particular, the model tends to overpredict force at higher pressures and low amounts of contraction, suggesting sensitivity to geometric scaling effects not explicitly accounted for in the formulation.</w:t>
-      </w:r>
-    </w:p>
-    <w:p>
-      <w:pPr>
-        <w:pStyle w:val="ListParagraph"/>
-        <w:ind w:left="1440"/>
-      </w:pPr>
-    </w:p>
-    <w:p>
-      <w:pPr>
-        <w:pStyle w:val="ListParagraph"/>
-        <w:ind w:left="1440"/>
-      </w:pPr>
-      <w:r>
-        <w:t xml:space="preserve">The Martens and </w:t>
-      </w:r>
-      <w:proofErr w:type="spellStart"/>
-      <w:r>
-        <w:t>Boblan</w:t>
-      </w:r>
-      <w:proofErr w:type="spellEnd"/>
-      <w:r>
-        <w:t xml:space="preserve"> model is derived from a geometric and material-based framework and provides a more physically grounded representation of actuator behavior. However, its accuracy depends strongly on precise geometric parameters, including braid angle, wall thickness, and fiber length. Small deviations in these parameters can lead to significant differences in predicted force, particularly at higher pressures.</w:t>
-      </w:r>
-    </w:p>
-    <w:p>
-      <w:pPr>
-        <w:pStyle w:val="ListParagraph"/>
-        <w:ind w:left="1440"/>
-      </w:pPr>
-    </w:p>
-    <w:p>
-      <w:pPr>
-        <w:pStyle w:val="ListParagraph"/>
-        <w:ind w:left="1440"/>
-      </w:pPr>
-      <w:r>
-        <w:t xml:space="preserve">The Martens </w:t>
-      </w:r>
-      <w:r>
-        <w:t xml:space="preserve">and </w:t>
-      </w:r>
-      <w:proofErr w:type="spellStart"/>
-      <w:r>
-        <w:t>Boblan</w:t>
-      </w:r>
-      <w:proofErr w:type="spellEnd"/>
+        <w:t>points as in their experimental data</w:t>
+      </w:r>
+      <w:r>
+        <w:t xml:space="preserve"> [18](Table A1 and Table A2)</w:t>
+      </w:r>
+      <w:r>
+        <w:t>, indicating that it reproduces the general published force–map shape but is sensitive to the assumed initial geometry. Examining their ϕ20 mm BPA, for example, and using the explicitly stated l</w:t>
+      </w:r>
+      <w:r>
+        <w:rPr>
+          <w:vertAlign w:val="subscript"/>
+        </w:rPr>
+        <w:t>rest</w:t>
+      </w:r>
+      <w:r>
+        <w:t xml:space="preserve"> = 300 mm and initial diameter D</w:t>
+      </w:r>
+      <w:r>
+        <w:rPr>
+          <w:vertAlign w:val="subscript"/>
+        </w:rPr>
+        <w:t>0</w:t>
+      </w:r>
+      <w:r>
+        <w:t xml:space="preserve"> = 20 mm significantly under-predicted the results compared to using the implied l</w:t>
+      </w:r>
+      <w:r>
+        <w:rPr>
+          <w:vertAlign w:val="subscript"/>
+        </w:rPr>
+        <w:t>rest</w:t>
+      </w:r>
+      <w:r>
+        <w:t xml:space="preserve"> = 296 mm</w:t>
+      </w:r>
+      <w:r>
+        <w:t xml:space="preserve"> ([18](Table A1))</w:t>
+      </w:r>
+      <w:r>
+        <w:t xml:space="preserve"> and D</w:t>
+      </w:r>
+      <w:r>
+        <w:rPr>
+          <w:vertAlign w:val="subscript"/>
+        </w:rPr>
+        <w:t>0</w:t>
+      </w:r>
+      <w:r>
+        <w:t xml:space="preserve"> + H</w:t>
+      </w:r>
+      <w:r>
+        <w:rPr>
+          <w:vertAlign w:val="subscript"/>
+        </w:rPr>
+        <w:t>0</w:t>
+      </w:r>
+      <w:r>
+        <w:t xml:space="preserve"> = 21.8 mm , where H</w:t>
+      </w:r>
+      <w:r>
+        <w:rPr>
+          <w:vertAlign w:val="subscript"/>
+        </w:rPr>
+        <w:t>0</w:t>
+      </w:r>
+      <w:r>
+        <w:t xml:space="preserve"> = 1.8 mm is the material thickness. </w:t>
+      </w:r>
+      <w:r>
+        <w:t>The diameter adjustment can be implied from</w:t>
+      </w:r>
+      <w:r>
+        <w:t xml:space="preserve"> [23]. </w:t>
+      </w:r>
+      <w:r>
+        <w:t xml:space="preserve">This adjustment for the diameter was also included for the ϕ10 mm BPA to give a better fit. </w:t>
+      </w:r>
+      <w:r>
+        <w:t>As</w:t>
+      </w:r>
       <w:r>
         <w:t xml:space="preserve"> </w:t>
       </w:r>
       <w:r>
-        <w:t xml:space="preserve">model was evaluated at the same pressure–contraction points as </w:t>
-      </w:r>
-      <w:r>
-        <w:t>is in their</w:t>
-      </w:r>
-      <w:r>
-        <w:t xml:space="preserve"> experimental data, indicating that it reproduces the </w:t>
-      </w:r>
-      <w:r>
-        <w:t xml:space="preserve">general </w:t>
-      </w:r>
-      <w:r>
-        <w:t xml:space="preserve">published force–map shape but is sensitive to the assumed initial geometry. Using nominal actuator dimensions resulted in under-prediction of force, whereas using the measured initial maximum length and a larger effective initial diameter </w:t>
-      </w:r>
-      <w:r>
-        <w:t>(</w:t>
-      </w:r>
-      <w:r>
-        <w:t>substantially reduced the error. This suggests that the model is sensitive to geometric parameter selection and interpretation, particularly with respect to initial length and diameter definitions.</w:t>
-      </w:r>
-    </w:p>
-    <w:p>
-      <w:pPr>
-        <w:pStyle w:val="ListParagraph"/>
-        <w:ind w:left="1440"/>
-      </w:pPr>
-    </w:p>
-    <w:p>
-      <w:pPr>
-        <w:pStyle w:val="ListParagraph"/>
-        <w:ind w:left="1440"/>
-      </w:pPr>
-      <w:r>
-        <w:t xml:space="preserve">In comparison, the present normalized model demonstrates improved consistency across actuator lengths by incorporating experimentally derived scaling through </w:t>
-      </w:r>
-      <w:r>
-        <w:t>F</w:t>
+        <w:t>can be seen in Figure 5 and Table 3, the highest accuracy is observed when ϕ20 mm and</w:t>
+      </w:r>
+      <w:r>
+        <w:t xml:space="preserve"> </w:t>
+      </w:r>
+      <w:r>
+        <w:t xml:space="preserve">lrest = 300 mm , which is at or very near their </w:t>
+      </w:r>
+      <w:r>
+        <w:t>e</w:t>
+      </w:r>
+      <w:r>
+        <w:t>xperimental measurements. For the ϕ10 mm</w:t>
+      </w:r>
+      <w:r>
+        <w:t xml:space="preserve"> </w:t>
+      </w:r>
+      <w:r>
+        <w:t>BPAs the accuracy decreases even though their experimentally measured lrest = 250 mm</w:t>
+      </w:r>
+      <w:r>
+        <w:t xml:space="preserve"> </w:t>
+      </w:r>
+      <w:r>
+        <w:t>is close to our l</w:t>
       </w:r>
       <w:r>
         <w:rPr>
           <w:vertAlign w:val="subscript"/>
         </w:rPr>
+        <w:t>rest</w:t>
+      </w:r>
+      <w:r>
+        <w:t xml:space="preserve"> = 257 mm and l</w:t>
+      </w:r>
+      <w:r>
+        <w:rPr>
+          <w:vertAlign w:val="subscript"/>
+        </w:rPr>
+        <w:t>rest</w:t>
+      </w:r>
+      <w:r>
+        <w:t xml:space="preserve"> = 233 mm . The largest error occurs at ϕ20 mm and</w:t>
+      </w:r>
+      <w:r>
+        <w:t xml:space="preserve"> </w:t>
+      </w:r>
+      <w:r>
+        <w:t>l</w:t>
+      </w:r>
+      <w:r>
+        <w:rPr>
+          <w:vertAlign w:val="subscript"/>
+        </w:rPr>
+        <w:t xml:space="preserve">rest </w:t>
+      </w:r>
+      <w:r>
+        <w:t>= 450 mm and the model starts to predict negative force. We have calculated that the</w:t>
+      </w:r>
+      <w:r>
+        <w:t xml:space="preserve"> </w:t>
+      </w:r>
+      <w:r>
+        <w:t>FPE · dD</w:t>
+      </w:r>
+      <w:r>
+        <w:t>/</w:t>
+      </w:r>
+      <w:r>
+        <w:t>DL term becomes very large compared to the others [18](p. 5). This suggests that the</w:t>
+      </w:r>
+      <w:r>
+        <w:t xml:space="preserve"> </w:t>
+      </w:r>
+      <w:r>
+        <w:t xml:space="preserve">model is sensitive to geometric parameter selection and interpretation, </w:t>
+      </w:r>
+      <w:r>
+        <w:t>p</w:t>
+      </w:r>
+      <w:r>
+        <w:t>articularly with</w:t>
+      </w:r>
+      <w:r>
+        <w:t xml:space="preserve"> </w:t>
+      </w:r>
+      <w:r>
+        <w:t>respect to initial length and diameter definitions.</w:t>
+      </w:r>
+      <w:r>
+        <w:t xml:space="preserve"> </w:t>
+      </w:r>
+      <w:r>
+        <w:t>In comparison, the present normalized model demonstrates improved consistency across actuator lengths by incorporating experimentally derived scaling through F</w:t>
+      </w:r>
+      <w:r>
+        <w:rPr>
+          <w:vertAlign w:val="subscript"/>
+        </w:rPr>
         <w:t>620</w:t>
       </w:r>
       <w:r>
-        <w:t xml:space="preserve"> and </w:t>
-      </w:r>
-      <w:r>
-        <w:t>ϵ</w:t>
+        <w:t xml:space="preserve"> and ϵ</w:t>
       </w:r>
       <w:r>
         <w:rPr>
@@ -1116,7 +1137,19 @@
         <w:t>620</w:t>
       </w:r>
       <w:r>
-        <w:t>. This normalization reduces sensitivity to geometric variation and enables a unified representation of actuator behavior, while maintaining predictive accuracy over the tested range of pressures and contractions.</w:t>
+        <w:t>. This normalization</w:t>
+      </w:r>
+      <w:r>
+        <w:t xml:space="preserve"> </w:t>
+      </w:r>
+      <w:r>
+        <w:t>reduces sensitivity to geometric variation and enables a unified</w:t>
+      </w:r>
+      <w:r>
+        <w:t xml:space="preserve"> </w:t>
+      </w:r>
+      <w:r>
+        <w:t>representation of actuator behavior, while maintaining predictive accuracy over the tested range of pressures and contractions.</w:t>
       </w:r>
     </w:p>
     <w:p>
@@ -1139,39 +1172,24 @@
           <w:sz w:val="20"/>
           <w:szCs w:val="20"/>
         </w:rPr>
-        <w:t xml:space="preserve">18. Martens, M.; </w:t>
-      </w:r>
-      <w:proofErr w:type="spellStart"/>
+        <w:lastRenderedPageBreak/>
+        <w:t>18. Martens, M.; Boblan, I. Modeling the Static Force of a Festo Pneumatic Muscle Actuator: A New Approach and a Comparison to</w:t>
+      </w:r>
       <w:r>
         <w:rPr>
           <w:sz w:val="20"/>
           <w:szCs w:val="20"/>
         </w:rPr>
-        <w:t>Boblan</w:t>
-      </w:r>
-      <w:proofErr w:type="spellEnd"/>
+        <w:t xml:space="preserve"> </w:t>
+      </w:r>
       <w:r>
         <w:rPr>
           <w:sz w:val="20"/>
           <w:szCs w:val="20"/>
         </w:rPr>
-        <w:t>, I. Modeling the Static Force of a Festo Pneumatic Muscle Actuator: A New Approach and a Comparison to</w:t>
-      </w:r>
-      <w:r>
-        <w:rPr>
-          <w:sz w:val="20"/>
-          <w:szCs w:val="20"/>
-        </w:rPr>
-        <w:t xml:space="preserve"> </w:t>
-      </w:r>
-      <w:r>
-        <w:rPr>
-          <w:sz w:val="20"/>
-          <w:szCs w:val="20"/>
-        </w:rPr>
         <w:t xml:space="preserve">Existing Models. Actuators 2017, 6, 33. </w:t>
       </w:r>
-      <w:hyperlink r:id="rId7" w:history="1">
+      <w:hyperlink r:id="rId11" w:history="1">
         <w:r>
           <w:rPr>
             <w:rStyle w:val="Hyperlink"/>
@@ -1234,69 +1252,21 @@
           <w:sz w:val="20"/>
           <w:szCs w:val="20"/>
         </w:rPr>
-        <w:t xml:space="preserve">25. Sárosi, J.; </w:t>
-      </w:r>
-      <w:proofErr w:type="spellStart"/>
+        <w:t>25. Sárosi, J.; Fabulya, Z. Mathematical analysis of the function approximation for the force generated by pneumatic artificial muscle.</w:t>
+      </w:r>
       <w:r>
         <w:rPr>
           <w:sz w:val="20"/>
           <w:szCs w:val="20"/>
         </w:rPr>
-        <w:t>Fabulya</w:t>
-      </w:r>
-      <w:proofErr w:type="spellEnd"/>
+        <w:t xml:space="preserve"> </w:t>
+      </w:r>
       <w:r>
         <w:rPr>
           <w:sz w:val="20"/>
           <w:szCs w:val="20"/>
         </w:rPr>
-        <w:t>, Z. Mathematical analysis of the function approximation for the force generated by pneumatic artificial muscle.</w:t>
-      </w:r>
-      <w:r>
-        <w:rPr>
-          <w:sz w:val="20"/>
-          <w:szCs w:val="20"/>
-        </w:rPr>
-        <w:t xml:space="preserve"> </w:t>
-      </w:r>
-      <w:r>
-        <w:rPr>
-          <w:sz w:val="20"/>
-          <w:szCs w:val="20"/>
-        </w:rPr>
-        <w:t xml:space="preserve">Scientific Bulletin of the </w:t>
-      </w:r>
-      <w:proofErr w:type="spellStart"/>
-      <w:r>
-        <w:rPr>
-          <w:sz w:val="20"/>
-          <w:szCs w:val="20"/>
-        </w:rPr>
-        <w:t>Politehnica</w:t>
-      </w:r>
-      <w:proofErr w:type="spellEnd"/>
-      <w:r>
-        <w:rPr>
-          <w:sz w:val="20"/>
-          <w:szCs w:val="20"/>
-        </w:rPr>
-        <w:t xml:space="preserve"> University of Timis, </w:t>
-      </w:r>
-      <w:proofErr w:type="spellStart"/>
-      <w:r>
-        <w:rPr>
-          <w:sz w:val="20"/>
-          <w:szCs w:val="20"/>
-        </w:rPr>
-        <w:t>oara</w:t>
-      </w:r>
-      <w:proofErr w:type="spellEnd"/>
-      <w:r>
-        <w:rPr>
-          <w:sz w:val="20"/>
-          <w:szCs w:val="20"/>
-        </w:rPr>
-        <w:t>, Transactions on Mechanics 2012, 57, 59–64.</w:t>
+        <w:t>Scientific Bulletin of the Politehnica University of Timis, oara, Transactions on Mechanics 2012, 57, 59–64.</w:t>
       </w:r>
     </w:p>
     <w:p>
@@ -1341,6 +1311,9 @@
         <w:ind w:left="1440"/>
       </w:pPr>
       <w:r>
+        <w:t xml:space="preserve">This is an excellent question. We attempted to answer this within the text, but perhaps it was not clear. </w:t>
+      </w:r>
+      <w:r>
         <w:t>This pressure was used because it is a c</w:t>
       </w:r>
       <w:r>
@@ -1362,7 +1335,10 @@
         <w:t xml:space="preserve"> </w:t>
       </w:r>
       <w:r>
-        <w:t>The following paragraph is in the text and has not been modified:</w:t>
+        <w:t xml:space="preserve">We have modified </w:t>
+      </w:r>
+      <w:r>
+        <w:t>a paragraph in the nondimensionalization section of the discussion to read as follows:</w:t>
       </w:r>
     </w:p>
     <w:p>
@@ -1386,7 +1362,61 @@
         <w:t>620</w:t>
       </w:r>
       <w:r>
-        <w:t xml:space="preserve"> = 620 kPa is the maximum supply pressure for our system, and other users of this actuator may use a different supply pressure. However, this supply pressure is not required, and normalizing by this value was chosen as a method for improving the optimization techniques by reducing the sensitivity of the term associated with pressure. This equation will work for any pressure supplies below 620 kPa . We also anticipate the equation will also work for pressures up to 800 kPa (the maximum rated pressure for Festo ϕ10 mm BPAs), however, we do not have the data to confirm this.</w:t>
+        <w:t xml:space="preserve"> = 620 kPa is the maximum supply pressure </w:t>
+      </w:r>
+      <w:r>
+        <w:t xml:space="preserve">of our building and </w:t>
+      </w:r>
+      <w:r>
+        <w:t xml:space="preserve">for our system, and </w:t>
+      </w:r>
+      <w:r>
+        <w:t xml:space="preserve">we note that </w:t>
+      </w:r>
+      <w:r>
+        <w:t>other users of this actuator may use a different supply pressure.</w:t>
+      </w:r>
+      <w:r>
+        <w:t xml:space="preserve"> </w:t>
+      </w:r>
+      <w:r>
+        <w:t xml:space="preserve">This equation will work for any pressure supplies below 620 kPa . </w:t>
+      </w:r>
+      <w:r>
+        <w:t>Additionally, t</w:t>
+      </w:r>
+      <w:r>
+        <w:t>his supply pressure is not required</w:t>
+      </w:r>
+      <w:r>
+        <w:t xml:space="preserve"> for these equations</w:t>
+      </w:r>
+      <w:r>
+        <w:t xml:space="preserve">, and this value was chosen </w:t>
+      </w:r>
+      <w:r>
+        <w:t xml:space="preserve">for normalizing </w:t>
+      </w:r>
+      <w:r>
+        <w:t xml:space="preserve">as a method </w:t>
+      </w:r>
+      <w:r>
+        <w:t>that improves</w:t>
+      </w:r>
+      <w:r>
+        <w:t xml:space="preserve"> optimization by reducing the sensitivity of the term associated with pressure. </w:t>
+      </w:r>
+      <w:r>
+        <w:t xml:space="preserve">This value is divided into the whole system and can easily be multiplied back in to eliminate the normalization if desired. </w:t>
+      </w:r>
+      <w:r>
+        <w:t>We also anticipate the equation</w:t>
+      </w:r>
+      <w:r>
+        <w:t>s</w:t>
+      </w:r>
+      <w:r>
+        <w:t xml:space="preserve"> will also work for pressures up to 800 kPa (the maximum rated pressure for Festo ϕ10 mm BPAs), however, we do not have the data to confirm this.</w:t>
       </w:r>
     </w:p>
     <w:p>
@@ -1419,55 +1449,68 @@
         <w:ind w:left="1440"/>
       </w:pPr>
       <w:r>
-        <w:t>This model can be embedded into real-time control and simulation. We have added a subsection to the Discussion:</w:t>
-      </w:r>
-    </w:p>
-    <w:p>
-      <w:pPr>
-        <w:pStyle w:val="ListParagraph"/>
-        <w:ind w:left="1440"/>
-      </w:pPr>
-    </w:p>
-    <w:p>
-      <w:pPr>
-        <w:pStyle w:val="ListParagraph"/>
-        <w:ind w:left="1440"/>
-      </w:pPr>
-      <w:r>
+        <w:t xml:space="preserve">This model can </w:t>
+      </w:r>
+      <w:r>
+        <w:t xml:space="preserve">indeed </w:t>
+      </w:r>
+      <w:r>
+        <w:t>be embedded into real-time control and simulation. We have added a subsection to the Discussion</w:t>
+      </w:r>
+      <w:r>
+        <w:t xml:space="preserve"> to elaborate on this as follows</w:t>
+      </w:r>
+      <w:r>
+        <w:t>:</w:t>
+      </w:r>
+    </w:p>
+    <w:p>
+      <w:pPr>
+        <w:pStyle w:val="ListParagraph"/>
+        <w:ind w:left="1440"/>
+      </w:pPr>
+    </w:p>
+    <w:p>
+      <w:pPr>
+        <w:pStyle w:val="ListParagraph"/>
+        <w:ind w:left="1440" w:firstLine="720"/>
+        <w:rPr>
+          <w:b/>
+          <w:bCs/>
+        </w:rPr>
+      </w:pPr>
+      <w:r>
+        <w:rPr>
+          <w:b/>
+          <w:bCs/>
+        </w:rPr>
+        <w:lastRenderedPageBreak/>
         <w:t>5.4. Implications for Real-Time Control and Simulation</w:t>
       </w:r>
     </w:p>
     <w:p>
       <w:pPr>
         <w:pStyle w:val="ListParagraph"/>
-        <w:ind w:left="1440"/>
+        <w:ind w:left="2160"/>
       </w:pPr>
       <w:r>
         <w:t>Although pneumatic muscle actuators exhibit hysteresis, thermodynamic effects,</w:t>
       </w:r>
-    </w:p>
-    <w:p>
-      <w:pPr>
-        <w:pStyle w:val="ListParagraph"/>
-        <w:ind w:left="1440"/>
-      </w:pPr>
-      <w:r>
-        <w:t xml:space="preserve">and other dynamic behavior, accurate and high-performance controller designs can still be achieved using a static force-map approach when the underlying static force model is accurate. Martens and </w:t>
-      </w:r>
-      <w:proofErr w:type="spellStart"/>
-      <w:r>
-        <w:t>Boblan</w:t>
-      </w:r>
-      <w:proofErr w:type="spellEnd"/>
-      <w:r>
-        <w:t xml:space="preserve"> explicitly note that BPA dynamics are often dominated by the air dynamics inside the actuator and the mass flow behavior of the valve, such that precise modeling of the static force characteristic remains crucial for torque control accuracy[18 ]. This view is consistent with more recent BPA control work, including a sensor-less</w:t>
-      </w:r>
-    </w:p>
-    <w:p>
-      <w:pPr>
-        <w:pStyle w:val="ListParagraph"/>
-        <w:ind w:left="1440"/>
-      </w:pPr>
+      <w:r>
+        <w:t xml:space="preserve"> </w:t>
+      </w:r>
+      <w:r>
+        <w:t>and other dynamic behavior, accurate and high-performance controller designs can still be achieved using a static force-map approach when the underlying static force model is accurate. Martens and Boblan explicitly note that BPA dynamics are often dominated by the air dynamics inside the actuator and the mass flow behavior of the valve, such that precise modeling of the static force characteristic remains crucial for torque control accuracy</w:t>
+      </w:r>
+      <w:r>
+        <w:t xml:space="preserve"> </w:t>
+      </w:r>
+      <w:r>
+        <w:t>[18 ]. This view is consistent with more recent BPA control work, including a sensor-less</w:t>
+      </w:r>
+      <w:r>
+        <w:t xml:space="preserve"> </w:t>
+      </w:r>
       <w:r>
         <w:t>torque-control interface for BPA-driven joints [26], stable force/position/stiffness control of antagonistic pneumatic-muscle joints [27,28], and sensor-less angle stiffness control of antagonistic BPA systems [29].</w:t>
       </w:r>
@@ -1475,11 +1518,15 @@
     <w:p>
       <w:pPr>
         <w:pStyle w:val="ListParagraph"/>
-        <w:ind w:left="1440"/>
-      </w:pPr>
-      <w:r>
-        <w:lastRenderedPageBreak/>
-        <w:tab/>
+        <w:ind w:left="2160"/>
+      </w:pPr>
+    </w:p>
+    <w:p>
+      <w:pPr>
+        <w:pStyle w:val="ListParagraph"/>
+        <w:ind w:left="2160"/>
+      </w:pPr>
+      <w:r>
         <w:t>In this context, the present model is well suited for real-time use because it reduces the static isometric force prediction to a low-order normalized surface, F</w:t>
       </w:r>
       <w:r>
@@ -1516,11 +1563,7 @@
         <w:t>620</w:t>
       </w:r>
       <w:r>
-        <w:t>(</w:t>
-      </w:r>
-      <w:proofErr w:type="spellStart"/>
-      <w:r>
-        <w:t>l</w:t>
+        <w:t>(l</w:t>
       </w:r>
       <w:r>
         <w:rPr>
@@ -1528,19 +1571,39 @@
         </w:rPr>
         <w:t>rest</w:t>
       </w:r>
-      <w:proofErr w:type="spellEnd"/>
       <w:r>
         <w:t>). This structure is computationally inexpensive to evaluate online and is also suitable for lookup-table implementation. While the present work does not model the full actuator-valve dynamics, it provides the static force relationship needed as a feedforward or inner-model component in real-time torque control, simulation, and preliminary design workflows. It is anticipated that improved real-</w:t>
       </w:r>
-    </w:p>
-    <w:p>
-      <w:pPr>
-        <w:pStyle w:val="ListParagraph"/>
-        <w:ind w:left="1440"/>
-      </w:pPr>
-      <w:r>
-        <w:t>time control for high speed and high precision systems will benefit more from improved modeling of airflow dynamics than dynamics involving actuator hysteresis, damping, and other dynamic behavior.</w:t>
-      </w:r>
+      <w:r>
+        <w:t xml:space="preserve"> </w:t>
+      </w:r>
+      <w:r>
+        <w:t xml:space="preserve">time control for high speed and high precision systems will benefit more from improved modeling of airflow dynamics than </w:t>
+      </w:r>
+      <w:r>
+        <w:t xml:space="preserve">actuator </w:t>
+      </w:r>
+      <w:r>
+        <w:t xml:space="preserve">dynamics </w:t>
+      </w:r>
+      <w:r>
+        <w:t xml:space="preserve">such as </w:t>
+      </w:r>
+      <w:r>
+        <w:t>hysteresis, damping, and other behavior</w:t>
+      </w:r>
+      <w:r>
+        <w:t>s</w:t>
+      </w:r>
+      <w:r>
+        <w:t>.</w:t>
+      </w:r>
+    </w:p>
+    <w:p>
+      <w:pPr>
+        <w:pStyle w:val="ListParagraph"/>
+        <w:ind w:left="2160"/>
+      </w:pPr>
     </w:p>
     <w:p>
       <w:pPr>
@@ -1609,7 +1672,7 @@
         </w:rPr>
         <w:t xml:space="preserve">19. Festo AG &amp; Co. KG. Fluidic Muscle DMSP, 2026. [Product Datasheet]. Available online: </w:t>
       </w:r>
-      <w:hyperlink r:id="rId8" w:history="1">
+      <w:hyperlink r:id="rId12" w:history="1">
         <w:r>
           <w:rPr>
             <w:rStyle w:val="Hyperlink"/>
@@ -1641,42 +1704,27 @@
           <w:sz w:val="20"/>
           <w:szCs w:val="20"/>
         </w:rPr>
-        <w:t xml:space="preserve">20. Lang, R. </w:t>
-      </w:r>
-      <w:proofErr w:type="spellStart"/>
-      <w:r>
+        <w:t>20. Lang, R. MuscleSIM, 2005. [Software]; not publicly available, Dept. TK-ES, Festo AG &amp; Co. KG.</w:t>
+      </w:r>
+    </w:p>
+    <w:p>
+      <w:pPr>
+        <w:pStyle w:val="ListParagraph"/>
+        <w:ind w:left="1440"/>
         <w:rPr>
           <w:sz w:val="20"/>
           <w:szCs w:val="20"/>
         </w:rPr>
-        <w:t>MuscleSIM</w:t>
-      </w:r>
-      <w:proofErr w:type="spellEnd"/>
+      </w:pPr>
       <w:r>
         <w:rPr>
           <w:sz w:val="20"/>
           <w:szCs w:val="20"/>
         </w:rPr>
-        <w:t>, 2005. [Software]; not publicly available, Dept. TK-ES, Festo AG &amp; Co. KG.</w:t>
-      </w:r>
-    </w:p>
-    <w:p>
-      <w:pPr>
-        <w:pStyle w:val="ListParagraph"/>
-        <w:ind w:left="1440"/>
-        <w:rPr>
-          <w:sz w:val="20"/>
-          <w:szCs w:val="20"/>
-        </w:rPr>
-      </w:pPr>
-      <w:r>
-        <w:rPr>
-          <w:sz w:val="20"/>
-          <w:szCs w:val="20"/>
-        </w:rPr>
+        <w:lastRenderedPageBreak/>
         <w:t xml:space="preserve">21. Festo AG &amp; Co. KG. Fluidic Muscle DMSP/MAS, 2018. [Product Datasheet]. Available online: </w:t>
       </w:r>
-      <w:hyperlink r:id="rId9" w:history="1">
+      <w:hyperlink r:id="rId13" w:history="1">
         <w:r>
           <w:rPr>
             <w:rStyle w:val="Hyperlink"/>
@@ -1726,30 +1774,14 @@
         </w:rPr>
         <w:t xml:space="preserve">22. Festo AG &amp; Co. KG. Fluidic Muscle DMSP/MAS, 2013. [Product Datasheet]. Available online: </w:t>
       </w:r>
-      <w:hyperlink r:id="rId10" w:history="1">
+      <w:hyperlink r:id="rId14" w:history="1">
         <w:r>
           <w:rPr>
             <w:rStyle w:val="Hyperlink"/>
             <w:sz w:val="20"/>
             <w:szCs w:val="20"/>
           </w:rPr>
-          <w:t>https://ftp.f</w:t>
-        </w:r>
-        <w:r>
-          <w:rPr>
-            <w:rStyle w:val="Hyperlink"/>
-            <w:sz w:val="20"/>
-            <w:szCs w:val="20"/>
-          </w:rPr>
-          <w:t>e</w:t>
-        </w:r>
-        <w:r>
-          <w:rPr>
-            <w:rStyle w:val="Hyperlink"/>
-            <w:sz w:val="20"/>
-            <w:szCs w:val="20"/>
-          </w:rPr>
-          <w:t>sto.com/Public/PNEUMATIC/SOFTWARE_SERVICE/Documentation/2015/EN/DMSP-MAS_EN.PDF</w:t>
+          <w:t>https://ftp.festo.com/Public/PNEUMATIC/SOFTWARE_SERVICE/Documentation/2015/EN/DMSP-MAS_EN.PDF</w:t>
         </w:r>
       </w:hyperlink>
       <w:r>
@@ -1759,6 +1791,16 @@
         </w:rPr>
         <w:t xml:space="preserve"> (accessed on 26 March 2026).</w:t>
       </w:r>
+    </w:p>
+    <w:p>
+      <w:pPr>
+        <w:ind w:left="360"/>
+      </w:pPr>
+    </w:p>
+    <w:p>
+      <w:pPr>
+        <w:ind w:left="360"/>
+      </w:pPr>
     </w:p>
     <w:p>
       <w:pPr>
@@ -1834,182 +1876,83 @@
     <w:p>
       <w:pPr>
         <w:pStyle w:val="ListParagraph"/>
+        <w:ind w:left="1440"/>
+      </w:pPr>
+      <w:r>
+        <w:t xml:space="preserve">This is a great suggestion. </w:t>
+      </w:r>
+      <w:r>
+        <w:t xml:space="preserve">We have added the following to the Effects of </w:t>
+      </w:r>
+      <w:r>
+        <w:t>R</w:t>
+      </w:r>
+      <w:r>
+        <w:t xml:space="preserve">esting </w:t>
+      </w:r>
+      <w:r>
+        <w:t>L</w:t>
+      </w:r>
+      <w:r>
+        <w:t>ength subsection of the Discussion section:</w:t>
+      </w:r>
+    </w:p>
+    <w:p>
+      <w:pPr>
+        <w:pStyle w:val="ListParagraph"/>
         <w:ind w:left="2160"/>
       </w:pPr>
+    </w:p>
+    <w:p>
+      <w:pPr>
+        <w:pStyle w:val="ListParagraph"/>
+        <w:ind w:left="2160"/>
+      </w:pPr>
+      <w:r>
+        <w:t xml:space="preserve">The main cause for deviations from the Festo MuscleSIM tool is not fully clear. </w:t>
+      </w:r>
+      <w:r>
+        <w:t xml:space="preserve">Festo AG &amp; Co. KG [19] (p. 12) states that force will be reduced by approximately 10% for a minimum nominal length. </w:t>
+      </w:r>
+      <w:r>
+        <w:t>I</w:t>
+      </w:r>
+      <w:r>
+        <w:t xml:space="preserve">n Festo AG &amp; Co. KG [21] (p. 14) they say the force can deviate by 10% based on factors such as: production variation, material variation, and deviation from nominal length (lrest). Festo AG &amp; Co. KG [22] (p. 13) </w:t>
+      </w:r>
+      <w:r>
+        <w:t xml:space="preserve">also </w:t>
+      </w:r>
+      <w:r>
+        <w:t xml:space="preserve">notes that testing was done with BPAs </w:t>
+      </w:r>
+      <w:r>
+        <w:t>where the length is</w:t>
+      </w:r>
+      <w:r>
+        <w:t xml:space="preserve"> ten times the uninflated diameter, and that theoretical force can increase by up to 10%. In each datasheet, the characteristic curves appear to be the same. As demonstrated above, the 100 mm ϕ10 mm BPA should have much less force than what is shown in the curve. This </w:t>
+      </w:r>
+      <w:r>
+        <w:t xml:space="preserve">has consistently been </w:t>
+      </w:r>
+      <w:r>
+        <w:t xml:space="preserve">our experience and </w:t>
+      </w:r>
+      <w:r>
+        <w:t>what motivated this research</w:t>
+      </w:r>
+      <w:r>
+        <w:t>. It is unclear why the MuscleSIM tool then predicts higher force as resting length decreases. It could be a reversed sign coefficient in their internal curve-fit model. We have shown here that as the nominal length goes to zero, so does force.</w:t>
+      </w:r>
+      <w:r>
+        <w:t xml:space="preserve"> </w:t>
+      </w:r>
+      <w:r>
+        <w:t xml:space="preserve">The reason for BPA </w:t>
+      </w:r>
       <w:r>
         <w:lastRenderedPageBreak/>
-        <w:t>We have added the following to the Effects of resting length subsection of the Discussion section:</w:t>
-      </w:r>
-    </w:p>
-    <w:p>
-      <w:pPr>
-        <w:pStyle w:val="ListParagraph"/>
-        <w:ind w:left="2160"/>
-      </w:pPr>
-    </w:p>
-    <w:p>
-      <w:pPr>
-        <w:pStyle w:val="ListParagraph"/>
-        <w:ind w:left="2160"/>
-      </w:pPr>
-      <w:r>
-        <w:t>Festo AG &amp; Co. KG [19] (p. 12) states that force will be reduced by approximately 10%</w:t>
-      </w:r>
-      <w:r>
-        <w:t xml:space="preserve"> </w:t>
-      </w:r>
-      <w:r>
-        <w:t>for a minimum nominal length. in Festo AG &amp; Co. KG [21] (p. 14) they say the force can</w:t>
-      </w:r>
-      <w:r>
-        <w:t xml:space="preserve"> </w:t>
-      </w:r>
-      <w:r>
-        <w:t>deviate by 10% based on factors such as: production variation, material variation, and</w:t>
-      </w:r>
-      <w:r>
-        <w:t xml:space="preserve"> </w:t>
-      </w:r>
-      <w:r>
-        <w:t>deviation from nominal length (</w:t>
-      </w:r>
-      <w:proofErr w:type="spellStart"/>
-      <w:r>
-        <w:t>lrest</w:t>
-      </w:r>
-      <w:proofErr w:type="spellEnd"/>
-      <w:r>
-        <w:t>). Festo AG &amp; Co. KG [22] (p. 13) notes that testing was</w:t>
-      </w:r>
-      <w:r>
-        <w:t xml:space="preserve"> </w:t>
-      </w:r>
-      <w:r>
-        <w:t xml:space="preserve">done with BPAs that are ten times the uninflated diameter, and that theoretical </w:t>
-      </w:r>
-      <w:r>
-        <w:t xml:space="preserve"> f</w:t>
-      </w:r>
-      <w:r>
-        <w:t>orce can</w:t>
-      </w:r>
-      <w:r>
-        <w:t xml:space="preserve"> </w:t>
-      </w:r>
-      <w:r>
-        <w:t>increase by up to 10%. In each datasheet, the characteristic curves appear to be the same.</w:t>
-      </w:r>
-      <w:r>
-        <w:t xml:space="preserve"> </w:t>
-      </w:r>
-      <w:r>
-        <w:t>As demonstrated above, the 100 mm ϕ10 mm BPA should have much less force than what</w:t>
-      </w:r>
-      <w:r>
-        <w:t xml:space="preserve"> </w:t>
-      </w:r>
-      <w:r>
-        <w:t>is shown in the curve. This is our experience and the reason for the testing. It is unclear</w:t>
-      </w:r>
-      <w:r>
-        <w:t xml:space="preserve"> </w:t>
-      </w:r>
-      <w:r>
-        <w:t xml:space="preserve">why the </w:t>
-      </w:r>
-      <w:proofErr w:type="spellStart"/>
-      <w:r>
-        <w:t>MuscleSIM</w:t>
-      </w:r>
-      <w:proofErr w:type="spellEnd"/>
-      <w:r>
-        <w:t xml:space="preserve"> tool then predicts higher force as resting length decreases. It could be</w:t>
-      </w:r>
-      <w:r>
-        <w:t xml:space="preserve"> </w:t>
-      </w:r>
-      <w:r>
-        <w:t>a reversed sign coefficient in their internal curve-fit model. We have shown here that as the</w:t>
-      </w:r>
-      <w:r>
-        <w:t xml:space="preserve"> </w:t>
-      </w:r>
-      <w:r>
-        <w:t>nominal length goes to zero, so does force.</w:t>
-      </w:r>
-    </w:p>
-    <w:p>
-      <w:pPr>
-        <w:pStyle w:val="ListParagraph"/>
-        <w:ind w:left="2160"/>
-      </w:pPr>
-      <w:r>
-        <w:t>The reason for BPA models predicting higher force than what is measured experimentally is a recurrent theme across many models: they do not account for the end effects of the</w:t>
-      </w:r>
-      <w:r>
-        <w:t xml:space="preserve"> </w:t>
-      </w:r>
-      <w:r>
-        <w:t>pressure vessel where end effects dominate. Nominally, the clamped ends fix the inner and</w:t>
-      </w:r>
-      <w:r>
-        <w:t xml:space="preserve"> </w:t>
-      </w:r>
-      <w:r>
-        <w:t>outer diameter while allow axial and radial displacement. In the isometric case, there is</w:t>
-      </w:r>
-    </w:p>
-    <w:p>
-      <w:pPr>
-        <w:pStyle w:val="ListParagraph"/>
-        <w:ind w:left="2160"/>
-      </w:pPr>
-      <w:r>
-        <w:t>only radial displacement. The boundary conditions force steep gradients in stress and strain</w:t>
-      </w:r>
-      <w:r>
-        <w:t xml:space="preserve"> </w:t>
-      </w:r>
-      <w:r>
-        <w:t>near the ends. Near the boundary conditions are where axial, radial, and circumferential</w:t>
-      </w:r>
-      <w:r>
-        <w:t xml:space="preserve"> </w:t>
-      </w:r>
-      <w:r>
-        <w:t>strains deviate from analytic solutions to a cylindrical model. For a constant pressure, the</w:t>
-      </w:r>
-      <w:r>
-        <w:t xml:space="preserve"> </w:t>
-      </w:r>
-      <w:r>
-        <w:t>end effect region appears to have the same length. Therefore, in shorter BPAs, the end</w:t>
-      </w:r>
-      <w:r>
-        <w:t xml:space="preserve"> </w:t>
-      </w:r>
-      <w:r>
-        <w:t xml:space="preserve">effects dominate. The axial length scale of the boundary section is comparable to </w:t>
-      </w:r>
-      <w:proofErr w:type="spellStart"/>
-      <w:r>
-        <w:t>l</w:t>
-      </w:r>
-      <w:r>
-        <w:rPr>
-          <w:vertAlign w:val="subscript"/>
-        </w:rPr>
-        <w:t>rest</w:t>
-      </w:r>
-      <w:proofErr w:type="spellEnd"/>
-      <w:r>
-        <w:t>, and</w:t>
-      </w:r>
-      <w:r>
-        <w:t xml:space="preserve"> </w:t>
-      </w:r>
-      <w:r>
-        <w:t>the active force differs substantially from that of an assumed perfect cylinder.</w:t>
+        <w:t>models predicting higher force than what is measured experimentally is a recurrent theme across many models as they do not account for the end effects associated with clamping the ends of pressure vessel. Nominally, the clamped ends fix the inner and outer diameter , which force steep gradients in stress and strain near the ends. Axial, radial, and circumferential strains deviate from analytic solutions to a cylindrical model at these boundaries. For constant pressures, the end effect region has the same length. Therefore, in shorter BPAs, the end effects dominate, greatly affecting the force-pressure-contraction curves, and the active force differs substantially from that of an assumed perfect cylinder.</w:t>
       </w:r>
     </w:p>
     <w:p>
@@ -2041,16 +1984,9 @@
           <w:sz w:val="20"/>
           <w:szCs w:val="20"/>
         </w:rPr>
-        <w:t xml:space="preserve">19. </w:t>
-      </w:r>
-      <w:r>
-        <w:rPr>
-          <w:sz w:val="20"/>
-          <w:szCs w:val="20"/>
-        </w:rPr>
-        <w:t xml:space="preserve">Festo AG &amp; Co. KG. Fluidic Muscle DMSP, 2026. [Product Datasheet]. Available online: </w:t>
-      </w:r>
-      <w:hyperlink r:id="rId11" w:history="1">
+        <w:t xml:space="preserve">19. Festo AG &amp; Co. KG. Fluidic Muscle DMSP, 2026. [Product Datasheet]. Available online: </w:t>
+      </w:r>
+      <w:hyperlink r:id="rId15" w:history="1">
         <w:r>
           <w:rPr>
             <w:rStyle w:val="Hyperlink"/>
@@ -2082,16 +2018,9 @@
           <w:sz w:val="20"/>
           <w:szCs w:val="20"/>
         </w:rPr>
-        <w:t xml:space="preserve">21. </w:t>
-      </w:r>
-      <w:r>
-        <w:rPr>
-          <w:sz w:val="20"/>
-          <w:szCs w:val="20"/>
-        </w:rPr>
-        <w:t xml:space="preserve">Festo AG &amp; Co. KG. Fluidic Muscle DMSP/MAS, 2018. [Product Datasheet]. Available online: </w:t>
-      </w:r>
-      <w:hyperlink r:id="rId12" w:history="1">
+        <w:t xml:space="preserve">21. Festo AG &amp; Co. KG. Fluidic Muscle DMSP/MAS, 2018. [Product Datasheet]. Available online: </w:t>
+      </w:r>
+      <w:hyperlink r:id="rId16" w:history="1">
         <w:r>
           <w:rPr>
             <w:rStyle w:val="Hyperlink"/>
@@ -2123,17 +2052,9 @@
           <w:sz w:val="20"/>
           <w:szCs w:val="20"/>
         </w:rPr>
-        <w:lastRenderedPageBreak/>
-        <w:t xml:space="preserve">22. </w:t>
-      </w:r>
-      <w:r>
-        <w:rPr>
-          <w:sz w:val="20"/>
-          <w:szCs w:val="20"/>
-        </w:rPr>
-        <w:t xml:space="preserve">Festo AG &amp; Co. KG. Fluidic Muscle DMSP/MAS, 2013. [Product Datasheet]. Available online: </w:t>
-      </w:r>
-      <w:hyperlink r:id="rId13" w:history="1">
+        <w:t xml:space="preserve">22. Festo AG &amp; Co. KG. Fluidic Muscle DMSP/MAS, 2013. [Product Datasheet]. Available online: </w:t>
+      </w:r>
+      <w:hyperlink r:id="rId17" w:history="1">
         <w:r>
           <w:rPr>
             <w:rStyle w:val="Hyperlink"/>
@@ -2205,16 +2126,28 @@
         <w:ind w:left="1440"/>
       </w:pPr>
       <w:r>
-        <w:t>The reviewer makes an excellent point. We have added the subsection</w:t>
-      </w:r>
-      <w:r>
-        <w:t xml:space="preserve"> Biomimetic Artificial Muscle Analogy </w:t>
+        <w:t xml:space="preserve">The reviewer makes an excellent point. We have added </w:t>
+      </w:r>
+      <w:r>
+        <w:t xml:space="preserve">a </w:t>
+      </w:r>
+      <w:r>
+        <w:t>subsection</w:t>
+      </w:r>
+      <w:r>
+        <w:t xml:space="preserve"> </w:t>
+      </w:r>
+      <w:r>
+        <w:t xml:space="preserve">titled </w:t>
+      </w:r>
+      <w:r>
+        <w:t xml:space="preserve">Biomimetic Artificial Muscle Analogy </w:t>
       </w:r>
       <w:r>
         <w:t xml:space="preserve">to the </w:t>
       </w:r>
       <w:r>
-        <w:t xml:space="preserve">discussion </w:t>
+        <w:t xml:space="preserve">Discussion </w:t>
       </w:r>
       <w:r>
         <w:t xml:space="preserve">and instead of Thelen we cite older work from Winters[30] and </w:t>
@@ -2241,237 +2174,88 @@
     <w:p>
       <w:pPr>
         <w:pStyle w:val="ListParagraph"/>
-        <w:ind w:left="1440"/>
-      </w:pPr>
-      <w:r>
+        <w:ind w:left="2160"/>
+        <w:rPr>
+          <w:b/>
+          <w:bCs/>
+        </w:rPr>
+      </w:pPr>
+      <w:r>
+        <w:rPr>
+          <w:b/>
+          <w:bCs/>
+        </w:rPr>
         <w:t>5.5. Biomimetic Artificial Muscle Analogy</w:t>
       </w:r>
     </w:p>
     <w:p>
       <w:pPr>
         <w:pStyle w:val="ListParagraph"/>
-        <w:ind w:left="1440" w:firstLine="720"/>
-      </w:pPr>
-      <w:r>
-        <w:t>BPA artificial muscles are often said to be analogous to biological muscles because</w:t>
+        <w:ind w:left="2160"/>
+      </w:pPr>
+      <w:r>
+        <w:t xml:space="preserve">BPA artificial muscles are often said to be analogous to biological muscles because they have force length curves and can produce force only in tension. This analogy is worth closer inspection. For example, the describes the passive force–length curve has been described as an </w:t>
+      </w:r>
+      <w:r>
+        <w:lastRenderedPageBreak/>
+        <w:t>exponential function arising from connective tissue elements, while the active force–length relationship is typically modeled as a bell-shaped curve reflecting actin–myosin overlap [ 30]. These formulations emphasize that muscle force generation is governed by nonlinear geometric and material interactions rather than simple linear elasticity. McKibben type pneumatic artificial muscles (of which Festo is an example)</w:t>
       </w:r>
       <w:r>
         <w:t xml:space="preserve"> </w:t>
       </w:r>
       <w:r>
-        <w:t>they have force length curves and can produce force only in tension. This analogy is</w:t>
+        <w:t>exhibit analogous nonlinear behavior, though arising from fundamentally different physical mechanisms. As shown by Chou and Hannaford, the force–length relationship of McKibben actuators is derived from geometric constraints imposed by the braided shell, leading to a nonlinear dependence of force on actuator length through the braid angle [23]. In their formulation, actuator force is proportional to pressure and a nonlinear geometric term (3 cos2 θ − 1), which governs both the maximum contraction limit and the curvature of the</w:t>
       </w:r>
       <w:r>
         <w:t xml:space="preserve"> </w:t>
       </w:r>
       <w:r>
-        <w:t>worth closer inspection. For example, the describes the passive force–length curve has</w:t>
+        <w:t>force–length relationship. The work presented here demonstrates that this nonlinear curve can be well approximated by an exponential as well.</w:t>
+      </w:r>
+    </w:p>
+    <w:p>
+      <w:pPr>
+        <w:pStyle w:val="ListParagraph"/>
+        <w:ind w:left="2160" w:firstLine="720"/>
+      </w:pPr>
+    </w:p>
+    <w:p>
+      <w:pPr>
+        <w:pStyle w:val="ListParagraph"/>
+        <w:ind w:left="2160"/>
+      </w:pPr>
+      <w:r>
+        <w:t>However, there are some distinct differences between how these artificial muscles behave when compared to biological muscles. For example, the biological muscle optimum fiber length l</w:t>
+      </w:r>
+      <w:r>
+        <w:rPr>
+          <w:vertAlign w:val="subscript"/>
+        </w:rPr>
+        <w:t>OFL</w:t>
+      </w:r>
+      <w:r>
+        <w:t xml:space="preserve"> is not equivalent to l</w:t>
+      </w:r>
+      <w:r>
+        <w:rPr>
+          <w:vertAlign w:val="subscript"/>
+        </w:rPr>
+        <w:t>rest</w:t>
+      </w:r>
+      <w:r>
+        <w:t xml:space="preserve"> in the muscles. The maximum active force that the artificial muscles can produce is at the resting length, also the maximum length, of the artificial muscles. In contrast, the maximum active force a biological muscle length can produce is somewhere in the middle of the total contractile length of the muscle. Furthermore, biological muscles can adapt the optimal operating length through structural remodeling (e.g., sarcomere addition or tendon compliance) while BPAs have</w:t>
       </w:r>
       <w:r>
         <w:t xml:space="preserve"> </w:t>
       </w:r>
       <w:r>
-        <w:t>been described as an exponential function arising from connective tissue elements, while</w:t>
-      </w:r>
-      <w:r>
-        <w:t xml:space="preserve"> </w:t>
-      </w:r>
-      <w:r>
-        <w:t>the active force–length relationship is typically modeled as a bell-shaped curve reflecting</w:t>
-      </w:r>
-      <w:r>
-        <w:t xml:space="preserve"> </w:t>
-      </w:r>
-      <w:r>
-        <w:t>actin–myosin overlap [ 30]. These formulations emphasize that muscle force generation</w:t>
-      </w:r>
-      <w:r>
-        <w:t xml:space="preserve"> </w:t>
-      </w:r>
-      <w:r>
-        <w:t>is governed by nonlinear geometric and material interactions rather than simple linear</w:t>
-      </w:r>
-      <w:r>
-        <w:t xml:space="preserve"> </w:t>
-      </w:r>
-      <w:r>
-        <w:t>elasticity. McKibben type pneumatic artificial muscles (of which Festo is an example)</w:t>
-      </w:r>
-    </w:p>
-    <w:p>
-      <w:pPr>
-        <w:pStyle w:val="ListParagraph"/>
-        <w:ind w:left="1440"/>
-      </w:pPr>
-      <w:r>
-        <w:t>exhibit analogous nonlinear behavior, though arising from fundamentally different physical</w:t>
-      </w:r>
-      <w:r>
-        <w:t xml:space="preserve"> </w:t>
-      </w:r>
-      <w:r>
-        <w:t>mechanisms. As shown by Chou and Hannaford, the force–length relationship of McKibben</w:t>
-      </w:r>
-      <w:r>
-        <w:t xml:space="preserve"> </w:t>
-      </w:r>
-      <w:r>
-        <w:t>actuators is derived from geometric constraints imposed by the braided shell, leading to</w:t>
-      </w:r>
-      <w:r>
-        <w:t xml:space="preserve"> </w:t>
-      </w:r>
-      <w:r>
-        <w:t>a nonlinear dependence of force on actuator length through the braid angle [23]. In their</w:t>
-      </w:r>
-      <w:r>
-        <w:t xml:space="preserve"> </w:t>
-      </w:r>
-      <w:r>
-        <w:t>formulation, actuator force is proportional to pressure and a nonlinear geometric term</w:t>
-      </w:r>
-      <w:r>
-        <w:t xml:space="preserve"> </w:t>
-      </w:r>
-      <w:r>
-        <w:t>(3 cos2 θ − 1), which governs both the maximum contraction limit and the curvature of the</w:t>
-      </w:r>
-    </w:p>
-    <w:p>
-      <w:pPr>
-        <w:pStyle w:val="ListParagraph"/>
-        <w:ind w:left="1440"/>
-      </w:pPr>
-      <w:r>
-        <w:t>force–length relationship. The work presented here demonstrates that this nonlinear curve</w:t>
-      </w:r>
-      <w:r>
-        <w:t xml:space="preserve"> </w:t>
-      </w:r>
-      <w:r>
-        <w:t>can be well approximated by an exponential as well.</w:t>
-      </w:r>
-    </w:p>
-    <w:p>
-      <w:pPr>
-        <w:pStyle w:val="ListParagraph"/>
-        <w:ind w:left="1440" w:firstLine="720"/>
-      </w:pPr>
-      <w:r>
-        <w:t>However, there are some distinct differences between how these artificial muscles</w:t>
-      </w:r>
-      <w:r>
-        <w:t xml:space="preserve"> </w:t>
-      </w:r>
-      <w:r>
-        <w:t>behave when compared to biological muscles. For example, the biological muscle optimum</w:t>
-      </w:r>
-      <w:r>
-        <w:t xml:space="preserve"> </w:t>
-      </w:r>
-      <w:r>
-        <w:t xml:space="preserve">fiber length </w:t>
-      </w:r>
-      <w:proofErr w:type="spellStart"/>
-      <w:r>
-        <w:t>l</w:t>
-      </w:r>
-      <w:r>
-        <w:rPr>
-          <w:vertAlign w:val="subscript"/>
-        </w:rPr>
-        <w:t>OFL</w:t>
-      </w:r>
-      <w:proofErr w:type="spellEnd"/>
-      <w:r>
-        <w:t xml:space="preserve"> is not equivalent to </w:t>
-      </w:r>
-      <w:proofErr w:type="spellStart"/>
-      <w:r>
-        <w:t>l</w:t>
-      </w:r>
-      <w:r>
-        <w:rPr>
-          <w:vertAlign w:val="subscript"/>
-        </w:rPr>
-        <w:t>rest</w:t>
-      </w:r>
-      <w:proofErr w:type="spellEnd"/>
-      <w:r>
-        <w:t xml:space="preserve"> in the muscles. The maximum active force that</w:t>
-      </w:r>
-      <w:r>
-        <w:t xml:space="preserve"> </w:t>
-      </w:r>
-      <w:r>
-        <w:t xml:space="preserve">the artificial muscles can produce is at </w:t>
-      </w:r>
-      <w:r>
-        <w:lastRenderedPageBreak/>
-        <w:t>the resting length, also the maximum length, of the</w:t>
-      </w:r>
-      <w:r>
-        <w:t xml:space="preserve"> </w:t>
-      </w:r>
-      <w:r>
-        <w:t>artificial muscles. In contrast, the maximum active force a biological muscle length can</w:t>
-      </w:r>
-      <w:r>
-        <w:t xml:space="preserve"> </w:t>
-      </w:r>
-      <w:r>
-        <w:t>produce is somewhere in the middle of the total contractile length of the muscle.</w:t>
-      </w:r>
-      <w:r>
-        <w:t xml:space="preserve"> </w:t>
-      </w:r>
-      <w:r>
-        <w:t>Furthermore, biological muscles can adapt the optimal operating length through</w:t>
-      </w:r>
-      <w:r>
-        <w:t xml:space="preserve"> </w:t>
-      </w:r>
-      <w:r>
-        <w:t>structural remodeling (e.g., sarcomere addition or tendon compliance) while BPAs have</w:t>
-      </w:r>
-    </w:p>
-    <w:p>
-      <w:pPr>
-        <w:pStyle w:val="ListParagraph"/>
-        <w:ind w:left="1440"/>
-      </w:pPr>
-      <w:r>
-        <w:t>a fixed geometric configuration. This allows biological systems to self-optimize for the</w:t>
-      </w:r>
-      <w:r>
-        <w:t xml:space="preserve"> </w:t>
-      </w:r>
-      <w:r>
-        <w:t>particular tasks the animal is subjected to. In order to re-optimize a robot for new tasks,</w:t>
-      </w:r>
-      <w:r>
-        <w:t xml:space="preserve"> </w:t>
-      </w:r>
-      <w:r>
-        <w:t>new actuators would have to be swapped into the system. This distinction highlights a</w:t>
-      </w:r>
-      <w:r>
-        <w:t xml:space="preserve"> </w:t>
-      </w:r>
-      <w:r>
-        <w:t>key limitation of BPAs in biomimetic applications, while also reinforcing the importance of</w:t>
-      </w:r>
-      <w:r>
-        <w:t xml:space="preserve"> </w:t>
-      </w:r>
-      <w:r>
-        <w:t>accurate nonlinear modeling for control and design.</w:t>
-      </w:r>
-    </w:p>
-    <w:p>
-      <w:pPr>
-        <w:pStyle w:val="ListParagraph"/>
-        <w:ind w:left="1440"/>
+        <w:t>a fixed geometric configuration. This allows biological systems to self-optimize for the particular tasks the animal is subjected to. In order to re-optimize a robot for new tasks, new actuators would have to be swapped into the system. This distinction highlights a key limitation of BPAs in biomimetic applications, while also reinforcing the importance of accurate nonlinear modeling for control and design.</w:t>
+      </w:r>
+    </w:p>
+    <w:p>
+      <w:pPr>
+        <w:pStyle w:val="ListParagraph"/>
+        <w:ind w:left="2160"/>
       </w:pPr>
     </w:p>
     <w:p>
@@ -2528,6 +2312,7 @@
           <w:sz w:val="20"/>
           <w:szCs w:val="20"/>
         </w:rPr>
+        <w:lastRenderedPageBreak/>
         <w:t>23. Chou, C.P.; Hannaford, B. Measurement and modeling of McKibben pneumatic artificial muscles. IEEE Transactions on Robotics</w:t>
       </w:r>
       <w:r>
@@ -2596,11 +2381,7 @@
         </w:numPr>
       </w:pPr>
       <w:r>
-        <w:t>An observation is that the disadvantage of BPAs are: "maximum tensile force occurs at resting (i.e., uninflated) length (</w:t>
-      </w:r>
-      <w:proofErr w:type="spellStart"/>
-      <w:r>
-        <w:t>l</w:t>
+        <w:t>An observation is that the disadvantage of BPAs are: "maximum tensile force occurs at resting (i.e., uninflated) length (l</w:t>
       </w:r>
       <w:r>
         <w:rPr>
@@ -2608,38 +2389,34 @@
         </w:rPr>
         <w:t>rest</w:t>
       </w:r>
-      <w:proofErr w:type="spellEnd"/>
-      <w:r>
-        <w:t xml:space="preserve">) rather than at an optimal fiber length".  Is the ability of the natural musculoskeletal system to adapt to the required loads and ranges placed upon them, by changing tenson length, sarcomere and </w:t>
-      </w:r>
-      <w:proofErr w:type="spellStart"/>
-      <w:r>
-        <w:t>fibre</w:t>
-      </w:r>
-      <w:proofErr w:type="spellEnd"/>
-      <w:r>
-        <w:t xml:space="preserve"> numbers, at least as significant problem when trying to mimic the natural system?</w:t>
-      </w:r>
-    </w:p>
-    <w:p>
-      <w:pPr>
-        <w:ind w:left="1440"/>
-      </w:pPr>
-      <w:r>
-        <w:t>As noted to point 2, above, we have included a subsection that includes an answer to your question. Specifically, the last paragraph of the subsection reads:</w:t>
-      </w:r>
-    </w:p>
-    <w:p>
-      <w:pPr>
-        <w:pStyle w:val="ListParagraph"/>
-        <w:ind w:left="1440" w:firstLine="720"/>
-      </w:pPr>
-      <w:r>
-        <w:t xml:space="preserve">However, there are some distinct differences between how these artificial muscles behave when compared to biological muscles. For example, the biological muscle optimum fiber length </w:t>
-      </w:r>
-      <w:proofErr w:type="spellStart"/>
-      <w:r>
-        <w:t>l</w:t>
+      <w:r>
+        <w:t>) rather than at an optimal fiber length".  Is the ability of the natural musculoskeletal system to adapt to the required loads and ranges placed upon them, by changing tenson length, sarcomere and fibre numbers, at least as significant problem when trying to mimic the natural system?</w:t>
+      </w:r>
+    </w:p>
+    <w:p>
+      <w:pPr>
+        <w:ind w:left="1440"/>
+      </w:pPr>
+      <w:r>
+        <w:t>This is a great observation as well. We</w:t>
+      </w:r>
+      <w:r>
+        <w:t xml:space="preserve"> have included </w:t>
+      </w:r>
+      <w:r>
+        <w:t xml:space="preserve">the following in Biomimetic Artificial Muscle Analogy subsection </w:t>
+      </w:r>
+      <w:r>
+        <w:t>:</w:t>
+      </w:r>
+    </w:p>
+    <w:p>
+      <w:pPr>
+        <w:pStyle w:val="ListParagraph"/>
+        <w:ind w:left="2160"/>
+      </w:pPr>
+      <w:r>
+        <w:t>However, there are some distinct differences between how these artificial muscles behave when compared to biological muscles. For example, the biological muscle optimum fiber length l</w:t>
       </w:r>
       <w:r>
         <w:rPr>
@@ -2647,13 +2424,8 @@
         </w:rPr>
         <w:t>OFL</w:t>
       </w:r>
-      <w:proofErr w:type="spellEnd"/>
-      <w:r>
-        <w:t xml:space="preserve"> is not equivalent to </w:t>
-      </w:r>
-      <w:proofErr w:type="spellStart"/>
-      <w:r>
-        <w:t>l</w:t>
+      <w:r>
+        <w:t xml:space="preserve"> is not equivalent to l</w:t>
       </w:r>
       <w:r>
         <w:rPr>
@@ -2661,19 +2433,14 @@
         </w:rPr>
         <w:t>rest</w:t>
       </w:r>
-      <w:proofErr w:type="spellEnd"/>
-      <w:r>
-        <w:t xml:space="preserve"> in the muscles. The maximum active force that the artificial muscles can produce is at the resting length, also the maximum length, of the artificial muscles. In contrast, the maximum active force a biological muscle length can produce is somewhere </w:t>
-      </w:r>
-      <w:r>
-        <w:lastRenderedPageBreak/>
-        <w:t>in the middle of the total contractile length of the muscle. Furthermore, biological muscles can adapt the optimal operating length through structural remodeling (e.g., sarcomere addition or tendon compliance) while BPAs have</w:t>
-      </w:r>
-    </w:p>
-    <w:p>
-      <w:pPr>
-        <w:pStyle w:val="ListParagraph"/>
-        <w:ind w:left="1440"/>
+      <w:r>
+        <w:t xml:space="preserve"> in the muscles. The maximum active force that the artificial muscles can produce is at the resting length, also the maximum length, of the artificial muscles. In contrast, the maximum active force a biological muscle length can produce is somewhere in the middle of the total contractile length of the muscle. Furthermore, biological muscles can adapt the optimal operating length through structural remodeling (e.g., sarcomere addition or tendon compliance) while BPAs have</w:t>
+      </w:r>
+    </w:p>
+    <w:p>
+      <w:pPr>
+        <w:pStyle w:val="ListParagraph"/>
+        <w:ind w:left="2160"/>
       </w:pPr>
       <w:r>
         <w:t>a fixed geometric configuration. This allows biological systems to self-optimize for the particular tasks the animal is subjected to. In order to re-optimize a robot for new tasks, new actuators would have to be swapped into the system. This distinction highlights a key limitation of BPAs in biomimetic applications, while also reinforcing the importance of accurate nonlinear modeling for control and design.</w:t>
@@ -2692,6 +2459,57 @@
     </w:sectPr>
   </w:body>
 </w:document>
+</file>
+
+<file path=word/comments.xml><?xml version="1.0" encoding="utf-8"?>
+<w:comments xmlns:wpc="http://schemas.microsoft.com/office/word/2010/wordprocessingCanvas" xmlns:cx="http://schemas.microsoft.com/office/drawing/2014/chartex" xmlns:cx1="http://schemas.microsoft.com/office/drawing/2015/9/8/chartex" xmlns:cx2="http://schemas.microsoft.com/office/drawing/2015/10/21/chartex" xmlns:cx3="http://schemas.microsoft.com/office/drawing/2016/5/9/chartex" xmlns:cx4="http://schemas.microsoft.com/office/drawing/2016/5/10/chartex" xmlns:cx5="http://schemas.microsoft.com/office/drawing/2016/5/11/chartex" xmlns:cx6="http://schemas.microsoft.com/office/drawing/2016/5/12/chartex" xmlns:cx7="http://schemas.microsoft.com/office/drawing/2016/5/13/chartex" xmlns:cx8="http://schemas.microsoft.com/office/drawing/2016/5/14/chartex" xmlns:mc="http://schemas.openxmlformats.org/markup-compatibility/2006" xmlns:aink="http://schemas.microsoft.com/office/drawing/2016/ink" xmlns:am3d="http://schemas.microsoft.com/office/drawing/2017/model3d" xmlns:o="urn:schemas-microsoft-com:office:office" xmlns:oel="http://schemas.microsoft.com/office/2019/extlst" xmlns:r="http://schemas.openxmlformats.org/officeDocument/2006/relationships" xmlns:m="http://schemas.openxmlformats.org/officeDocument/2006/math" xmlns:v="urn:schemas-microsoft-com:vml" xmlns:wp14="http://schemas.microsoft.com/office/word/2010/wordprocessingDrawing" xmlns:wp="http://schemas.openxmlformats.org/drawingml/2006/wordprocessingDrawing" xmlns:w10="urn:schemas-microsoft-com:office:word" xmlns:w="http://schemas.openxmlformats.org/wordprocessingml/2006/main" xmlns:w14="http://schemas.microsoft.com/office/word/2010/wordml" xmlns:w15="http://schemas.microsoft.com/office/word/2012/wordml" xmlns:w16cex="http://schemas.microsoft.com/office/word/2018/wordml/cex" xmlns:w16cid="http://schemas.microsoft.com/office/word/2016/wordml/cid" xmlns:w16="http://schemas.microsoft.com/office/word/2018/wordml" xmlns:w16du="http://schemas.microsoft.com/office/word/2023/wordml/word16du" xmlns:w16sdtdh="http://schemas.microsoft.com/office/word/2020/wordml/sdtdatahash" xmlns:w16sdtfl="http://schemas.microsoft.com/office/word/2024/wordml/sdtformatlock" xmlns:w16se="http://schemas.microsoft.com/office/word/2015/wordml/symex" xmlns:wpg="http://schemas.microsoft.com/office/word/2010/wordprocessingGroup" xmlns:wpi="http://schemas.microsoft.com/office/word/2010/wordprocessingInk" xmlns:wne="http://schemas.microsoft.com/office/word/2006/wordml" xmlns:wps="http://schemas.microsoft.com/office/word/2010/wordprocessingShape" mc:Ignorable="w14 w15 w16se w16cid w16 w16cex w16sdtdh w16sdtfl w16du wp14">
+  <w:comment w:id="0" w:author="Alexander Hunt" w:date="2026-04-10T10:50:00Z" w:initials="AH">
+    <w:p>
+      <w:pPr>
+        <w:pStyle w:val="CommentText"/>
+      </w:pPr>
+      <w:r>
+        <w:rPr>
+          <w:rStyle w:val="CommentReference"/>
+        </w:rPr>
+        <w:annotationRef/>
+      </w:r>
+      <w:r>
+        <w:t>Need to revert 5, 6, and 8 back. No need to explain the reason for not collecting specific data within the paper.</w:t>
+      </w:r>
+    </w:p>
+  </w:comment>
+</w:comments>
+</file>
+
+<file path=word/commentsExtended.xml><?xml version="1.0" encoding="utf-8"?>
+<w15:commentsEx xmlns:wpc="http://schemas.microsoft.com/office/word/2010/wordprocessingCanvas" xmlns:cx="http://schemas.microsoft.com/office/drawing/2014/chartex" xmlns:cx1="http://schemas.microsoft.com/office/drawing/2015/9/8/chartex" xmlns:cx2="http://schemas.microsoft.com/office/drawing/2015/10/21/chartex" xmlns:cx3="http://schemas.microsoft.com/office/drawing/2016/5/9/chartex" xmlns:cx4="http://schemas.microsoft.com/office/drawing/2016/5/10/chartex" xmlns:cx5="http://schemas.microsoft.com/office/drawing/2016/5/11/chartex" xmlns:cx6="http://schemas.microsoft.com/office/drawing/2016/5/12/chartex" xmlns:cx7="http://schemas.microsoft.com/office/drawing/2016/5/13/chartex" xmlns:cx8="http://schemas.microsoft.com/office/drawing/2016/5/14/chartex" xmlns:mc="http://schemas.openxmlformats.org/markup-compatibility/2006" xmlns:aink="http://schemas.microsoft.com/office/drawing/2016/ink" xmlns:am3d="http://schemas.microsoft.com/office/drawing/2017/model3d" xmlns:o="urn:schemas-microsoft-com:office:office" xmlns:oel="http://schemas.microsoft.com/office/2019/extlst" xmlns:r="http://schemas.openxmlformats.org/officeDocument/2006/relationships" xmlns:m="http://schemas.openxmlformats.org/officeDocument/2006/math" xmlns:v="urn:schemas-microsoft-com:vml" xmlns:wp14="http://schemas.microsoft.com/office/word/2010/wordprocessingDrawing" xmlns:wp="http://schemas.openxmlformats.org/drawingml/2006/wordprocessingDrawing" xmlns:w10="urn:schemas-microsoft-com:office:word" xmlns:w="http://schemas.openxmlformats.org/wordprocessingml/2006/main" xmlns:w14="http://schemas.microsoft.com/office/word/2010/wordml" xmlns:w15="http://schemas.microsoft.com/office/word/2012/wordml" xmlns:w16cex="http://schemas.microsoft.com/office/word/2018/wordml/cex" xmlns:w16cid="http://schemas.microsoft.com/office/word/2016/wordml/cid" xmlns:w16="http://schemas.microsoft.com/office/word/2018/wordml" xmlns:w16du="http://schemas.microsoft.com/office/word/2023/wordml/word16du" xmlns:w16sdtdh="http://schemas.microsoft.com/office/word/2020/wordml/sdtdatahash" xmlns:w16sdtfl="http://schemas.microsoft.com/office/word/2024/wordml/sdtformatlock" xmlns:w16se="http://schemas.microsoft.com/office/word/2015/wordml/symex" xmlns:wpg="http://schemas.microsoft.com/office/word/2010/wordprocessingGroup" xmlns:wpi="http://schemas.microsoft.com/office/word/2010/wordprocessingInk" xmlns:wne="http://schemas.microsoft.com/office/word/2006/wordml" xmlns:wps="http://schemas.microsoft.com/office/word/2010/wordprocessingShape" mc:Ignorable="w14 w15 w16se w16cid w16 w16cex w16sdtdh w16sdtfl w16du wp14">
+  <w15:commentEx w15:paraId="40AD4605" w15:done="1"/>
+</w15:commentsEx>
+</file>
+
+<file path=word/commentsExtensible.xml><?xml version="1.0" encoding="utf-8"?>
+<w16cex:commentsExtensible xmlns:wpc="http://schemas.microsoft.com/office/word/2010/wordprocessingCanvas" xmlns:cx="http://schemas.microsoft.com/office/drawing/2014/chartex" xmlns:cx1="http://schemas.microsoft.com/office/drawing/2015/9/8/chartex" xmlns:cx2="http://schemas.microsoft.com/office/drawing/2015/10/21/chartex" xmlns:cx3="http://schemas.microsoft.com/office/drawing/2016/5/9/chartex" xmlns:cx4="http://schemas.microsoft.com/office/drawing/2016/5/10/chartex" xmlns:cx5="http://schemas.microsoft.com/office/drawing/2016/5/11/chartex" xmlns:cx6="http://schemas.microsoft.com/office/drawing/2016/5/12/chartex" xmlns:cx7="http://schemas.microsoft.com/office/drawing/2016/5/13/chartex" xmlns:cx8="http://schemas.microsoft.com/office/drawing/2016/5/14/chartex" xmlns:cr="http://schemas.microsoft.com/office/comments/2020/reactions" xmlns:mc="http://schemas.openxmlformats.org/markup-compatibility/2006" xmlns:aink="http://schemas.microsoft.com/office/drawing/2016/ink" xmlns:am3d="http://schemas.microsoft.com/office/drawing/2017/model3d" xmlns:o="urn:schemas-microsoft-com:office:office" xmlns:oel="http://schemas.microsoft.com/office/2019/extlst" xmlns:r="http://schemas.openxmlformats.org/officeDocument/2006/relationships" xmlns:m="http://schemas.openxmlformats.org/officeDocument/2006/math" xmlns:v="urn:schemas-microsoft-com:vml" xmlns:wp14="http://schemas.microsoft.com/office/word/2010/wordprocessingDrawing" xmlns:wp="http://schemas.openxmlformats.org/drawingml/2006/wordprocessingDrawing" xmlns:w10="urn:schemas-microsoft-com:office:word" xmlns:w="http://schemas.openxmlformats.org/wordprocessingml/2006/main" xmlns:w14="http://schemas.microsoft.com/office/word/2010/wordml" xmlns:w15="http://schemas.microsoft.com/office/word/2012/wordml" xmlns:w16cex="http://schemas.microsoft.com/office/word/2018/wordml/cex" xmlns:w16cid="http://schemas.microsoft.com/office/word/2016/wordml/cid" xmlns:w16="http://schemas.microsoft.com/office/word/2018/wordml" xmlns:w16du="http://schemas.microsoft.com/office/word/2023/wordml/word16du" xmlns:w16sdtdh="http://schemas.microsoft.com/office/word/2020/wordml/sdtdatahash" xmlns:w16sdtfl="http://schemas.microsoft.com/office/word/2024/wordml/sdtformatlock" xmlns:w16se="http://schemas.microsoft.com/office/word/2015/wordml/symex" xmlns:wpg="http://schemas.microsoft.com/office/word/2010/wordprocessingGroup" xmlns:wpi="http://schemas.microsoft.com/office/word/2010/wordprocessingInk" xmlns:wne="http://schemas.microsoft.com/office/word/2006/wordml" xmlns:wps="http://schemas.microsoft.com/office/word/2010/wordprocessingShape" mc:Ignorable="w14 w15 w16se w16cid w16 w16cex w16sdtdh w16sdtfl cr w16du wp14">
+  <w16cex:commentExtensible w16cex:durableId="7EDA117D" w16cex:dateUtc="2026-04-10T17:50:00Z">
+    <w16cex:extLst>
+      <w16:ext w16:uri="{CE6994B0-6A32-4C9F-8C6B-6E91EDA988CE}">
+        <cr:reactions xmlns:cr="http://schemas.microsoft.com/office/comments/2020/reactions">
+          <cr:reaction reactionType="1">
+            <cr:reactionInfo dateUtc="2026-04-13T21:47:08Z">
+              <cr:user userId="S::bbolen@pdx.edu::2756ab96-c1b4-4d6e-be6a-ace1ad4a8569" userProvider="AD" userName="Ben Bolen"/>
+            </cr:reactionInfo>
+          </cr:reaction>
+        </cr:reactions>
+      </w16:ext>
+    </w16cex:extLst>
+  </w16cex:commentExtensible>
+</w16cex:commentsExtensible>
+</file>
+
+<file path=word/commentsIds.xml><?xml version="1.0" encoding="utf-8"?>
+<w16cid:commentsIds xmlns:wpc="http://schemas.microsoft.com/office/word/2010/wordprocessingCanvas" xmlns:cx="http://schemas.microsoft.com/office/drawing/2014/chartex" xmlns:cx1="http://schemas.microsoft.com/office/drawing/2015/9/8/chartex" xmlns:cx2="http://schemas.microsoft.com/office/drawing/2015/10/21/chartex" xmlns:cx3="http://schemas.microsoft.com/office/drawing/2016/5/9/chartex" xmlns:cx4="http://schemas.microsoft.com/office/drawing/2016/5/10/chartex" xmlns:cx5="http://schemas.microsoft.com/office/drawing/2016/5/11/chartex" xmlns:cx6="http://schemas.microsoft.com/office/drawing/2016/5/12/chartex" xmlns:cx7="http://schemas.microsoft.com/office/drawing/2016/5/13/chartex" xmlns:cx8="http://schemas.microsoft.com/office/drawing/2016/5/14/chartex" xmlns:mc="http://schemas.openxmlformats.org/markup-compatibility/2006" xmlns:aink="http://schemas.microsoft.com/office/drawing/2016/ink" xmlns:am3d="http://schemas.microsoft.com/office/drawing/2017/model3d" xmlns:o="urn:schemas-microsoft-com:office:office" xmlns:oel="http://schemas.microsoft.com/office/2019/extlst" xmlns:r="http://schemas.openxmlformats.org/officeDocument/2006/relationships" xmlns:m="http://schemas.openxmlformats.org/officeDocument/2006/math" xmlns:v="urn:schemas-microsoft-com:vml" xmlns:wp14="http://schemas.microsoft.com/office/word/2010/wordprocessingDrawing" xmlns:wp="http://schemas.openxmlformats.org/drawingml/2006/wordprocessingDrawing" xmlns:w10="urn:schemas-microsoft-com:office:word" xmlns:w="http://schemas.openxmlformats.org/wordprocessingml/2006/main" xmlns:w14="http://schemas.microsoft.com/office/word/2010/wordml" xmlns:w15="http://schemas.microsoft.com/office/word/2012/wordml" xmlns:w16cex="http://schemas.microsoft.com/office/word/2018/wordml/cex" xmlns:w16cid="http://schemas.microsoft.com/office/word/2016/wordml/cid" xmlns:w16="http://schemas.microsoft.com/office/word/2018/wordml" xmlns:w16du="http://schemas.microsoft.com/office/word/2023/wordml/word16du" xmlns:w16sdtdh="http://schemas.microsoft.com/office/word/2020/wordml/sdtdatahash" xmlns:w16sdtfl="http://schemas.microsoft.com/office/word/2024/wordml/sdtformatlock" xmlns:w16se="http://schemas.microsoft.com/office/word/2015/wordml/symex" xmlns:wpg="http://schemas.microsoft.com/office/word/2010/wordprocessingGroup" xmlns:wpi="http://schemas.microsoft.com/office/word/2010/wordprocessingInk" xmlns:wne="http://schemas.microsoft.com/office/word/2006/wordml" xmlns:wps="http://schemas.microsoft.com/office/word/2010/wordprocessingShape" mc:Ignorable="w14 w15 w16se w16cid w16 w16cex w16sdtdh w16sdtfl w16du wp14">
+  <w16cid:commentId w16cid:paraId="40AD4605" w16cid:durableId="7EDA117D"/>
+</w16cid:commentsIds>
 </file>
 
 <file path=word/numbering.xml><?xml version="1.0" encoding="utf-8"?>
@@ -3143,6 +2961,14 @@
     <w:abstractNumId w:val="2"/>
   </w:num>
 </w:numbering>
+</file>
+
+<file path=word/people.xml><?xml version="1.0" encoding="utf-8"?>
+<w15:people xmlns:wpc="http://schemas.microsoft.com/office/word/2010/wordprocessingCanvas" xmlns:cx="http://schemas.microsoft.com/office/drawing/2014/chartex" xmlns:cx1="http://schemas.microsoft.com/office/drawing/2015/9/8/chartex" xmlns:cx2="http://schemas.microsoft.com/office/drawing/2015/10/21/chartex" xmlns:cx3="http://schemas.microsoft.com/office/drawing/2016/5/9/chartex" xmlns:cx4="http://schemas.microsoft.com/office/drawing/2016/5/10/chartex" xmlns:cx5="http://schemas.microsoft.com/office/drawing/2016/5/11/chartex" xmlns:cx6="http://schemas.microsoft.com/office/drawing/2016/5/12/chartex" xmlns:cx7="http://schemas.microsoft.com/office/drawing/2016/5/13/chartex" xmlns:cx8="http://schemas.microsoft.com/office/drawing/2016/5/14/chartex" xmlns:mc="http://schemas.openxmlformats.org/markup-compatibility/2006" xmlns:aink="http://schemas.microsoft.com/office/drawing/2016/ink" xmlns:am3d="http://schemas.microsoft.com/office/drawing/2017/model3d" xmlns:o="urn:schemas-microsoft-com:office:office" xmlns:oel="http://schemas.microsoft.com/office/2019/extlst" xmlns:r="http://schemas.openxmlformats.org/officeDocument/2006/relationships" xmlns:m="http://schemas.openxmlformats.org/officeDocument/2006/math" xmlns:v="urn:schemas-microsoft-com:vml" xmlns:wp14="http://schemas.microsoft.com/office/word/2010/wordprocessingDrawing" xmlns:wp="http://schemas.openxmlformats.org/drawingml/2006/wordprocessingDrawing" xmlns:w10="urn:schemas-microsoft-com:office:word" xmlns:w="http://schemas.openxmlformats.org/wordprocessingml/2006/main" xmlns:w14="http://schemas.microsoft.com/office/word/2010/wordml" xmlns:w15="http://schemas.microsoft.com/office/word/2012/wordml" xmlns:w16cex="http://schemas.microsoft.com/office/word/2018/wordml/cex" xmlns:w16cid="http://schemas.microsoft.com/office/word/2016/wordml/cid" xmlns:w16="http://schemas.microsoft.com/office/word/2018/wordml" xmlns:w16du="http://schemas.microsoft.com/office/word/2023/wordml/word16du" xmlns:w16sdtdh="http://schemas.microsoft.com/office/word/2020/wordml/sdtdatahash" xmlns:w16sdtfl="http://schemas.microsoft.com/office/word/2024/wordml/sdtformatlock" xmlns:w16se="http://schemas.microsoft.com/office/word/2015/wordml/symex" xmlns:wpg="http://schemas.microsoft.com/office/word/2010/wordprocessingGroup" xmlns:wpi="http://schemas.microsoft.com/office/word/2010/wordprocessingInk" xmlns:wne="http://schemas.microsoft.com/office/word/2006/wordml" xmlns:wps="http://schemas.microsoft.com/office/word/2010/wordprocessingShape" mc:Ignorable="w14 w15 w16se w16cid w16 w16cex w16sdtdh w16sdtfl w16du wp14">
+  <w15:person w15:author="Alexander Hunt">
+    <w15:presenceInfo w15:providerId="Windows Live" w15:userId="4b1632b8a2532a3a"/>
+  </w15:person>
+</w15:people>
 </file>
 
 <file path=word/styles.xml><?xml version="1.0" encoding="utf-8"?>
@@ -3748,6 +3574,7 @@
   <w:style w:type="character" w:default="1" w:styleId="DefaultParagraphFont">
     <w:name w:val="Default Paragraph Font"/>
     <w:uiPriority w:val="1"/>
+    <w:semiHidden/>
     <w:unhideWhenUsed/>
   </w:style>
   <w:style w:type="table" w:default="1" w:styleId="TableNormal">
